--- a/Daspro/Praktikum/JOBSHEET 8.docx
+++ b/Daspro/Praktikum/JOBSHEET 8.docx
@@ -2,7 +2,4867 @@
 <file path=word/document.xml><?xml version="1.0" encoding="utf-8"?>
 <w:document xmlns:wpc="http://schemas.microsoft.com/office/word/2010/wordprocessingCanvas" xmlns:cx="http://schemas.microsoft.com/office/drawing/2014/chartex" xmlns:cx1="http://schemas.microsoft.com/office/drawing/2015/9/8/chartex" xmlns:cx2="http://schemas.microsoft.com/office/drawing/2015/10/21/chartex" xmlns:cx3="http://schemas.microsoft.com/office/drawing/2016/5/9/chartex" xmlns:cx4="http://schemas.microsoft.com/office/drawing/2016/5/10/chartex" xmlns:cx5="http://schemas.microsoft.com/office/drawing/2016/5/11/chartex" xmlns:cx6="http://schemas.microsoft.com/office/drawing/2016/5/12/chartex" xmlns:cx7="http://schemas.microsoft.com/office/drawing/2016/5/13/chartex" xmlns:cx8="http://schemas.microsoft.com/office/drawing/2016/5/14/chartex" xmlns:mc="http://schemas.openxmlformats.org/markup-compatibility/2006" xmlns:aink="http://schemas.microsoft.com/office/drawing/2016/ink" xmlns:am3d="http://schemas.microsoft.com/office/drawing/2017/model3d" xmlns:o="urn:schemas-microsoft-com:office:office" xmlns:oel="http://schemas.microsoft.com/office/2019/extlst" xmlns:r="http://schemas.openxmlformats.org/officeDocument/2006/relationships" xmlns:m="http://schemas.openxmlformats.org/officeDocument/2006/math" xmlns:v="urn:schemas-microsoft-com:vml" xmlns:wp14="http://schemas.microsoft.com/office/word/2010/wordprocessingDrawing" xmlns:wp="http://schemas.openxmlformats.org/drawingml/2006/wordprocessingDrawing" xmlns:w10="urn:schemas-microsoft-com:office:word" xmlns:w="http://schemas.openxmlformats.org/wordprocessingml/2006/main" xmlns:w14="http://schemas.microsoft.com/office/word/2010/wordml" xmlns:w15="http://schemas.microsoft.com/office/word/2012/wordml" xmlns:w16cex="http://schemas.microsoft.com/office/word/2018/wordml/cex" xmlns:w16cid="http://schemas.microsoft.com/office/word/2016/wordml/cid" xmlns:w16="http://schemas.microsoft.com/office/word/2018/wordml" xmlns:w16du="http://schemas.microsoft.com/office/word/2023/wordml/word16du" xmlns:w16sdtdh="http://schemas.microsoft.com/office/word/2020/wordml/sdtdatahash" xmlns:w16sdtfl="http://schemas.microsoft.com/office/word/2024/wordml/sdtformatlock" xmlns:w16se="http://schemas.microsoft.com/office/word/2015/wordml/symex" xmlns:wpg="http://schemas.microsoft.com/office/word/2010/wordprocessingGroup" xmlns:wpi="http://schemas.microsoft.com/office/word/2010/wordprocessingInk" xmlns:wne="http://schemas.microsoft.com/office/word/2006/wordml" xmlns:wps="http://schemas.microsoft.com/office/word/2010/wordprocessingShape" mc:Ignorable="w14 w15 w16se w16cid w16 w16cex w16sdtdh w16sdtfl w16du wp14">
   <w:body>
-    <w:p/>
+    <w:p>
+      <w:pPr>
+        <w:rPr>
+          <w:rFonts w:ascii="Times New Roman" w:hAnsi="Times New Roman" w:cs="Times New Roman"/>
+          <w:noProof/>
+          <w:sz w:val="24"/>
+          <w:szCs w:val="24"/>
+        </w:rPr>
+      </w:pPr>
+      <w:r>
+        <w:rPr>
+          <w:rFonts w:ascii="Times New Roman" w:hAnsi="Times New Roman" w:cs="Times New Roman"/>
+          <w:noProof/>
+          <w:sz w:val="24"/>
+          <w:szCs w:val="24"/>
+        </w:rPr>
+        <w:t>Mohammad Fauzan P. D.</w:t>
+      </w:r>
+    </w:p>
+    <w:p>
+      <w:pPr>
+        <w:rPr>
+          <w:rFonts w:ascii="Times New Roman" w:hAnsi="Times New Roman" w:cs="Times New Roman"/>
+          <w:noProof/>
+          <w:sz w:val="24"/>
+          <w:szCs w:val="24"/>
+        </w:rPr>
+      </w:pPr>
+      <w:r>
+        <w:rPr>
+          <w:rFonts w:ascii="Times New Roman" w:hAnsi="Times New Roman" w:cs="Times New Roman"/>
+          <w:noProof/>
+          <w:sz w:val="24"/>
+          <w:szCs w:val="24"/>
+        </w:rPr>
+        <w:t xml:space="preserve"> 264107020159</w:t>
+      </w:r>
+    </w:p>
+    <w:p>
+      <w:pPr>
+        <w:rPr>
+          <w:rFonts w:ascii="Times New Roman" w:hAnsi="Times New Roman" w:cs="Times New Roman"/>
+          <w:noProof/>
+          <w:sz w:val="24"/>
+          <w:szCs w:val="24"/>
+        </w:rPr>
+      </w:pPr>
+      <w:r>
+        <w:rPr>
+          <w:rFonts w:ascii="Times New Roman" w:hAnsi="Times New Roman" w:cs="Times New Roman"/>
+          <w:noProof/>
+          <w:sz w:val="24"/>
+          <w:szCs w:val="24"/>
+        </w:rPr>
+        <w:t>TI – 1C / 19</w:t>
+      </w:r>
+    </w:p>
+    <w:p>
+      <w:pPr>
+        <w:rPr>
+          <w:rFonts w:ascii="Times New Roman" w:hAnsi="Times New Roman" w:cs="Times New Roman"/>
+          <w:noProof/>
+          <w:sz w:val="24"/>
+          <w:szCs w:val="24"/>
+        </w:rPr>
+      </w:pPr>
+      <w:r>
+        <w:rPr>
+          <w:rFonts w:ascii="Times New Roman" w:hAnsi="Times New Roman" w:cs="Times New Roman"/>
+          <w:noProof/>
+          <w:sz w:val="24"/>
+          <w:szCs w:val="24"/>
+        </w:rPr>
+        <w:t>Percobaan 1 :</w:t>
+      </w:r>
+    </w:p>
+    <w:p>
+      <w:pPr>
+        <w:rPr>
+          <w:rFonts w:ascii="Times New Roman" w:hAnsi="Times New Roman" w:cs="Times New Roman"/>
+          <w:noProof/>
+          <w:sz w:val="24"/>
+          <w:szCs w:val="24"/>
+        </w:rPr>
+      </w:pPr>
+      <w:r>
+        <w:rPr>
+          <w:rFonts w:ascii="Times New Roman" w:hAnsi="Times New Roman" w:cs="Times New Roman"/>
+          <w:noProof/>
+          <w:sz w:val="24"/>
+          <w:szCs w:val="24"/>
+        </w:rPr>
+        <w:drawing>
+          <wp:inline distT="0" distB="0" distL="0" distR="0" wp14:anchorId="2C0408E3" wp14:editId="42A7A1CC">
+            <wp:extent cx="5731510" cy="3171825"/>
+            <wp:effectExtent l="0" t="0" r="2540" b="9525"/>
+            <wp:docPr id="592123725" name="Picture 1"/>
+            <wp:cNvGraphicFramePr>
+              <a:graphicFrameLocks xmlns:a="http://schemas.openxmlformats.org/drawingml/2006/main" noChangeAspect="1"/>
+            </wp:cNvGraphicFramePr>
+            <a:graphic xmlns:a="http://schemas.openxmlformats.org/drawingml/2006/main">
+              <a:graphicData uri="http://schemas.openxmlformats.org/drawingml/2006/picture">
+                <pic:pic xmlns:pic="http://schemas.openxmlformats.org/drawingml/2006/picture">
+                  <pic:nvPicPr>
+                    <pic:cNvPr id="592123725" name="Picture 592123725"/>
+                    <pic:cNvPicPr/>
+                  </pic:nvPicPr>
+                  <pic:blipFill>
+                    <a:blip r:embed="rId5">
+                      <a:extLst>
+                        <a:ext uri="{28A0092B-C50C-407E-A947-70E740481C1C}">
+                          <a14:useLocalDpi xmlns:a14="http://schemas.microsoft.com/office/drawing/2010/main" val="0"/>
+                        </a:ext>
+                      </a:extLst>
+                    </a:blip>
+                    <a:stretch>
+                      <a:fillRect/>
+                    </a:stretch>
+                  </pic:blipFill>
+                  <pic:spPr>
+                    <a:xfrm>
+                      <a:off x="0" y="0"/>
+                      <a:ext cx="5731510" cy="3171825"/>
+                    </a:xfrm>
+                    <a:prstGeom prst="rect">
+                      <a:avLst/>
+                    </a:prstGeom>
+                  </pic:spPr>
+                </pic:pic>
+              </a:graphicData>
+            </a:graphic>
+          </wp:inline>
+        </w:drawing>
+      </w:r>
+    </w:p>
+    <w:p>
+      <w:pPr>
+        <w:rPr>
+          <w:rFonts w:ascii="Times New Roman" w:hAnsi="Times New Roman" w:cs="Times New Roman"/>
+          <w:noProof/>
+          <w:sz w:val="24"/>
+          <w:szCs w:val="24"/>
+        </w:rPr>
+      </w:pPr>
+      <w:r>
+        <w:rPr>
+          <w:rFonts w:ascii="Times New Roman" w:hAnsi="Times New Roman" w:cs="Times New Roman"/>
+          <w:noProof/>
+          <w:sz w:val="24"/>
+          <w:szCs w:val="24"/>
+        </w:rPr>
+        <w:t xml:space="preserve">Jawaban </w:t>
+      </w:r>
+    </w:p>
+    <w:p>
+      <w:pPr>
+        <w:pStyle w:val="ListParagraph"/>
+        <w:numPr>
+          <w:ilvl w:val="0"/>
+          <w:numId w:val="1"/>
+        </w:numPr>
+        <w:ind w:hanging="436"/>
+        <w:rPr>
+          <w:rFonts w:ascii="Times New Roman" w:hAnsi="Times New Roman" w:cs="Times New Roman"/>
+          <w:noProof/>
+          <w:sz w:val="24"/>
+          <w:szCs w:val="24"/>
+        </w:rPr>
+      </w:pPr>
+      <w:r>
+        <w:rPr>
+          <w:rFonts w:ascii="Times New Roman" w:hAnsi="Times New Roman" w:cs="Times New Roman"/>
+          <w:b/>
+          <w:bCs/>
+          <w:noProof/>
+          <w:sz w:val="24"/>
+          <w:szCs w:val="24"/>
+        </w:rPr>
+        <w:t>Jumlah karakter * yang tercetak:</w:t>
+      </w:r>
+      <w:r>
+        <w:rPr>
+          <w:rFonts w:ascii="Times New Roman" w:hAnsi="Times New Roman" w:cs="Times New Roman"/>
+          <w:noProof/>
+          <w:sz w:val="24"/>
+          <w:szCs w:val="24"/>
+        </w:rPr>
+        <w:t xml:space="preserve"> </w:t>
+      </w:r>
+      <w:r>
+        <w:rPr>
+          <w:rFonts w:ascii="Times New Roman" w:hAnsi="Times New Roman" w:cs="Times New Roman"/>
+          <w:b/>
+          <w:bCs/>
+          <w:noProof/>
+          <w:sz w:val="24"/>
+          <w:szCs w:val="24"/>
+        </w:rPr>
+        <w:t>6 karakter</w:t>
+      </w:r>
+      <w:r>
+        <w:rPr>
+          <w:rFonts w:ascii="Times New Roman" w:hAnsi="Times New Roman" w:cs="Times New Roman"/>
+          <w:noProof/>
+          <w:sz w:val="24"/>
+          <w:szCs w:val="24"/>
+        </w:rPr>
+        <w:t xml:space="preserve"> (******)</w:t>
+      </w:r>
+    </w:p>
+    <w:p>
+      <w:pPr>
+        <w:pStyle w:val="ListParagraph"/>
+        <w:rPr>
+          <w:rFonts w:ascii="Times New Roman" w:hAnsi="Times New Roman" w:cs="Times New Roman"/>
+          <w:noProof/>
+          <w:sz w:val="24"/>
+          <w:szCs w:val="24"/>
+        </w:rPr>
+      </w:pPr>
+      <w:r>
+        <w:rPr>
+          <w:rFonts w:ascii="Times New Roman" w:hAnsi="Times New Roman" w:cs="Times New Roman"/>
+          <w:b/>
+          <w:bCs/>
+          <w:noProof/>
+          <w:sz w:val="24"/>
+          <w:szCs w:val="24"/>
+        </w:rPr>
+        <w:t>Penjelasan:</w:t>
+      </w:r>
+      <w:r>
+        <w:rPr>
+          <w:rFonts w:ascii="Times New Roman" w:hAnsi="Times New Roman" w:cs="Times New Roman"/>
+          <w:noProof/>
+          <w:sz w:val="24"/>
+          <w:szCs w:val="24"/>
+        </w:rPr>
+        <w:t xml:space="preserve"> Jika inisialisasi diubah menjadi int i = 0 dengan kondisi i &lt;= n dan </w:t>
+      </w:r>
+      <m:oMath>
+        <m:r>
+          <w:rPr>
+            <w:rFonts w:ascii="Cambria Math" w:hAnsi="Cambria Math" w:cs="Times New Roman"/>
+            <w:noProof/>
+            <w:sz w:val="24"/>
+            <w:szCs w:val="24"/>
+          </w:rPr>
+          <m:t>n=5</m:t>
+        </m:r>
+      </m:oMath>
+      <w:r>
+        <w:rPr>
+          <w:rFonts w:ascii="Times New Roman" w:hAnsi="Times New Roman" w:cs="Times New Roman"/>
+          <w:noProof/>
+          <w:sz w:val="24"/>
+          <w:szCs w:val="24"/>
+        </w:rPr>
+        <w:t xml:space="preserve">, maka nilai </w:t>
+      </w:r>
+      <m:oMath>
+        <m:r>
+          <w:rPr>
+            <w:rFonts w:ascii="Cambria Math" w:hAnsi="Cambria Math" w:cs="Times New Roman"/>
+            <w:noProof/>
+            <w:sz w:val="24"/>
+            <w:szCs w:val="24"/>
+          </w:rPr>
+          <m:t>i</m:t>
+        </m:r>
+      </m:oMath>
+      <w:r>
+        <w:rPr>
+          <w:rFonts w:ascii="Times New Roman" w:hAnsi="Times New Roman" w:cs="Times New Roman"/>
+          <w:noProof/>
+          <w:sz w:val="24"/>
+          <w:szCs w:val="24"/>
+        </w:rPr>
+        <w:t xml:space="preserve"> yang memenuhi perulangan adalah </w:t>
+      </w:r>
+      <m:oMath>
+        <m:r>
+          <w:rPr>
+            <w:rFonts w:ascii="Cambria Math" w:hAnsi="Cambria Math" w:cs="Times New Roman"/>
+            <w:noProof/>
+            <w:sz w:val="24"/>
+            <w:szCs w:val="24"/>
+          </w:rPr>
+          <m:t>0,1,2,3,4,5</m:t>
+        </m:r>
+      </m:oMath>
+      <w:r>
+        <w:rPr>
+          <w:rFonts w:ascii="Times New Roman" w:hAnsi="Times New Roman" w:cs="Times New Roman"/>
+          <w:noProof/>
+          <w:sz w:val="24"/>
+          <w:szCs w:val="24"/>
+        </w:rPr>
+        <w:t>. Total ada 6 iterasi, sehingga karakter * yang tercetak sebanyak 6 buah.</w:t>
+      </w:r>
+    </w:p>
+    <w:p>
+      <w:pPr>
+        <w:pStyle w:val="ListParagraph"/>
+        <w:rPr>
+          <w:rFonts w:ascii="Times New Roman" w:hAnsi="Times New Roman" w:cs="Times New Roman"/>
+          <w:noProof/>
+          <w:sz w:val="24"/>
+          <w:szCs w:val="24"/>
+        </w:rPr>
+      </w:pPr>
+      <w:r>
+        <w:rPr>
+          <w:rFonts w:ascii="Times New Roman" w:hAnsi="Times New Roman" w:cs="Times New Roman"/>
+          <w:noProof/>
+          <w:sz w:val="24"/>
+          <w:szCs w:val="24"/>
+        </w:rPr>
+        <w:drawing>
+          <wp:inline distT="0" distB="0" distL="0" distR="0" wp14:anchorId="0353471F" wp14:editId="2CDC14AE">
+            <wp:extent cx="1562235" cy="342930"/>
+            <wp:effectExtent l="0" t="0" r="0" b="0"/>
+            <wp:docPr id="270651518" name="Picture 1"/>
+            <wp:cNvGraphicFramePr>
+              <a:graphicFrameLocks xmlns:a="http://schemas.openxmlformats.org/drawingml/2006/main" noChangeAspect="1"/>
+            </wp:cNvGraphicFramePr>
+            <a:graphic xmlns:a="http://schemas.openxmlformats.org/drawingml/2006/main">
+              <a:graphicData uri="http://schemas.openxmlformats.org/drawingml/2006/picture">
+                <pic:pic xmlns:pic="http://schemas.openxmlformats.org/drawingml/2006/picture">
+                  <pic:nvPicPr>
+                    <pic:cNvPr id="270651518" name=""/>
+                    <pic:cNvPicPr/>
+                  </pic:nvPicPr>
+                  <pic:blipFill>
+                    <a:blip r:embed="rId6"/>
+                    <a:stretch>
+                      <a:fillRect/>
+                    </a:stretch>
+                  </pic:blipFill>
+                  <pic:spPr>
+                    <a:xfrm>
+                      <a:off x="0" y="0"/>
+                      <a:ext cx="1562235" cy="342930"/>
+                    </a:xfrm>
+                    <a:prstGeom prst="rect">
+                      <a:avLst/>
+                    </a:prstGeom>
+                  </pic:spPr>
+                </pic:pic>
+              </a:graphicData>
+            </a:graphic>
+          </wp:inline>
+        </w:drawing>
+      </w:r>
+    </w:p>
+    <w:p>
+      <w:pPr>
+        <w:pStyle w:val="NormalWeb"/>
+        <w:numPr>
+          <w:ilvl w:val="0"/>
+          <w:numId w:val="1"/>
+        </w:numPr>
+        <w:spacing w:before="0" w:beforeAutospacing="0"/>
+        <w:ind w:hanging="436"/>
+        <w:rPr>
+          <w:noProof/>
+        </w:rPr>
+      </w:pPr>
+      <w:r>
+        <w:rPr>
+          <w:b/>
+          <w:bCs/>
+          <w:noProof/>
+        </w:rPr>
+        <w:t xml:space="preserve">Jumlah perulangan saat </w:t>
+      </w:r>
+      <m:oMath>
+        <m:r>
+          <w:rPr>
+            <w:rFonts w:ascii="Cambria Math" w:hAnsi="Cambria Math"/>
+            <w:noProof/>
+          </w:rPr>
+          <m:t>n=5</m:t>
+        </m:r>
+      </m:oMath>
+      <w:r>
+        <w:rPr>
+          <w:b/>
+          <w:bCs/>
+          <w:noProof/>
+        </w:rPr>
+        <w:t>:</w:t>
+      </w:r>
+      <w:r>
+        <w:rPr>
+          <w:noProof/>
+        </w:rPr>
+        <w:t xml:space="preserve"> </w:t>
+      </w:r>
+      <w:r>
+        <w:rPr>
+          <w:b/>
+          <w:bCs/>
+          <w:noProof/>
+        </w:rPr>
+        <w:t>4 kali</w:t>
+      </w:r>
+      <w:r>
+        <w:rPr>
+          <w:noProof/>
+        </w:rPr>
+        <w:t xml:space="preserve"> perulangan.</w:t>
+      </w:r>
+    </w:p>
+    <w:p>
+      <w:pPr>
+        <w:pStyle w:val="NormalWeb"/>
+        <w:spacing w:before="0" w:beforeAutospacing="0"/>
+        <w:ind w:left="720"/>
+        <w:rPr>
+          <w:noProof/>
+        </w:rPr>
+      </w:pPr>
+      <w:r>
+        <w:rPr>
+          <w:b/>
+          <w:bCs/>
+          <w:noProof/>
+        </w:rPr>
+        <w:t>Mengapa hasilnya berbeda?</w:t>
+      </w:r>
+      <w:r>
+        <w:rPr>
+          <w:noProof/>
+        </w:rPr>
+        <w:t xml:space="preserve"> Operator </w:t>
+      </w:r>
+      <w:r>
+        <w:rPr>
+          <w:rStyle w:val="HTMLCode"/>
+          <w:rFonts w:ascii="Times New Roman" w:hAnsi="Times New Roman" w:cs="Times New Roman"/>
+          <w:noProof/>
+          <w:sz w:val="24"/>
+          <w:szCs w:val="24"/>
+        </w:rPr>
+        <w:t>&lt;</w:t>
+      </w:r>
+      <w:r>
+        <w:rPr>
+          <w:noProof/>
+        </w:rPr>
+        <w:t xml:space="preserve"> berarti "kurang dari", sehingga nilai </w:t>
+      </w:r>
+      <m:oMath>
+        <m:r>
+          <w:rPr>
+            <w:rFonts w:ascii="Cambria Math" w:hAnsi="Cambria Math"/>
+            <w:noProof/>
+          </w:rPr>
+          <m:t>n</m:t>
+        </m:r>
+      </m:oMath>
+      <w:r>
+        <w:rPr>
+          <w:noProof/>
+        </w:rPr>
+        <w:t xml:space="preserve"> (</w:t>
+      </w:r>
+      <m:oMath>
+        <m:r>
+          <w:rPr>
+            <w:rFonts w:ascii="Cambria Math" w:hAnsi="Cambria Math"/>
+            <w:noProof/>
+          </w:rPr>
+          <m:t>5</m:t>
+        </m:r>
+      </m:oMath>
+      <w:r>
+        <w:rPr>
+          <w:noProof/>
+        </w:rPr>
+        <w:t xml:space="preserve">) tidak ikut disertakan dalam kondisi. Nilai </w:t>
+      </w:r>
+      <m:oMath>
+        <m:r>
+          <w:rPr>
+            <w:rFonts w:ascii="Cambria Math" w:hAnsi="Cambria Math"/>
+            <w:noProof/>
+          </w:rPr>
+          <m:t>i</m:t>
+        </m:r>
+      </m:oMath>
+      <w:r>
+        <w:rPr>
+          <w:noProof/>
+        </w:rPr>
+        <w:t xml:space="preserve"> yang memenuhi hanya </w:t>
+      </w:r>
+      <m:oMath>
+        <m:r>
+          <w:rPr>
+            <w:rFonts w:ascii="Cambria Math" w:hAnsi="Cambria Math"/>
+            <w:noProof/>
+          </w:rPr>
+          <m:t>1,2,3,4</m:t>
+        </m:r>
+      </m:oMath>
+      <w:r>
+        <w:rPr>
+          <w:noProof/>
+        </w:rPr>
+        <w:t xml:space="preserve">. Akibatnya, jumlah iterasi berkurang 1 dibandingkan menggunakan operator </w:t>
+      </w:r>
+      <w:r>
+        <w:rPr>
+          <w:rStyle w:val="HTMLCode"/>
+          <w:rFonts w:ascii="Times New Roman" w:hAnsi="Times New Roman" w:cs="Times New Roman"/>
+          <w:noProof/>
+          <w:sz w:val="24"/>
+          <w:szCs w:val="24"/>
+        </w:rPr>
+        <w:t>&lt;=</w:t>
+      </w:r>
+      <w:r>
+        <w:rPr>
+          <w:noProof/>
+        </w:rPr>
+        <w:t>.</w:t>
+      </w:r>
+    </w:p>
+    <w:p>
+      <w:pPr>
+        <w:pStyle w:val="NormalWeb"/>
+        <w:numPr>
+          <w:ilvl w:val="0"/>
+          <w:numId w:val="1"/>
+        </w:numPr>
+        <w:spacing w:before="0" w:beforeAutospacing="0"/>
+        <w:ind w:hanging="436"/>
+        <w:rPr>
+          <w:noProof/>
+        </w:rPr>
+      </w:pPr>
+      <w:r>
+        <w:rPr>
+          <w:noProof/>
+        </w:rPr>
+        <w:t>Genap Positif</w:t>
+      </w:r>
+    </w:p>
+    <w:p>
+      <w:pPr>
+        <w:pStyle w:val="NormalWeb"/>
+        <w:spacing w:before="0" w:beforeAutospacing="0"/>
+        <w:ind w:left="720"/>
+        <w:rPr>
+          <w:noProof/>
+        </w:rPr>
+      </w:pPr>
+      <w:r>
+        <w:rPr>
+          <w:noProof/>
+        </w:rPr>
+        <w:drawing>
+          <wp:inline distT="0" distB="0" distL="0" distR="0" wp14:anchorId="6BCF3799" wp14:editId="0794CA71">
+            <wp:extent cx="2339543" cy="464860"/>
+            <wp:effectExtent l="0" t="0" r="3810" b="0"/>
+            <wp:docPr id="923063688" name="Picture 1"/>
+            <wp:cNvGraphicFramePr>
+              <a:graphicFrameLocks xmlns:a="http://schemas.openxmlformats.org/drawingml/2006/main" noChangeAspect="1"/>
+            </wp:cNvGraphicFramePr>
+            <a:graphic xmlns:a="http://schemas.openxmlformats.org/drawingml/2006/main">
+              <a:graphicData uri="http://schemas.openxmlformats.org/drawingml/2006/picture">
+                <pic:pic xmlns:pic="http://schemas.openxmlformats.org/drawingml/2006/picture">
+                  <pic:nvPicPr>
+                    <pic:cNvPr id="923063688" name=""/>
+                    <pic:cNvPicPr/>
+                  </pic:nvPicPr>
+                  <pic:blipFill>
+                    <a:blip r:embed="rId7"/>
+                    <a:stretch>
+                      <a:fillRect/>
+                    </a:stretch>
+                  </pic:blipFill>
+                  <pic:spPr>
+                    <a:xfrm>
+                      <a:off x="0" y="0"/>
+                      <a:ext cx="2339543" cy="464860"/>
+                    </a:xfrm>
+                    <a:prstGeom prst="rect">
+                      <a:avLst/>
+                    </a:prstGeom>
+                  </pic:spPr>
+                </pic:pic>
+              </a:graphicData>
+            </a:graphic>
+          </wp:inline>
+        </w:drawing>
+      </w:r>
+      <w:r>
+        <w:rPr>
+          <w:noProof/>
+        </w:rPr>
+        <w:drawing>
+          <wp:inline distT="0" distB="0" distL="0" distR="0" wp14:anchorId="10972630" wp14:editId="11A0B397">
+            <wp:extent cx="1386960" cy="342930"/>
+            <wp:effectExtent l="0" t="0" r="3810" b="0"/>
+            <wp:docPr id="453719267" name="Picture 1"/>
+            <wp:cNvGraphicFramePr>
+              <a:graphicFrameLocks xmlns:a="http://schemas.openxmlformats.org/drawingml/2006/main" noChangeAspect="1"/>
+            </wp:cNvGraphicFramePr>
+            <a:graphic xmlns:a="http://schemas.openxmlformats.org/drawingml/2006/main">
+              <a:graphicData uri="http://schemas.openxmlformats.org/drawingml/2006/picture">
+                <pic:pic xmlns:pic="http://schemas.openxmlformats.org/drawingml/2006/picture">
+                  <pic:nvPicPr>
+                    <pic:cNvPr id="453719267" name=""/>
+                    <pic:cNvPicPr/>
+                  </pic:nvPicPr>
+                  <pic:blipFill>
+                    <a:blip r:embed="rId8"/>
+                    <a:stretch>
+                      <a:fillRect/>
+                    </a:stretch>
+                  </pic:blipFill>
+                  <pic:spPr>
+                    <a:xfrm>
+                      <a:off x="0" y="0"/>
+                      <a:ext cx="1386960" cy="342930"/>
+                    </a:xfrm>
+                    <a:prstGeom prst="rect">
+                      <a:avLst/>
+                    </a:prstGeom>
+                  </pic:spPr>
+                </pic:pic>
+              </a:graphicData>
+            </a:graphic>
+          </wp:inline>
+        </w:drawing>
+      </w:r>
+    </w:p>
+    <w:p>
+      <w:pPr>
+        <w:pStyle w:val="NormalWeb"/>
+        <w:spacing w:before="0" w:beforeAutospacing="0"/>
+        <w:ind w:left="720"/>
+        <w:rPr>
+          <w:noProof/>
+        </w:rPr>
+      </w:pPr>
+      <w:r>
+        <w:rPr>
+          <w:noProof/>
+        </w:rPr>
+        <w:t>Ganjil Positif</w:t>
+      </w:r>
+    </w:p>
+    <w:p>
+      <w:pPr>
+        <w:pStyle w:val="NormalWeb"/>
+        <w:spacing w:before="0" w:beforeAutospacing="0"/>
+        <w:ind w:left="720"/>
+        <w:rPr>
+          <w:noProof/>
+        </w:rPr>
+      </w:pPr>
+      <w:r>
+        <w:rPr>
+          <w:noProof/>
+        </w:rPr>
+        <w:drawing>
+          <wp:inline distT="0" distB="0" distL="0" distR="0" wp14:anchorId="031EEBF3" wp14:editId="544E68F9">
+            <wp:extent cx="2423370" cy="457240"/>
+            <wp:effectExtent l="0" t="0" r="0" b="0"/>
+            <wp:docPr id="622030970" name="Picture 1"/>
+            <wp:cNvGraphicFramePr>
+              <a:graphicFrameLocks xmlns:a="http://schemas.openxmlformats.org/drawingml/2006/main" noChangeAspect="1"/>
+            </wp:cNvGraphicFramePr>
+            <a:graphic xmlns:a="http://schemas.openxmlformats.org/drawingml/2006/main">
+              <a:graphicData uri="http://schemas.openxmlformats.org/drawingml/2006/picture">
+                <pic:pic xmlns:pic="http://schemas.openxmlformats.org/drawingml/2006/picture">
+                  <pic:nvPicPr>
+                    <pic:cNvPr id="622030970" name=""/>
+                    <pic:cNvPicPr/>
+                  </pic:nvPicPr>
+                  <pic:blipFill>
+                    <a:blip r:embed="rId9"/>
+                    <a:stretch>
+                      <a:fillRect/>
+                    </a:stretch>
+                  </pic:blipFill>
+                  <pic:spPr>
+                    <a:xfrm>
+                      <a:off x="0" y="0"/>
+                      <a:ext cx="2423370" cy="457240"/>
+                    </a:xfrm>
+                    <a:prstGeom prst="rect">
+                      <a:avLst/>
+                    </a:prstGeom>
+                  </pic:spPr>
+                </pic:pic>
+              </a:graphicData>
+            </a:graphic>
+          </wp:inline>
+        </w:drawing>
+      </w:r>
+      <w:r>
+        <w:rPr>
+          <w:noProof/>
+        </w:rPr>
+        <w:drawing>
+          <wp:inline distT="0" distB="0" distL="0" distR="0" wp14:anchorId="684AFEE4" wp14:editId="2021553C">
+            <wp:extent cx="1524132" cy="304826"/>
+            <wp:effectExtent l="0" t="0" r="0" b="0"/>
+            <wp:docPr id="762523529" name="Picture 1"/>
+            <wp:cNvGraphicFramePr>
+              <a:graphicFrameLocks xmlns:a="http://schemas.openxmlformats.org/drawingml/2006/main" noChangeAspect="1"/>
+            </wp:cNvGraphicFramePr>
+            <a:graphic xmlns:a="http://schemas.openxmlformats.org/drawingml/2006/main">
+              <a:graphicData uri="http://schemas.openxmlformats.org/drawingml/2006/picture">
+                <pic:pic xmlns:pic="http://schemas.openxmlformats.org/drawingml/2006/picture">
+                  <pic:nvPicPr>
+                    <pic:cNvPr id="762523529" name=""/>
+                    <pic:cNvPicPr/>
+                  </pic:nvPicPr>
+                  <pic:blipFill>
+                    <a:blip r:embed="rId10"/>
+                    <a:stretch>
+                      <a:fillRect/>
+                    </a:stretch>
+                  </pic:blipFill>
+                  <pic:spPr>
+                    <a:xfrm>
+                      <a:off x="0" y="0"/>
+                      <a:ext cx="1524132" cy="304826"/>
+                    </a:xfrm>
+                    <a:prstGeom prst="rect">
+                      <a:avLst/>
+                    </a:prstGeom>
+                  </pic:spPr>
+                </pic:pic>
+              </a:graphicData>
+            </a:graphic>
+          </wp:inline>
+        </w:drawing>
+      </w:r>
+    </w:p>
+    <w:p>
+      <w:pPr>
+        <w:pStyle w:val="ListParagraph"/>
+        <w:numPr>
+          <w:ilvl w:val="0"/>
+          <w:numId w:val="1"/>
+        </w:numPr>
+        <w:spacing w:after="0" w:line="240" w:lineRule="auto"/>
+        <w:ind w:hanging="436"/>
+        <w:rPr>
+          <w:rFonts w:ascii="Times New Roman" w:eastAsia="Times New Roman" w:hAnsi="Times New Roman" w:cs="Times New Roman"/>
+          <w:noProof/>
+          <w:kern w:val="0"/>
+          <w:sz w:val="24"/>
+          <w:szCs w:val="24"/>
+          <w:lang w:eastAsia="en-ID"/>
+          <w14:ligatures w14:val="none"/>
+        </w:rPr>
+      </w:pPr>
+      <w:r>
+        <w:rPr>
+          <w:rFonts w:ascii="Times New Roman" w:eastAsia="Times New Roman" w:hAnsi="Times New Roman" w:cs="Times New Roman"/>
+          <w:b/>
+          <w:bCs/>
+          <w:noProof/>
+          <w:kern w:val="0"/>
+          <w:sz w:val="24"/>
+          <w:szCs w:val="24"/>
+          <w:lang w:eastAsia="en-ID"/>
+          <w14:ligatures w14:val="none"/>
+        </w:rPr>
+        <w:lastRenderedPageBreak/>
+        <w:t>Penjelasan mengapa i-- menyebabkan perulangan terus-menerus (</w:t>
+      </w:r>
+      <w:r>
+        <w:rPr>
+          <w:rFonts w:ascii="Times New Roman" w:eastAsia="Times New Roman" w:hAnsi="Times New Roman" w:cs="Times New Roman"/>
+          <w:b/>
+          <w:bCs/>
+          <w:i/>
+          <w:iCs/>
+          <w:noProof/>
+          <w:kern w:val="0"/>
+          <w:sz w:val="24"/>
+          <w:szCs w:val="24"/>
+          <w:lang w:eastAsia="en-ID"/>
+          <w14:ligatures w14:val="none"/>
+        </w:rPr>
+        <w:t>infinite loop</w:t>
+      </w:r>
+      <w:r>
+        <w:rPr>
+          <w:rFonts w:ascii="Times New Roman" w:eastAsia="Times New Roman" w:hAnsi="Times New Roman" w:cs="Times New Roman"/>
+          <w:b/>
+          <w:bCs/>
+          <w:noProof/>
+          <w:kern w:val="0"/>
+          <w:sz w:val="24"/>
+          <w:szCs w:val="24"/>
+          <w:lang w:eastAsia="en-ID"/>
+          <w14:ligatures w14:val="none"/>
+        </w:rPr>
+        <w:t>):</w:t>
+      </w:r>
+      <w:r>
+        <w:rPr>
+          <w:rFonts w:ascii="Times New Roman" w:eastAsia="Times New Roman" w:hAnsi="Times New Roman" w:cs="Times New Roman"/>
+          <w:noProof/>
+          <w:kern w:val="0"/>
+          <w:sz w:val="24"/>
+          <w:szCs w:val="24"/>
+          <w:lang w:eastAsia="en-ID"/>
+          <w14:ligatures w14:val="none"/>
+        </w:rPr>
+        <w:t xml:space="preserve"> Jika inisialisasi dimulai dari angka positif (misal </w:t>
+      </w:r>
+      <m:oMath>
+        <m:r>
+          <w:rPr>
+            <w:rFonts w:ascii="Cambria Math" w:eastAsia="Times New Roman" w:hAnsi="Cambria Math" w:cs="Times New Roman"/>
+            <w:noProof/>
+            <w:kern w:val="0"/>
+            <w:sz w:val="24"/>
+            <w:szCs w:val="24"/>
+            <w:lang w:eastAsia="en-ID"/>
+            <w14:ligatures w14:val="none"/>
+          </w:rPr>
+          <m:t>i=1</m:t>
+        </m:r>
+      </m:oMath>
+      <w:r>
+        <w:rPr>
+          <w:rFonts w:ascii="Times New Roman" w:eastAsia="Times New Roman" w:hAnsi="Times New Roman" w:cs="Times New Roman"/>
+          <w:noProof/>
+          <w:kern w:val="0"/>
+          <w:sz w:val="24"/>
+          <w:szCs w:val="24"/>
+          <w:lang w:eastAsia="en-ID"/>
+          <w14:ligatures w14:val="none"/>
+        </w:rPr>
+        <w:t xml:space="preserve">) lalu menggunakan </w:t>
+      </w:r>
+      <w:r>
+        <w:rPr>
+          <w:rFonts w:ascii="Times New Roman" w:eastAsia="Times New Roman" w:hAnsi="Times New Roman" w:cs="Times New Roman"/>
+          <w:i/>
+          <w:iCs/>
+          <w:noProof/>
+          <w:kern w:val="0"/>
+          <w:sz w:val="24"/>
+          <w:szCs w:val="24"/>
+          <w:lang w:eastAsia="en-ID"/>
+          <w14:ligatures w14:val="none"/>
+        </w:rPr>
+        <w:t>decrement</w:t>
+      </w:r>
+      <w:r>
+        <w:rPr>
+          <w:rFonts w:ascii="Times New Roman" w:eastAsia="Times New Roman" w:hAnsi="Times New Roman" w:cs="Times New Roman"/>
+          <w:noProof/>
+          <w:kern w:val="0"/>
+          <w:sz w:val="24"/>
+          <w:szCs w:val="24"/>
+          <w:lang w:eastAsia="en-ID"/>
+          <w14:ligatures w14:val="none"/>
+        </w:rPr>
+        <w:t xml:space="preserve"> i--, nilai </w:t>
+      </w:r>
+      <m:oMath>
+        <m:r>
+          <w:rPr>
+            <w:rFonts w:ascii="Cambria Math" w:eastAsia="Times New Roman" w:hAnsi="Cambria Math" w:cs="Times New Roman"/>
+            <w:noProof/>
+            <w:kern w:val="0"/>
+            <w:sz w:val="24"/>
+            <w:szCs w:val="24"/>
+            <w:lang w:eastAsia="en-ID"/>
+            <w14:ligatures w14:val="none"/>
+          </w:rPr>
+          <m:t>i</m:t>
+        </m:r>
+      </m:oMath>
+      <w:r>
+        <w:rPr>
+          <w:rFonts w:ascii="Times New Roman" w:eastAsia="Times New Roman" w:hAnsi="Times New Roman" w:cs="Times New Roman"/>
+          <w:noProof/>
+          <w:kern w:val="0"/>
+          <w:sz w:val="24"/>
+          <w:szCs w:val="24"/>
+          <w:lang w:eastAsia="en-ID"/>
+          <w14:ligatures w14:val="none"/>
+        </w:rPr>
+        <w:t xml:space="preserve"> akan </w:t>
+      </w:r>
+      <w:r>
+        <w:rPr>
+          <w:rFonts w:ascii="Times New Roman" w:eastAsia="Times New Roman" w:hAnsi="Times New Roman" w:cs="Times New Roman"/>
+          <w:b/>
+          <w:bCs/>
+          <w:noProof/>
+          <w:kern w:val="0"/>
+          <w:sz w:val="24"/>
+          <w:szCs w:val="24"/>
+          <w:lang w:eastAsia="en-ID"/>
+          <w14:ligatures w14:val="none"/>
+        </w:rPr>
+        <w:t>terus berkurang</w:t>
+      </w:r>
+      <w:r>
+        <w:rPr>
+          <w:rFonts w:ascii="Times New Roman" w:eastAsia="Times New Roman" w:hAnsi="Times New Roman" w:cs="Times New Roman"/>
+          <w:noProof/>
+          <w:kern w:val="0"/>
+          <w:sz w:val="24"/>
+          <w:szCs w:val="24"/>
+          <w:lang w:eastAsia="en-ID"/>
+          <w14:ligatures w14:val="none"/>
+        </w:rPr>
+        <w:t xml:space="preserve"> (menjadi </w:t>
+      </w:r>
+      <m:oMath>
+        <m:r>
+          <w:rPr>
+            <w:rFonts w:ascii="Cambria Math" w:eastAsia="Times New Roman" w:hAnsi="Cambria Math" w:cs="Times New Roman"/>
+            <w:noProof/>
+            <w:kern w:val="0"/>
+            <w:sz w:val="24"/>
+            <w:szCs w:val="24"/>
+            <w:lang w:eastAsia="en-ID"/>
+            <w14:ligatures w14:val="none"/>
+          </w:rPr>
+          <m:t>0,-1,-2,-3,…</m:t>
+        </m:r>
+      </m:oMath>
+      <w:r>
+        <w:rPr>
+          <w:rFonts w:ascii="Times New Roman" w:eastAsia="Times New Roman" w:hAnsi="Times New Roman" w:cs="Times New Roman"/>
+          <w:noProof/>
+          <w:kern w:val="0"/>
+          <w:sz w:val="24"/>
+          <w:szCs w:val="24"/>
+          <w:lang w:eastAsia="en-ID"/>
+          <w14:ligatures w14:val="none"/>
+        </w:rPr>
+        <w:t xml:space="preserve">). Karena </w:t>
+      </w:r>
+      <m:oMath>
+        <m:r>
+          <w:rPr>
+            <w:rFonts w:ascii="Cambria Math" w:eastAsia="Times New Roman" w:hAnsi="Cambria Math" w:cs="Times New Roman"/>
+            <w:noProof/>
+            <w:kern w:val="0"/>
+            <w:sz w:val="24"/>
+            <w:szCs w:val="24"/>
+            <w:lang w:eastAsia="en-ID"/>
+            <w14:ligatures w14:val="none"/>
+          </w:rPr>
+          <m:t>n</m:t>
+        </m:r>
+      </m:oMath>
+      <w:r>
+        <w:rPr>
+          <w:rFonts w:ascii="Times New Roman" w:eastAsia="Times New Roman" w:hAnsi="Times New Roman" w:cs="Times New Roman"/>
+          <w:noProof/>
+          <w:kern w:val="0"/>
+          <w:sz w:val="24"/>
+          <w:szCs w:val="24"/>
+          <w:lang w:eastAsia="en-ID"/>
+          <w14:ligatures w14:val="none"/>
+        </w:rPr>
+        <w:t xml:space="preserve"> adalah bilangan positif dan nilai </w:t>
+      </w:r>
+      <m:oMath>
+        <m:r>
+          <w:rPr>
+            <w:rFonts w:ascii="Cambria Math" w:eastAsia="Times New Roman" w:hAnsi="Cambria Math" w:cs="Times New Roman"/>
+            <w:noProof/>
+            <w:kern w:val="0"/>
+            <w:sz w:val="24"/>
+            <w:szCs w:val="24"/>
+            <w:lang w:eastAsia="en-ID"/>
+            <w14:ligatures w14:val="none"/>
+          </w:rPr>
+          <m:t>i</m:t>
+        </m:r>
+      </m:oMath>
+      <w:r>
+        <w:rPr>
+          <w:rFonts w:ascii="Times New Roman" w:eastAsia="Times New Roman" w:hAnsi="Times New Roman" w:cs="Times New Roman"/>
+          <w:noProof/>
+          <w:kern w:val="0"/>
+          <w:sz w:val="24"/>
+          <w:szCs w:val="24"/>
+          <w:lang w:eastAsia="en-ID"/>
+          <w14:ligatures w14:val="none"/>
+        </w:rPr>
+        <w:t xml:space="preserve"> justru semakin kecil, kondisi i &lt;= n akan </w:t>
+      </w:r>
+      <w:r>
+        <w:rPr>
+          <w:rFonts w:ascii="Times New Roman" w:eastAsia="Times New Roman" w:hAnsi="Times New Roman" w:cs="Times New Roman"/>
+          <w:b/>
+          <w:bCs/>
+          <w:noProof/>
+          <w:kern w:val="0"/>
+          <w:sz w:val="24"/>
+          <w:szCs w:val="24"/>
+          <w:lang w:eastAsia="en-ID"/>
+          <w14:ligatures w14:val="none"/>
+        </w:rPr>
+        <w:t>selamanya bernilai benar (true)</w:t>
+      </w:r>
+      <w:r>
+        <w:rPr>
+          <w:rFonts w:ascii="Times New Roman" w:eastAsia="Times New Roman" w:hAnsi="Times New Roman" w:cs="Times New Roman"/>
+          <w:noProof/>
+          <w:kern w:val="0"/>
+          <w:sz w:val="24"/>
+          <w:szCs w:val="24"/>
+          <w:lang w:eastAsia="en-ID"/>
+          <w14:ligatures w14:val="none"/>
+        </w:rPr>
+        <w:t xml:space="preserve">. Akibatnya, program terjebak dalam </w:t>
+      </w:r>
+      <w:r>
+        <w:rPr>
+          <w:rFonts w:ascii="Times New Roman" w:eastAsia="Times New Roman" w:hAnsi="Times New Roman" w:cs="Times New Roman"/>
+          <w:i/>
+          <w:iCs/>
+          <w:noProof/>
+          <w:kern w:val="0"/>
+          <w:sz w:val="24"/>
+          <w:szCs w:val="24"/>
+          <w:lang w:eastAsia="en-ID"/>
+          <w14:ligatures w14:val="none"/>
+        </w:rPr>
+        <w:t>infinite loop</w:t>
+      </w:r>
+      <w:r>
+        <w:rPr>
+          <w:rFonts w:ascii="Times New Roman" w:eastAsia="Times New Roman" w:hAnsi="Times New Roman" w:cs="Times New Roman"/>
+          <w:noProof/>
+          <w:kern w:val="0"/>
+          <w:sz w:val="24"/>
+          <w:szCs w:val="24"/>
+          <w:lang w:eastAsia="en-ID"/>
+          <w14:ligatures w14:val="none"/>
+        </w:rPr>
+        <w:t xml:space="preserve"> dan tidak akan pernah berhenti secara otomatis.</w:t>
+      </w:r>
+    </w:p>
+    <w:p>
+      <w:pPr>
+        <w:spacing w:after="0" w:line="240" w:lineRule="auto"/>
+        <w:rPr>
+          <w:rFonts w:ascii="Times New Roman" w:eastAsia="Times New Roman" w:hAnsi="Times New Roman" w:cs="Times New Roman"/>
+          <w:noProof/>
+          <w:kern w:val="0"/>
+          <w:sz w:val="24"/>
+          <w:szCs w:val="24"/>
+          <w:lang w:eastAsia="en-ID"/>
+          <w14:ligatures w14:val="none"/>
+        </w:rPr>
+      </w:pPr>
+    </w:p>
+    <w:p>
+      <w:pPr>
+        <w:spacing w:after="0" w:line="240" w:lineRule="auto"/>
+        <w:rPr>
+          <w:rFonts w:ascii="Times New Roman" w:eastAsia="Times New Roman" w:hAnsi="Times New Roman" w:cs="Times New Roman"/>
+          <w:noProof/>
+          <w:kern w:val="0"/>
+          <w:sz w:val="24"/>
+          <w:szCs w:val="24"/>
+          <w:lang w:eastAsia="en-ID"/>
+          <w14:ligatures w14:val="none"/>
+        </w:rPr>
+      </w:pPr>
+      <w:r>
+        <w:rPr>
+          <w:rFonts w:ascii="Times New Roman" w:eastAsia="Times New Roman" w:hAnsi="Times New Roman" w:cs="Times New Roman"/>
+          <w:noProof/>
+          <w:kern w:val="0"/>
+          <w:sz w:val="24"/>
+          <w:szCs w:val="24"/>
+          <w:lang w:eastAsia="en-ID"/>
+          <w14:ligatures w14:val="none"/>
+        </w:rPr>
+        <w:t>Percobaan 2 :</w:t>
+      </w:r>
+    </w:p>
+    <w:p>
+      <w:pPr>
+        <w:spacing w:after="0" w:line="240" w:lineRule="auto"/>
+        <w:rPr>
+          <w:rFonts w:ascii="Times New Roman" w:eastAsia="Times New Roman" w:hAnsi="Times New Roman" w:cs="Times New Roman"/>
+          <w:noProof/>
+          <w:kern w:val="0"/>
+          <w:sz w:val="24"/>
+          <w:szCs w:val="24"/>
+          <w:lang w:eastAsia="en-ID"/>
+          <w14:ligatures w14:val="none"/>
+        </w:rPr>
+      </w:pPr>
+      <w:r>
+        <w:rPr>
+          <w:rFonts w:ascii="Times New Roman" w:eastAsia="Times New Roman" w:hAnsi="Times New Roman" w:cs="Times New Roman"/>
+          <w:noProof/>
+          <w:kern w:val="0"/>
+          <w:sz w:val="24"/>
+          <w:szCs w:val="24"/>
+          <w:lang w:eastAsia="en-ID"/>
+          <w14:ligatures w14:val="none"/>
+        </w:rPr>
+        <w:drawing>
+          <wp:inline distT="0" distB="0" distL="0" distR="0" wp14:anchorId="216781E6" wp14:editId="293872B5">
+            <wp:extent cx="5731510" cy="1647190"/>
+            <wp:effectExtent l="0" t="0" r="2540" b="0"/>
+            <wp:docPr id="1524850898" name="Picture 1"/>
+            <wp:cNvGraphicFramePr>
+              <a:graphicFrameLocks xmlns:a="http://schemas.openxmlformats.org/drawingml/2006/main" noChangeAspect="1"/>
+            </wp:cNvGraphicFramePr>
+            <a:graphic xmlns:a="http://schemas.openxmlformats.org/drawingml/2006/main">
+              <a:graphicData uri="http://schemas.openxmlformats.org/drawingml/2006/picture">
+                <pic:pic xmlns:pic="http://schemas.openxmlformats.org/drawingml/2006/picture">
+                  <pic:nvPicPr>
+                    <pic:cNvPr id="1524850898" name=""/>
+                    <pic:cNvPicPr/>
+                  </pic:nvPicPr>
+                  <pic:blipFill>
+                    <a:blip r:embed="rId11"/>
+                    <a:stretch>
+                      <a:fillRect/>
+                    </a:stretch>
+                  </pic:blipFill>
+                  <pic:spPr>
+                    <a:xfrm>
+                      <a:off x="0" y="0"/>
+                      <a:ext cx="5731510" cy="1647190"/>
+                    </a:xfrm>
+                    <a:prstGeom prst="rect">
+                      <a:avLst/>
+                    </a:prstGeom>
+                  </pic:spPr>
+                </pic:pic>
+              </a:graphicData>
+            </a:graphic>
+          </wp:inline>
+        </w:drawing>
+      </w:r>
+    </w:p>
+    <w:p>
+      <w:pPr>
+        <w:spacing w:after="0" w:line="240" w:lineRule="auto"/>
+        <w:rPr>
+          <w:rFonts w:ascii="Times New Roman" w:eastAsia="Times New Roman" w:hAnsi="Times New Roman" w:cs="Times New Roman"/>
+          <w:noProof/>
+          <w:kern w:val="0"/>
+          <w:sz w:val="24"/>
+          <w:szCs w:val="24"/>
+          <w:lang w:eastAsia="en-ID"/>
+          <w14:ligatures w14:val="none"/>
+        </w:rPr>
+      </w:pPr>
+      <w:r>
+        <w:rPr>
+          <w:rFonts w:ascii="Times New Roman" w:eastAsia="Times New Roman" w:hAnsi="Times New Roman" w:cs="Times New Roman"/>
+          <w:noProof/>
+          <w:kern w:val="0"/>
+          <w:sz w:val="24"/>
+          <w:szCs w:val="24"/>
+          <w:lang w:eastAsia="en-ID"/>
+          <w14:ligatures w14:val="none"/>
+        </w:rPr>
+        <w:t>Jawaban</w:t>
+      </w:r>
+    </w:p>
+    <w:p>
+      <w:pPr>
+        <w:pStyle w:val="NormalWeb"/>
+        <w:numPr>
+          <w:ilvl w:val="0"/>
+          <w:numId w:val="2"/>
+        </w:numPr>
+        <w:rPr>
+          <w:noProof/>
+        </w:rPr>
+      </w:pPr>
+      <w:r>
+        <w:rPr>
+          <w:b/>
+          <w:bCs/>
+          <w:noProof/>
+        </w:rPr>
+        <w:t xml:space="preserve">Variabel </w:t>
+      </w:r>
+      <w:r>
+        <w:rPr>
+          <w:rStyle w:val="HTMLCode"/>
+          <w:rFonts w:ascii="Times New Roman" w:hAnsi="Times New Roman" w:cs="Times New Roman"/>
+          <w:b/>
+          <w:bCs/>
+          <w:noProof/>
+          <w:sz w:val="24"/>
+          <w:szCs w:val="24"/>
+        </w:rPr>
+        <w:t>i</w:t>
+      </w:r>
+      <w:r>
+        <w:rPr>
+          <w:noProof/>
+        </w:rPr>
+        <w:t xml:space="preserve">: Berfungsi sebagai penghitung/pengontrol untuk </w:t>
+      </w:r>
+      <w:r>
+        <w:rPr>
+          <w:b/>
+          <w:bCs/>
+          <w:noProof/>
+        </w:rPr>
+        <w:t>perulangan luar (</w:t>
+      </w:r>
+      <w:r>
+        <w:rPr>
+          <w:b/>
+          <w:bCs/>
+          <w:i/>
+          <w:iCs/>
+          <w:noProof/>
+        </w:rPr>
+        <w:t>outer loop</w:t>
+      </w:r>
+      <w:r>
+        <w:rPr>
+          <w:b/>
+          <w:bCs/>
+          <w:noProof/>
+        </w:rPr>
+        <w:t>)</w:t>
+      </w:r>
+      <w:r>
+        <w:rPr>
+          <w:noProof/>
+        </w:rPr>
+        <w:t xml:space="preserve"> yang mengatur jumlah </w:t>
+      </w:r>
+      <w:r>
+        <w:rPr>
+          <w:b/>
+          <w:bCs/>
+          <w:noProof/>
+        </w:rPr>
+        <w:t>baris</w:t>
+      </w:r>
+      <w:r>
+        <w:rPr>
+          <w:noProof/>
+        </w:rPr>
+        <w:t xml:space="preserve"> ke bawah.</w:t>
+      </w:r>
+    </w:p>
+    <w:p>
+      <w:pPr>
+        <w:pStyle w:val="NormalWeb"/>
+        <w:ind w:left="720"/>
+        <w:rPr>
+          <w:noProof/>
+        </w:rPr>
+      </w:pPr>
+      <w:r>
+        <w:rPr>
+          <w:b/>
+          <w:bCs/>
+          <w:noProof/>
+        </w:rPr>
+        <w:t xml:space="preserve">Variabel </w:t>
+      </w:r>
+      <w:r>
+        <w:rPr>
+          <w:rStyle w:val="HTMLCode"/>
+          <w:rFonts w:ascii="Times New Roman" w:hAnsi="Times New Roman" w:cs="Times New Roman"/>
+          <w:b/>
+          <w:bCs/>
+          <w:noProof/>
+          <w:sz w:val="24"/>
+          <w:szCs w:val="24"/>
+        </w:rPr>
+        <w:t>j</w:t>
+      </w:r>
+      <w:r>
+        <w:rPr>
+          <w:noProof/>
+        </w:rPr>
+        <w:t xml:space="preserve">: Berfungsi sebagai penghitung/pengontrol untuk </w:t>
+      </w:r>
+      <w:r>
+        <w:rPr>
+          <w:b/>
+          <w:bCs/>
+          <w:noProof/>
+        </w:rPr>
+        <w:t>perulangan dalam (</w:t>
+      </w:r>
+      <w:r>
+        <w:rPr>
+          <w:b/>
+          <w:bCs/>
+          <w:i/>
+          <w:iCs/>
+          <w:noProof/>
+        </w:rPr>
+        <w:t>inner loop</w:t>
+      </w:r>
+      <w:r>
+        <w:rPr>
+          <w:b/>
+          <w:bCs/>
+          <w:noProof/>
+        </w:rPr>
+        <w:t>)</w:t>
+      </w:r>
+      <w:r>
+        <w:rPr>
+          <w:noProof/>
+        </w:rPr>
+        <w:t xml:space="preserve"> yang mengatur jumlah </w:t>
+      </w:r>
+      <w:r>
+        <w:rPr>
+          <w:b/>
+          <w:bCs/>
+          <w:noProof/>
+        </w:rPr>
+        <w:t>kolom</w:t>
+      </w:r>
+      <w:r>
+        <w:rPr>
+          <w:noProof/>
+        </w:rPr>
+        <w:t xml:space="preserve"> atau karakter </w:t>
+      </w:r>
+      <w:r>
+        <w:rPr>
+          <w:rStyle w:val="HTMLCode"/>
+          <w:rFonts w:ascii="Times New Roman" w:hAnsi="Times New Roman" w:cs="Times New Roman"/>
+          <w:noProof/>
+          <w:sz w:val="24"/>
+          <w:szCs w:val="24"/>
+        </w:rPr>
+        <w:t>*</w:t>
+      </w:r>
+      <w:r>
+        <w:rPr>
+          <w:noProof/>
+        </w:rPr>
+        <w:t xml:space="preserve"> yang dicetak menyamping pada setiap baris.</w:t>
+      </w:r>
+    </w:p>
+    <w:p>
+      <w:pPr>
+        <w:pStyle w:val="NormalWeb"/>
+        <w:numPr>
+          <w:ilvl w:val="0"/>
+          <w:numId w:val="2"/>
+        </w:numPr>
+        <w:spacing w:before="0" w:beforeAutospacing="0"/>
+        <w:rPr>
+          <w:noProof/>
+        </w:rPr>
+      </w:pPr>
+      <w:r>
+        <w:rPr>
+          <w:b/>
+          <w:bCs/>
+          <w:i/>
+          <w:iCs/>
+          <w:noProof/>
+        </w:rPr>
+        <w:t>Outer loop</w:t>
+      </w:r>
+      <w:r>
+        <w:rPr>
+          <w:b/>
+          <w:bCs/>
+          <w:noProof/>
+        </w:rPr>
+        <w:t xml:space="preserve"> (Perulangan Luar)</w:t>
+      </w:r>
+      <w:r>
+        <w:rPr>
+          <w:noProof/>
+        </w:rPr>
+        <w:t xml:space="preserve">: Dijalankan sebanyak </w:t>
+      </w:r>
+      <w:r>
+        <w:rPr>
+          <w:b/>
+          <w:bCs/>
+          <w:noProof/>
+        </w:rPr>
+        <w:t>4 kali</w:t>
+      </w:r>
+      <w:r>
+        <w:rPr>
+          <w:noProof/>
+        </w:rPr>
+        <w:t xml:space="preserve"> (sesuai jumlah baris).</w:t>
+      </w:r>
+    </w:p>
+    <w:p>
+      <w:pPr>
+        <w:pStyle w:val="NormalWeb"/>
+        <w:spacing w:before="0" w:beforeAutospacing="0"/>
+        <w:ind w:left="720"/>
+        <w:rPr>
+          <w:noProof/>
+        </w:rPr>
+      </w:pPr>
+      <w:r>
+        <w:rPr>
+          <w:b/>
+          <w:bCs/>
+          <w:i/>
+          <w:iCs/>
+          <w:noProof/>
+        </w:rPr>
+        <w:t>Inner loop</w:t>
+      </w:r>
+      <w:r>
+        <w:rPr>
+          <w:b/>
+          <w:bCs/>
+          <w:noProof/>
+        </w:rPr>
+        <w:t xml:space="preserve"> (Perulangan Dalam)</w:t>
+      </w:r>
+      <w:r>
+        <w:rPr>
+          <w:noProof/>
+        </w:rPr>
+        <w:t xml:space="preserve">: Dijalankan sebanyak </w:t>
+      </w:r>
+      <w:r>
+        <w:rPr>
+          <w:b/>
+          <w:bCs/>
+          <w:noProof/>
+        </w:rPr>
+        <w:t>4 kali</w:t>
+      </w:r>
+      <w:r>
+        <w:rPr>
+          <w:noProof/>
+        </w:rPr>
+        <w:t xml:space="preserve"> (kepala perulangan dalam terpanggil 4 kali oleh </w:t>
+      </w:r>
+      <w:r>
+        <w:rPr>
+          <w:i/>
+          <w:iCs/>
+          <w:noProof/>
+        </w:rPr>
+        <w:t>outer loop</w:t>
+      </w:r>
+      <w:r>
+        <w:rPr>
+          <w:noProof/>
+        </w:rPr>
+        <w:t>).</w:t>
+      </w:r>
+    </w:p>
+    <w:p>
+      <w:pPr>
+        <w:pStyle w:val="NormalWeb"/>
+        <w:spacing w:before="0" w:beforeAutospacing="0"/>
+        <w:ind w:left="720"/>
+        <w:rPr>
+          <w:noProof/>
+        </w:rPr>
+      </w:pPr>
+      <w:r>
+        <w:rPr>
+          <w:b/>
+          <w:bCs/>
+          <w:noProof/>
+        </w:rPr>
+        <w:t xml:space="preserve">Perintah </w:t>
+      </w:r>
+      <w:r>
+        <w:rPr>
+          <w:rStyle w:val="HTMLCode"/>
+          <w:rFonts w:ascii="Times New Roman" w:hAnsi="Times New Roman" w:cs="Times New Roman"/>
+          <w:b/>
+          <w:bCs/>
+          <w:noProof/>
+          <w:sz w:val="24"/>
+          <w:szCs w:val="24"/>
+        </w:rPr>
+        <w:t>print("*")</w:t>
+      </w:r>
+      <w:r>
+        <w:rPr>
+          <w:noProof/>
+        </w:rPr>
+        <w:t xml:space="preserve">: Dijalankan sebanyak </w:t>
+      </w:r>
+      <m:oMath>
+        <m:r>
+          <m:rPr>
+            <m:nor/>
+          </m:rPr>
+          <w:rPr>
+            <w:noProof/>
+          </w:rPr>
+          <m:t>baris</m:t>
+        </m:r>
+        <m:r>
+          <w:rPr>
+            <w:rFonts w:ascii="Cambria Math" w:hAnsi="Cambria Math"/>
+            <w:noProof/>
+          </w:rPr>
+          <m:t>×</m:t>
+        </m:r>
+        <m:r>
+          <m:rPr>
+            <m:nor/>
+          </m:rPr>
+          <w:rPr>
+            <w:noProof/>
+          </w:rPr>
+          <m:t>kolom</m:t>
+        </m:r>
+        <m:r>
+          <w:rPr>
+            <w:rFonts w:ascii="Cambria Math" w:hAnsi="Cambria Math"/>
+            <w:noProof/>
+          </w:rPr>
+          <m:t>=4×7=</m:t>
+        </m:r>
+      </m:oMath>
+      <w:r>
+        <w:rPr>
+          <w:noProof/>
+        </w:rPr>
+        <w:t xml:space="preserve"> </w:t>
+      </w:r>
+      <w:r>
+        <w:rPr>
+          <w:b/>
+          <w:bCs/>
+          <w:noProof/>
+        </w:rPr>
+        <w:t>28 kali</w:t>
+      </w:r>
+      <w:r>
+        <w:rPr>
+          <w:noProof/>
+        </w:rPr>
+        <w:t>.</w:t>
+      </w:r>
+    </w:p>
+    <w:p>
+      <w:pPr>
+        <w:pStyle w:val="NormalWeb"/>
+        <w:numPr>
+          <w:ilvl w:val="0"/>
+          <w:numId w:val="2"/>
+        </w:numPr>
+        <w:spacing w:before="0" w:beforeAutospacing="0"/>
+        <w:ind w:hanging="436"/>
+        <w:rPr>
+          <w:noProof/>
+        </w:rPr>
+      </w:pPr>
+      <w:r>
+        <w:rPr>
+          <w:b/>
+          <w:bCs/>
+          <w:noProof/>
+        </w:rPr>
+        <w:t>Apa yang terjadi?</w:t>
+      </w:r>
+      <w:r>
+        <w:rPr>
+          <w:noProof/>
+        </w:rPr>
+        <w:t xml:space="preserve"> Jika batas perulangan ditukar dengan menggunakan </w:t>
+      </w:r>
+      <w:r>
+        <w:rPr>
+          <w:rStyle w:val="HTMLCode"/>
+          <w:rFonts w:ascii="Times New Roman" w:hAnsi="Times New Roman" w:cs="Times New Roman"/>
+          <w:noProof/>
+          <w:sz w:val="24"/>
+          <w:szCs w:val="24"/>
+        </w:rPr>
+        <w:t>kolom</w:t>
+      </w:r>
+      <w:r>
+        <w:rPr>
+          <w:noProof/>
+        </w:rPr>
+        <w:t xml:space="preserve"> sebagai batas </w:t>
+      </w:r>
+      <w:r>
+        <w:rPr>
+          <w:i/>
+          <w:iCs/>
+          <w:noProof/>
+        </w:rPr>
+        <w:t>outer loop</w:t>
+      </w:r>
+      <w:r>
+        <w:rPr>
+          <w:noProof/>
+        </w:rPr>
+        <w:t xml:space="preserve"> dan </w:t>
+      </w:r>
+      <w:r>
+        <w:rPr>
+          <w:rStyle w:val="HTMLCode"/>
+          <w:rFonts w:ascii="Times New Roman" w:hAnsi="Times New Roman" w:cs="Times New Roman"/>
+          <w:noProof/>
+          <w:sz w:val="24"/>
+          <w:szCs w:val="24"/>
+        </w:rPr>
+        <w:t>baris</w:t>
+      </w:r>
+      <w:r>
+        <w:rPr>
+          <w:noProof/>
+        </w:rPr>
+        <w:t xml:space="preserve"> sebagai batas </w:t>
+      </w:r>
+      <w:r>
+        <w:rPr>
+          <w:i/>
+          <w:iCs/>
+          <w:noProof/>
+        </w:rPr>
+        <w:t>inner loop</w:t>
+      </w:r>
+      <w:r>
+        <w:rPr>
+          <w:noProof/>
+        </w:rPr>
+        <w:t>, maka struktur perulangan akan berbalik.</w:t>
+      </w:r>
+    </w:p>
+    <w:p>
+      <w:pPr>
+        <w:pStyle w:val="NormalWeb"/>
+        <w:spacing w:before="0" w:beforeAutospacing="0"/>
+        <w:ind w:left="720"/>
+        <w:rPr>
+          <w:noProof/>
+        </w:rPr>
+      </w:pPr>
+      <w:r>
+        <w:rPr>
+          <w:b/>
+          <w:bCs/>
+          <w:noProof/>
+        </w:rPr>
+        <w:t xml:space="preserve">Penjelasan (menggunakan </w:t>
+      </w:r>
+      <w:r>
+        <w:rPr>
+          <w:rStyle w:val="HTMLCode"/>
+          <w:rFonts w:ascii="Times New Roman" w:hAnsi="Times New Roman" w:cs="Times New Roman"/>
+          <w:b/>
+          <w:bCs/>
+          <w:noProof/>
+          <w:sz w:val="24"/>
+          <w:szCs w:val="24"/>
+        </w:rPr>
+        <w:t>baris = 3</w:t>
+      </w:r>
+      <w:r>
+        <w:rPr>
+          <w:b/>
+          <w:bCs/>
+          <w:noProof/>
+        </w:rPr>
+        <w:t xml:space="preserve"> dan </w:t>
+      </w:r>
+      <w:r>
+        <w:rPr>
+          <w:rStyle w:val="HTMLCode"/>
+          <w:rFonts w:ascii="Times New Roman" w:hAnsi="Times New Roman" w:cs="Times New Roman"/>
+          <w:b/>
+          <w:bCs/>
+          <w:noProof/>
+          <w:sz w:val="24"/>
+          <w:szCs w:val="24"/>
+        </w:rPr>
+        <w:t>kolom = 6</w:t>
+      </w:r>
+      <w:r>
+        <w:rPr>
+          <w:b/>
+          <w:bCs/>
+          <w:noProof/>
+        </w:rPr>
+        <w:t>):</w:t>
+      </w:r>
+    </w:p>
+    <w:p>
+      <w:pPr>
+        <w:pStyle w:val="NormalWeb"/>
+        <w:ind w:left="720"/>
+        <w:rPr>
+          <w:noProof/>
+        </w:rPr>
+      </w:pPr>
+      <w:r>
+        <w:rPr>
+          <w:noProof/>
+        </w:rPr>
+        <w:t xml:space="preserve">Perulangan luar akan berjalan sebanyak </w:t>
+      </w:r>
+      <w:r>
+        <w:rPr>
+          <w:b/>
+          <w:bCs/>
+          <w:noProof/>
+        </w:rPr>
+        <w:t>6 kali</w:t>
+      </w:r>
+      <w:r>
+        <w:rPr>
+          <w:noProof/>
+        </w:rPr>
+        <w:t xml:space="preserve"> (mengikuti nilai </w:t>
+      </w:r>
+      <w:r>
+        <w:rPr>
+          <w:rStyle w:val="HTMLCode"/>
+          <w:rFonts w:ascii="Times New Roman" w:hAnsi="Times New Roman" w:cs="Times New Roman"/>
+          <w:noProof/>
+          <w:sz w:val="24"/>
+          <w:szCs w:val="24"/>
+        </w:rPr>
+        <w:t>kolom</w:t>
+      </w:r>
+      <w:r>
+        <w:rPr>
+          <w:noProof/>
+        </w:rPr>
+        <w:t>).</w:t>
+      </w:r>
+    </w:p>
+    <w:p>
+      <w:pPr>
+        <w:pStyle w:val="NormalWeb"/>
+        <w:ind w:left="720"/>
+        <w:rPr>
+          <w:noProof/>
+        </w:rPr>
+      </w:pPr>
+      <w:r>
+        <w:rPr>
+          <w:noProof/>
+        </w:rPr>
+        <w:t xml:space="preserve">Perulangan dalam akan mencetak sebanyak </w:t>
+      </w:r>
+      <w:r>
+        <w:rPr>
+          <w:b/>
+          <w:bCs/>
+          <w:noProof/>
+        </w:rPr>
+        <w:t>3 bintang</w:t>
+      </w:r>
+      <w:r>
+        <w:rPr>
+          <w:noProof/>
+        </w:rPr>
+        <w:t xml:space="preserve"> per baris (mengikuti nilai </w:t>
+      </w:r>
+      <w:r>
+        <w:rPr>
+          <w:rStyle w:val="HTMLCode"/>
+          <w:rFonts w:ascii="Times New Roman" w:hAnsi="Times New Roman" w:cs="Times New Roman"/>
+          <w:noProof/>
+          <w:sz w:val="24"/>
+          <w:szCs w:val="24"/>
+        </w:rPr>
+        <w:t>baris</w:t>
+      </w:r>
+      <w:r>
+        <w:rPr>
+          <w:noProof/>
+        </w:rPr>
+        <w:t>).</w:t>
+      </w:r>
+    </w:p>
+    <w:p>
+      <w:pPr>
+        <w:pStyle w:val="NormalWeb"/>
+        <w:ind w:left="720"/>
+        <w:rPr>
+          <w:noProof/>
+        </w:rPr>
+      </w:pPr>
+      <w:r>
+        <w:rPr>
+          <w:noProof/>
+        </w:rPr>
+        <w:t xml:space="preserve">Hasil cetak di layar akan berbentuk persegi panjang vertikal dengan </w:t>
+      </w:r>
+      <w:r>
+        <w:rPr>
+          <w:b/>
+          <w:bCs/>
+          <w:noProof/>
+        </w:rPr>
+        <w:t>6 baris ke bawah dan 3 kolom ke samping</w:t>
+      </w:r>
+      <w:r>
+        <w:rPr>
+          <w:noProof/>
+        </w:rPr>
+        <w:t xml:space="preserve"> (kebalikan dari sebelumnya yang 3 baris dan 6 kolom).</w:t>
+      </w:r>
+    </w:p>
+    <w:p>
+      <w:pPr>
+        <w:pStyle w:val="NormalWeb"/>
+        <w:numPr>
+          <w:ilvl w:val="0"/>
+          <w:numId w:val="2"/>
+        </w:numPr>
+        <w:ind w:hanging="436"/>
+        <w:rPr>
+          <w:noProof/>
+        </w:rPr>
+      </w:pPr>
+      <w:r>
+        <w:rPr>
+          <w:noProof/>
+        </w:rPr>
+        <w:lastRenderedPageBreak/>
+        <w:t xml:space="preserve">Jika perintah </w:t>
+      </w:r>
+      <w:r>
+        <w:rPr>
+          <w:rStyle w:val="HTMLCode"/>
+          <w:rFonts w:ascii="Times New Roman" w:hAnsi="Times New Roman" w:cs="Times New Roman"/>
+          <w:noProof/>
+          <w:sz w:val="24"/>
+          <w:szCs w:val="24"/>
+        </w:rPr>
+        <w:t>System.out.println();</w:t>
+      </w:r>
+      <w:r>
+        <w:rPr>
+          <w:noProof/>
+        </w:rPr>
+        <w:t xml:space="preserve"> setelah </w:t>
+      </w:r>
+      <w:r>
+        <w:rPr>
+          <w:i/>
+          <w:iCs/>
+          <w:noProof/>
+        </w:rPr>
+        <w:t>inner loop</w:t>
+      </w:r>
+      <w:r>
+        <w:rPr>
+          <w:noProof/>
+        </w:rPr>
+        <w:t xml:space="preserve"> dihapus, </w:t>
+      </w:r>
+      <w:r>
+        <w:rPr>
+          <w:b/>
+          <w:bCs/>
+          <w:noProof/>
+        </w:rPr>
+        <w:t>semua karakter dari setiap baris akan tercetak menyambung menjadi satu baris panjang</w:t>
+      </w:r>
+      <w:r>
+        <w:rPr>
+          <w:noProof/>
+        </w:rPr>
+        <w:t xml:space="preserve"> tanpa ada perpindahan baris (enter).</w:t>
+      </w:r>
+    </w:p>
+    <w:p>
+      <w:pPr>
+        <w:pStyle w:val="NormalWeb"/>
+        <w:ind w:left="720"/>
+        <w:rPr>
+          <w:noProof/>
+        </w:rPr>
+      </w:pPr>
+      <w:r>
+        <w:rPr>
+          <w:noProof/>
+        </w:rPr>
+        <w:t xml:space="preserve">Contohnya untuk baris = 3 dan kolom = 6, alih-alih membentuk 3 baris ke bawah, seluruh 18 bintang akan berderet menyamping menjadi: </w:t>
+      </w:r>
+      <w:r>
+        <w:rPr>
+          <w:rStyle w:val="HTMLCode"/>
+          <w:rFonts w:ascii="Times New Roman" w:hAnsi="Times New Roman" w:cs="Times New Roman"/>
+          <w:noProof/>
+          <w:sz w:val="24"/>
+          <w:szCs w:val="24"/>
+        </w:rPr>
+        <w:t>******************</w:t>
+      </w:r>
+      <w:r>
+        <w:rPr>
+          <w:noProof/>
+        </w:rPr>
+        <w:t>.</w:t>
+      </w:r>
+    </w:p>
+    <w:p>
+      <w:pPr>
+        <w:pStyle w:val="NormalWeb"/>
+        <w:numPr>
+          <w:ilvl w:val="0"/>
+          <w:numId w:val="2"/>
+        </w:numPr>
+        <w:ind w:hanging="436"/>
+        <w:rPr>
+          <w:noProof/>
+        </w:rPr>
+      </w:pPr>
+      <w:r>
+        <w:rPr>
+          <w:noProof/>
+          <w14:ligatures w14:val="standardContextual"/>
+        </w:rPr>
+        <w:drawing>
+          <wp:inline distT="0" distB="0" distL="0" distR="0" wp14:anchorId="26BFA293" wp14:editId="07C4AC07">
+            <wp:extent cx="2568163" cy="762066"/>
+            <wp:effectExtent l="0" t="0" r="3810" b="0"/>
+            <wp:docPr id="931412984" name="Picture 2"/>
+            <wp:cNvGraphicFramePr>
+              <a:graphicFrameLocks xmlns:a="http://schemas.openxmlformats.org/drawingml/2006/main" noChangeAspect="1"/>
+            </wp:cNvGraphicFramePr>
+            <a:graphic xmlns:a="http://schemas.openxmlformats.org/drawingml/2006/main">
+              <a:graphicData uri="http://schemas.openxmlformats.org/drawingml/2006/picture">
+                <pic:pic xmlns:pic="http://schemas.openxmlformats.org/drawingml/2006/picture">
+                  <pic:nvPicPr>
+                    <pic:cNvPr id="931412984" name="Picture 931412984"/>
+                    <pic:cNvPicPr/>
+                  </pic:nvPicPr>
+                  <pic:blipFill>
+                    <a:blip r:embed="rId12">
+                      <a:extLst>
+                        <a:ext uri="{28A0092B-C50C-407E-A947-70E740481C1C}">
+                          <a14:useLocalDpi xmlns:a14="http://schemas.microsoft.com/office/drawing/2010/main" val="0"/>
+                        </a:ext>
+                      </a:extLst>
+                    </a:blip>
+                    <a:stretch>
+                      <a:fillRect/>
+                    </a:stretch>
+                  </pic:blipFill>
+                  <pic:spPr>
+                    <a:xfrm>
+                      <a:off x="0" y="0"/>
+                      <a:ext cx="2568163" cy="762066"/>
+                    </a:xfrm>
+                    <a:prstGeom prst="rect">
+                      <a:avLst/>
+                    </a:prstGeom>
+                  </pic:spPr>
+                </pic:pic>
+              </a:graphicData>
+            </a:graphic>
+          </wp:inline>
+        </w:drawing>
+      </w:r>
+      <w:r>
+        <w:rPr>
+          <w:noProof/>
+          <w14:ligatures w14:val="standardContextual"/>
+        </w:rPr>
+        <w:drawing>
+          <wp:inline distT="0" distB="0" distL="0" distR="0" wp14:anchorId="3C929DA5" wp14:editId="1F0840E4">
+            <wp:extent cx="1775614" cy="929721"/>
+            <wp:effectExtent l="0" t="0" r="0" b="3810"/>
+            <wp:docPr id="264351341" name="Picture 3"/>
+            <wp:cNvGraphicFramePr>
+              <a:graphicFrameLocks xmlns:a="http://schemas.openxmlformats.org/drawingml/2006/main" noChangeAspect="1"/>
+            </wp:cNvGraphicFramePr>
+            <a:graphic xmlns:a="http://schemas.openxmlformats.org/drawingml/2006/main">
+              <a:graphicData uri="http://schemas.openxmlformats.org/drawingml/2006/picture">
+                <pic:pic xmlns:pic="http://schemas.openxmlformats.org/drawingml/2006/picture">
+                  <pic:nvPicPr>
+                    <pic:cNvPr id="264351341" name="Picture 264351341"/>
+                    <pic:cNvPicPr/>
+                  </pic:nvPicPr>
+                  <pic:blipFill>
+                    <a:blip r:embed="rId13">
+                      <a:extLst>
+                        <a:ext uri="{28A0092B-C50C-407E-A947-70E740481C1C}">
+                          <a14:useLocalDpi xmlns:a14="http://schemas.microsoft.com/office/drawing/2010/main" val="0"/>
+                        </a:ext>
+                      </a:extLst>
+                    </a:blip>
+                    <a:stretch>
+                      <a:fillRect/>
+                    </a:stretch>
+                  </pic:blipFill>
+                  <pic:spPr>
+                    <a:xfrm>
+                      <a:off x="0" y="0"/>
+                      <a:ext cx="1775614" cy="929721"/>
+                    </a:xfrm>
+                    <a:prstGeom prst="rect">
+                      <a:avLst/>
+                    </a:prstGeom>
+                  </pic:spPr>
+                </pic:pic>
+              </a:graphicData>
+            </a:graphic>
+          </wp:inline>
+        </w:drawing>
+      </w:r>
+    </w:p>
+    <w:p>
+      <w:pPr>
+        <w:pStyle w:val="NormalWeb"/>
+        <w:rPr>
+          <w:noProof/>
+        </w:rPr>
+      </w:pPr>
+    </w:p>
+    <w:p>
+      <w:pPr>
+        <w:pStyle w:val="NormalWeb"/>
+        <w:rPr>
+          <w:noProof/>
+        </w:rPr>
+      </w:pPr>
+      <w:r>
+        <w:rPr>
+          <w:noProof/>
+        </w:rPr>
+        <w:t>Percobaan 3 :</w:t>
+      </w:r>
+    </w:p>
+    <w:p>
+      <w:pPr>
+        <w:pStyle w:val="NormalWeb"/>
+        <w:rPr>
+          <w:noProof/>
+        </w:rPr>
+      </w:pPr>
+      <w:r>
+        <w:rPr>
+          <w:noProof/>
+        </w:rPr>
+        <w:drawing>
+          <wp:inline distT="0" distB="0" distL="0" distR="0" wp14:anchorId="03F37A10" wp14:editId="05273E31">
+            <wp:extent cx="5731510" cy="1320800"/>
+            <wp:effectExtent l="0" t="0" r="2540" b="0"/>
+            <wp:docPr id="609158225" name="Picture 1"/>
+            <wp:cNvGraphicFramePr>
+              <a:graphicFrameLocks xmlns:a="http://schemas.openxmlformats.org/drawingml/2006/main" noChangeAspect="1"/>
+            </wp:cNvGraphicFramePr>
+            <a:graphic xmlns:a="http://schemas.openxmlformats.org/drawingml/2006/main">
+              <a:graphicData uri="http://schemas.openxmlformats.org/drawingml/2006/picture">
+                <pic:pic xmlns:pic="http://schemas.openxmlformats.org/drawingml/2006/picture">
+                  <pic:nvPicPr>
+                    <pic:cNvPr id="609158225" name=""/>
+                    <pic:cNvPicPr/>
+                  </pic:nvPicPr>
+                  <pic:blipFill>
+                    <a:blip r:embed="rId14"/>
+                    <a:stretch>
+                      <a:fillRect/>
+                    </a:stretch>
+                  </pic:blipFill>
+                  <pic:spPr>
+                    <a:xfrm>
+                      <a:off x="0" y="0"/>
+                      <a:ext cx="5731510" cy="1320800"/>
+                    </a:xfrm>
+                    <a:prstGeom prst="rect">
+                      <a:avLst/>
+                    </a:prstGeom>
+                  </pic:spPr>
+                </pic:pic>
+              </a:graphicData>
+            </a:graphic>
+          </wp:inline>
+        </w:drawing>
+      </w:r>
+    </w:p>
+    <w:p>
+      <w:pPr>
+        <w:pStyle w:val="NormalWeb"/>
+        <w:rPr>
+          <w:noProof/>
+        </w:rPr>
+      </w:pPr>
+      <w:r>
+        <w:rPr>
+          <w:noProof/>
+        </w:rPr>
+        <w:t>Jawaban</w:t>
+      </w:r>
+    </w:p>
+    <w:p>
+      <w:pPr>
+        <w:pStyle w:val="NormalWeb"/>
+        <w:numPr>
+          <w:ilvl w:val="0"/>
+          <w:numId w:val="4"/>
+        </w:numPr>
+        <w:ind w:hanging="436"/>
+        <w:rPr>
+          <w:b/>
+          <w:bCs/>
+          <w:noProof/>
+        </w:rPr>
+      </w:pPr>
+      <w:r>
+        <w:rPr>
+          <w:b/>
+          <w:bCs/>
+          <w:noProof/>
+        </w:rPr>
+        <w:t>Ketidaksesuaian Output Awal dan Perbaikan</w:t>
+      </w:r>
+    </w:p>
+    <w:p>
+      <w:pPr>
+        <w:pStyle w:val="NormalWeb"/>
+        <w:numPr>
+          <w:ilvl w:val="0"/>
+          <w:numId w:val="7"/>
+        </w:numPr>
+        <w:ind w:left="1134"/>
+        <w:rPr>
+          <w:noProof/>
+        </w:rPr>
+      </w:pPr>
+      <w:r>
+        <w:rPr>
+          <w:b/>
+          <w:bCs/>
+          <w:noProof/>
+        </w:rPr>
+        <w:t>Ketidaksesuaian Output:</w:t>
+      </w:r>
+    </w:p>
+    <w:p>
+      <w:pPr>
+        <w:pStyle w:val="NormalWeb"/>
+        <w:ind w:left="1134"/>
+        <w:rPr>
+          <w:noProof/>
+        </w:rPr>
+      </w:pPr>
+      <w:r>
+        <w:rPr>
+          <w:noProof/>
+        </w:rPr>
+        <w:t xml:space="preserve">Output awal menghasilkan bentuk gabungan dua segitiga (naik lalu turun seperti belah ketupat) karena program memiliki dua blok perulangan </w:t>
+      </w:r>
+      <w:r>
+        <w:rPr>
+          <w:i/>
+          <w:iCs/>
+          <w:noProof/>
+        </w:rPr>
+        <w:t>while</w:t>
+      </w:r>
+      <w:r>
+        <w:rPr>
+          <w:noProof/>
+        </w:rPr>
+        <w:t xml:space="preserve"> secara berurutan. Selain itu, jumlah baris maksimal mencapai </w:t>
+      </w:r>
+      <m:oMath>
+        <m:r>
+          <w:rPr>
+            <w:rFonts w:ascii="Cambria Math" w:hAnsi="Cambria Math"/>
+            <w:noProof/>
+          </w:rPr>
+          <m:t>n+1</m:t>
+        </m:r>
+      </m:oMath>
+      <w:r>
+        <w:rPr>
+          <w:noProof/>
+        </w:rPr>
+        <w:t xml:space="preserve"> (misal saat </w:t>
+      </w:r>
+      <m:oMath>
+        <m:r>
+          <w:rPr>
+            <w:rFonts w:ascii="Cambria Math" w:hAnsi="Cambria Math"/>
+            <w:noProof/>
+          </w:rPr>
+          <m:t>n=6</m:t>
+        </m:r>
+      </m:oMath>
+      <w:r>
+        <w:rPr>
+          <w:noProof/>
+        </w:rPr>
+        <w:t xml:space="preserve">, tercetak hingga 7 baris bintang *******) karena inisialisasi dimulai dari i = 0 hingga i = n. </w:t>
+      </w:r>
+    </w:p>
+    <w:p>
+      <w:pPr>
+        <w:pStyle w:val="NormalWeb"/>
+        <w:numPr>
+          <w:ilvl w:val="0"/>
+          <w:numId w:val="7"/>
+        </w:numPr>
+        <w:ind w:left="1134"/>
+        <w:rPr>
+          <w:noProof/>
+        </w:rPr>
+      </w:pPr>
+      <w:r>
+        <w:rPr>
+          <w:b/>
+          <w:bCs/>
+          <w:noProof/>
+        </w:rPr>
+        <w:t>Minimal Dua Perbaikan yang Diperlukan:</w:t>
+      </w:r>
+    </w:p>
+    <w:p>
+      <w:pPr>
+        <w:pStyle w:val="NormalWeb"/>
+        <w:ind w:left="1134"/>
+        <w:rPr>
+          <w:noProof/>
+        </w:rPr>
+      </w:pPr>
+      <w:r>
+        <w:rPr>
+          <w:b/>
+          <w:bCs/>
+          <w:noProof/>
+        </w:rPr>
+        <w:t xml:space="preserve">Menghapus blok </w:t>
+      </w:r>
+      <w:r>
+        <w:rPr>
+          <w:b/>
+          <w:bCs/>
+          <w:i/>
+          <w:iCs/>
+          <w:noProof/>
+        </w:rPr>
+        <w:t>while</w:t>
+      </w:r>
+      <w:r>
+        <w:rPr>
+          <w:b/>
+          <w:bCs/>
+          <w:noProof/>
+        </w:rPr>
+        <w:t xml:space="preserve"> kedua</w:t>
+      </w:r>
+      <w:r>
+        <w:rPr>
+          <w:noProof/>
+        </w:rPr>
+        <w:t xml:space="preserve"> yang mengatur pola turun, sehingga program hanya berfokus mencetak satu segitiga siku-siku.</w:t>
+      </w:r>
+    </w:p>
+    <w:p>
+      <w:pPr>
+        <w:pStyle w:val="NormalWeb"/>
+        <w:ind w:left="1134"/>
+        <w:rPr>
+          <w:noProof/>
+        </w:rPr>
+      </w:pPr>
+      <w:r>
+        <w:rPr>
+          <w:b/>
+          <w:bCs/>
+          <w:noProof/>
+        </w:rPr>
+        <w:t>Menyesuaikan inisialisasi dan kondisi</w:t>
+      </w:r>
+      <w:r>
+        <w:rPr>
+          <w:noProof/>
+        </w:rPr>
+        <w:t xml:space="preserve"> pada perulangan pertama (misalnya mengubah int i = 1 dan kondisi i &lt;= n) agar jumlah baris maksimal sesuai persis dengan nilai </w:t>
+      </w:r>
+      <m:oMath>
+        <m:r>
+          <w:rPr>
+            <w:rFonts w:ascii="Cambria Math" w:hAnsi="Cambria Math"/>
+            <w:noProof/>
+          </w:rPr>
+          <m:t>n</m:t>
+        </m:r>
+      </m:oMath>
+      <w:r>
+        <w:rPr>
+          <w:noProof/>
+        </w:rPr>
+        <w:t xml:space="preserve"> yang diinputkan pengguna.</w:t>
+      </w:r>
+    </w:p>
+    <w:p>
+      <w:pPr>
+        <w:pStyle w:val="NormalWeb"/>
+        <w:ind w:left="1134"/>
+        <w:rPr>
+          <w:noProof/>
+        </w:rPr>
+      </w:pPr>
+    </w:p>
+    <w:p>
+      <w:pPr>
+        <w:pStyle w:val="NormalWeb"/>
+        <w:ind w:left="1134"/>
+        <w:rPr>
+          <w:noProof/>
+        </w:rPr>
+      </w:pPr>
+    </w:p>
+    <w:p>
+      <w:pPr>
+        <w:pStyle w:val="ListParagraph"/>
+        <w:numPr>
+          <w:ilvl w:val="0"/>
+          <w:numId w:val="4"/>
+        </w:numPr>
+        <w:spacing w:before="100" w:beforeAutospacing="1" w:after="100" w:afterAutospacing="1" w:line="240" w:lineRule="auto"/>
+        <w:outlineLvl w:val="2"/>
+        <w:rPr>
+          <w:rFonts w:ascii="Times New Roman" w:eastAsia="Times New Roman" w:hAnsi="Times New Roman" w:cs="Times New Roman"/>
+          <w:b/>
+          <w:bCs/>
+          <w:noProof/>
+          <w:kern w:val="0"/>
+          <w:sz w:val="24"/>
+          <w:szCs w:val="24"/>
+          <w:lang w:eastAsia="en-ID"/>
+          <w14:ligatures w14:val="none"/>
+        </w:rPr>
+      </w:pPr>
+      <w:r>
+        <w:rPr>
+          <w:rFonts w:ascii="Times New Roman" w:eastAsia="Times New Roman" w:hAnsi="Times New Roman" w:cs="Times New Roman"/>
+          <w:b/>
+          <w:bCs/>
+          <w:noProof/>
+          <w:kern w:val="0"/>
+          <w:sz w:val="24"/>
+          <w:szCs w:val="24"/>
+          <w:lang w:eastAsia="en-ID"/>
+          <w14:ligatures w14:val="none"/>
+        </w:rPr>
+        <w:lastRenderedPageBreak/>
+        <w:t>Peran Variabel i dan j, serta Pentingnya Me-</w:t>
+      </w:r>
+      <w:r>
+        <w:rPr>
+          <w:rFonts w:ascii="Times New Roman" w:eastAsia="Times New Roman" w:hAnsi="Times New Roman" w:cs="Times New Roman"/>
+          <w:b/>
+          <w:bCs/>
+          <w:i/>
+          <w:iCs/>
+          <w:noProof/>
+          <w:kern w:val="0"/>
+          <w:sz w:val="24"/>
+          <w:szCs w:val="24"/>
+          <w:lang w:eastAsia="en-ID"/>
+          <w14:ligatures w14:val="none"/>
+        </w:rPr>
+        <w:t>reset</w:t>
+      </w:r>
+      <w:r>
+        <w:rPr>
+          <w:rFonts w:ascii="Times New Roman" w:eastAsia="Times New Roman" w:hAnsi="Times New Roman" w:cs="Times New Roman"/>
+          <w:b/>
+          <w:bCs/>
+          <w:noProof/>
+          <w:kern w:val="0"/>
+          <w:sz w:val="24"/>
+          <w:szCs w:val="24"/>
+          <w:lang w:eastAsia="en-ID"/>
+          <w14:ligatures w14:val="none"/>
+        </w:rPr>
+        <w:t xml:space="preserve"> j</w:t>
+      </w:r>
+    </w:p>
+    <w:p>
+      <w:pPr>
+        <w:pStyle w:val="ListParagraph"/>
+        <w:numPr>
+          <w:ilvl w:val="0"/>
+          <w:numId w:val="7"/>
+        </w:numPr>
+        <w:spacing w:before="100" w:beforeAutospacing="1" w:after="100" w:afterAutospacing="1" w:line="240" w:lineRule="auto"/>
+        <w:ind w:left="1134" w:hanging="447"/>
+        <w:rPr>
+          <w:rFonts w:ascii="Times New Roman" w:eastAsia="Times New Roman" w:hAnsi="Times New Roman" w:cs="Times New Roman"/>
+          <w:noProof/>
+          <w:kern w:val="0"/>
+          <w:sz w:val="24"/>
+          <w:szCs w:val="24"/>
+          <w:lang w:eastAsia="en-ID"/>
+          <w14:ligatures w14:val="none"/>
+        </w:rPr>
+      </w:pPr>
+      <w:r>
+        <w:rPr>
+          <w:rFonts w:ascii="Times New Roman" w:eastAsia="Times New Roman" w:hAnsi="Times New Roman" w:cs="Times New Roman"/>
+          <w:b/>
+          <w:bCs/>
+          <w:noProof/>
+          <w:kern w:val="0"/>
+          <w:sz w:val="24"/>
+          <w:szCs w:val="24"/>
+          <w:lang w:eastAsia="en-ID"/>
+          <w14:ligatures w14:val="none"/>
+        </w:rPr>
+        <w:t>Peran Variabel:</w:t>
+      </w:r>
+    </w:p>
+    <w:p>
+      <w:pPr>
+        <w:numPr>
+          <w:ilvl w:val="1"/>
+          <w:numId w:val="4"/>
+        </w:numPr>
+        <w:spacing w:before="100" w:beforeAutospacing="1" w:after="100" w:afterAutospacing="1" w:line="240" w:lineRule="auto"/>
+        <w:rPr>
+          <w:rFonts w:ascii="Times New Roman" w:eastAsia="Times New Roman" w:hAnsi="Times New Roman" w:cs="Times New Roman"/>
+          <w:noProof/>
+          <w:kern w:val="0"/>
+          <w:sz w:val="24"/>
+          <w:szCs w:val="24"/>
+          <w:lang w:eastAsia="en-ID"/>
+          <w14:ligatures w14:val="none"/>
+        </w:rPr>
+      </w:pPr>
+      <w:r>
+        <w:rPr>
+          <w:rFonts w:ascii="Times New Roman" w:eastAsia="Times New Roman" w:hAnsi="Times New Roman" w:cs="Times New Roman"/>
+          <w:b/>
+          <w:bCs/>
+          <w:noProof/>
+          <w:kern w:val="0"/>
+          <w:sz w:val="24"/>
+          <w:szCs w:val="24"/>
+          <w:lang w:eastAsia="en-ID"/>
+          <w14:ligatures w14:val="none"/>
+        </w:rPr>
+        <w:t>Variabel i</w:t>
+      </w:r>
+      <w:r>
+        <w:rPr>
+          <w:rFonts w:ascii="Times New Roman" w:eastAsia="Times New Roman" w:hAnsi="Times New Roman" w:cs="Times New Roman"/>
+          <w:noProof/>
+          <w:kern w:val="0"/>
+          <w:sz w:val="24"/>
+          <w:szCs w:val="24"/>
+          <w:lang w:eastAsia="en-ID"/>
+          <w14:ligatures w14:val="none"/>
+        </w:rPr>
+        <w:t xml:space="preserve">: Berfungsi sebagai pengontrol </w:t>
+      </w:r>
+      <w:r>
+        <w:rPr>
+          <w:rFonts w:ascii="Times New Roman" w:eastAsia="Times New Roman" w:hAnsi="Times New Roman" w:cs="Times New Roman"/>
+          <w:i/>
+          <w:iCs/>
+          <w:noProof/>
+          <w:kern w:val="0"/>
+          <w:sz w:val="24"/>
+          <w:szCs w:val="24"/>
+          <w:lang w:eastAsia="en-ID"/>
+          <w14:ligatures w14:val="none"/>
+        </w:rPr>
+        <w:t>outer loop</w:t>
+      </w:r>
+      <w:r>
+        <w:rPr>
+          <w:rFonts w:ascii="Times New Roman" w:eastAsia="Times New Roman" w:hAnsi="Times New Roman" w:cs="Times New Roman"/>
+          <w:noProof/>
+          <w:kern w:val="0"/>
+          <w:sz w:val="24"/>
+          <w:szCs w:val="24"/>
+          <w:lang w:eastAsia="en-ID"/>
+          <w14:ligatures w14:val="none"/>
+        </w:rPr>
+        <w:t xml:space="preserve"> (perulangan luar) untuk melacak dan menentukan baris yang sedang dikerjakan.</w:t>
+      </w:r>
+    </w:p>
+    <w:p>
+      <w:pPr>
+        <w:numPr>
+          <w:ilvl w:val="1"/>
+          <w:numId w:val="4"/>
+        </w:numPr>
+        <w:spacing w:before="100" w:beforeAutospacing="1" w:after="100" w:afterAutospacing="1" w:line="240" w:lineRule="auto"/>
+        <w:rPr>
+          <w:rFonts w:ascii="Times New Roman" w:eastAsia="Times New Roman" w:hAnsi="Times New Roman" w:cs="Times New Roman"/>
+          <w:noProof/>
+          <w:kern w:val="0"/>
+          <w:sz w:val="24"/>
+          <w:szCs w:val="24"/>
+          <w:lang w:eastAsia="en-ID"/>
+          <w14:ligatures w14:val="none"/>
+        </w:rPr>
+      </w:pPr>
+      <w:r>
+        <w:rPr>
+          <w:rFonts w:ascii="Times New Roman" w:eastAsia="Times New Roman" w:hAnsi="Times New Roman" w:cs="Times New Roman"/>
+          <w:b/>
+          <w:bCs/>
+          <w:noProof/>
+          <w:kern w:val="0"/>
+          <w:sz w:val="24"/>
+          <w:szCs w:val="24"/>
+          <w:lang w:eastAsia="en-ID"/>
+          <w14:ligatures w14:val="none"/>
+        </w:rPr>
+        <w:t>Variabel j</w:t>
+      </w:r>
+      <w:r>
+        <w:rPr>
+          <w:rFonts w:ascii="Times New Roman" w:eastAsia="Times New Roman" w:hAnsi="Times New Roman" w:cs="Times New Roman"/>
+          <w:noProof/>
+          <w:kern w:val="0"/>
+          <w:sz w:val="24"/>
+          <w:szCs w:val="24"/>
+          <w:lang w:eastAsia="en-ID"/>
+          <w14:ligatures w14:val="none"/>
+        </w:rPr>
+        <w:t xml:space="preserve">: Berfungsi sebagai pengontrol </w:t>
+      </w:r>
+      <w:r>
+        <w:rPr>
+          <w:rFonts w:ascii="Times New Roman" w:eastAsia="Times New Roman" w:hAnsi="Times New Roman" w:cs="Times New Roman"/>
+          <w:i/>
+          <w:iCs/>
+          <w:noProof/>
+          <w:kern w:val="0"/>
+          <w:sz w:val="24"/>
+          <w:szCs w:val="24"/>
+          <w:lang w:eastAsia="en-ID"/>
+          <w14:ligatures w14:val="none"/>
+        </w:rPr>
+        <w:t>inner loop</w:t>
+      </w:r>
+      <w:r>
+        <w:rPr>
+          <w:rFonts w:ascii="Times New Roman" w:eastAsia="Times New Roman" w:hAnsi="Times New Roman" w:cs="Times New Roman"/>
+          <w:noProof/>
+          <w:kern w:val="0"/>
+          <w:sz w:val="24"/>
+          <w:szCs w:val="24"/>
+          <w:lang w:eastAsia="en-ID"/>
+          <w14:ligatures w14:val="none"/>
+        </w:rPr>
+        <w:t xml:space="preserve"> (perulangan dalam) untuk menghitung jumlah karakter * yang dicetak menyamping pada baris tersebut.</w:t>
+      </w:r>
+    </w:p>
+    <w:p>
+      <w:pPr>
+        <w:pStyle w:val="ListParagraph"/>
+        <w:numPr>
+          <w:ilvl w:val="0"/>
+          <w:numId w:val="7"/>
+        </w:numPr>
+        <w:spacing w:before="100" w:beforeAutospacing="1" w:after="100" w:afterAutospacing="1" w:line="240" w:lineRule="auto"/>
+        <w:ind w:left="1134" w:hanging="447"/>
+        <w:rPr>
+          <w:rFonts w:ascii="Times New Roman" w:eastAsia="Times New Roman" w:hAnsi="Times New Roman" w:cs="Times New Roman"/>
+          <w:noProof/>
+          <w:kern w:val="0"/>
+          <w:sz w:val="24"/>
+          <w:szCs w:val="24"/>
+          <w:lang w:eastAsia="en-ID"/>
+          <w14:ligatures w14:val="none"/>
+        </w:rPr>
+      </w:pPr>
+      <w:r>
+        <w:rPr>
+          <w:rFonts w:ascii="Times New Roman" w:eastAsia="Times New Roman" w:hAnsi="Times New Roman" w:cs="Times New Roman"/>
+          <w:b/>
+          <w:bCs/>
+          <w:noProof/>
+          <w:kern w:val="0"/>
+          <w:sz w:val="24"/>
+          <w:szCs w:val="24"/>
+          <w:lang w:eastAsia="en-ID"/>
+          <w14:ligatures w14:val="none"/>
+        </w:rPr>
+        <w:t xml:space="preserve">Mengapa j harus diinisialisasi kembali ke 0 pada setiap iterasi </w:t>
+      </w:r>
+      <w:r>
+        <w:rPr>
+          <w:rFonts w:ascii="Times New Roman" w:eastAsia="Times New Roman" w:hAnsi="Times New Roman" w:cs="Times New Roman"/>
+          <w:b/>
+          <w:bCs/>
+          <w:i/>
+          <w:iCs/>
+          <w:noProof/>
+          <w:kern w:val="0"/>
+          <w:sz w:val="24"/>
+          <w:szCs w:val="24"/>
+          <w:lang w:eastAsia="en-ID"/>
+          <w14:ligatures w14:val="none"/>
+        </w:rPr>
+        <w:t>outer loop</w:t>
+      </w:r>
+      <w:r>
+        <w:rPr>
+          <w:rFonts w:ascii="Times New Roman" w:eastAsia="Times New Roman" w:hAnsi="Times New Roman" w:cs="Times New Roman"/>
+          <w:b/>
+          <w:bCs/>
+          <w:noProof/>
+          <w:kern w:val="0"/>
+          <w:sz w:val="24"/>
+          <w:szCs w:val="24"/>
+          <w:lang w:eastAsia="en-ID"/>
+          <w14:ligatures w14:val="none"/>
+        </w:rPr>
+        <w:t>?</w:t>
+      </w:r>
+      <w:r>
+        <w:rPr>
+          <w:rFonts w:ascii="Times New Roman" w:eastAsia="Times New Roman" w:hAnsi="Times New Roman" w:cs="Times New Roman"/>
+          <w:noProof/>
+          <w:kern w:val="0"/>
+          <w:sz w:val="24"/>
+          <w:szCs w:val="24"/>
+          <w:lang w:eastAsia="en-ID"/>
+          <w14:ligatures w14:val="none"/>
+        </w:rPr>
+        <w:t xml:space="preserve"> Nilai j harus dikembalikan ke 0 di awal setiap baris baru agar penghitungan jumlah bintang selalu dimulai dari awal untuk setiap baris yang dicetak.</w:t>
+      </w:r>
+    </w:p>
+    <w:p>
+      <w:pPr>
+        <w:pStyle w:val="ListParagraph"/>
+        <w:numPr>
+          <w:ilvl w:val="0"/>
+          <w:numId w:val="7"/>
+        </w:numPr>
+        <w:spacing w:before="100" w:beforeAutospacing="1" w:after="100" w:afterAutospacing="1" w:line="240" w:lineRule="auto"/>
+        <w:ind w:left="1134" w:hanging="447"/>
+        <w:rPr>
+          <w:rFonts w:ascii="Times New Roman" w:eastAsia="Times New Roman" w:hAnsi="Times New Roman" w:cs="Times New Roman"/>
+          <w:noProof/>
+          <w:kern w:val="0"/>
+          <w:sz w:val="24"/>
+          <w:szCs w:val="24"/>
+          <w:lang w:eastAsia="en-ID"/>
+          <w14:ligatures w14:val="none"/>
+        </w:rPr>
+      </w:pPr>
+      <w:r>
+        <w:rPr>
+          <w:rFonts w:ascii="Times New Roman" w:eastAsia="Times New Roman" w:hAnsi="Times New Roman" w:cs="Times New Roman"/>
+          <w:b/>
+          <w:bCs/>
+          <w:noProof/>
+          <w:kern w:val="0"/>
+          <w:sz w:val="24"/>
+          <w:szCs w:val="24"/>
+          <w:lang w:eastAsia="en-ID"/>
+          <w14:ligatures w14:val="none"/>
+        </w:rPr>
+        <w:t>Apa yang terjadi jika j tidak di-</w:t>
+      </w:r>
+      <w:r>
+        <w:rPr>
+          <w:rFonts w:ascii="Times New Roman" w:eastAsia="Times New Roman" w:hAnsi="Times New Roman" w:cs="Times New Roman"/>
+          <w:b/>
+          <w:bCs/>
+          <w:i/>
+          <w:iCs/>
+          <w:noProof/>
+          <w:kern w:val="0"/>
+          <w:sz w:val="24"/>
+          <w:szCs w:val="24"/>
+          <w:lang w:eastAsia="en-ID"/>
+          <w14:ligatures w14:val="none"/>
+        </w:rPr>
+        <w:t>reset</w:t>
+      </w:r>
+      <w:r>
+        <w:rPr>
+          <w:rFonts w:ascii="Times New Roman" w:eastAsia="Times New Roman" w:hAnsi="Times New Roman" w:cs="Times New Roman"/>
+          <w:b/>
+          <w:bCs/>
+          <w:noProof/>
+          <w:kern w:val="0"/>
+          <w:sz w:val="24"/>
+          <w:szCs w:val="24"/>
+          <w:lang w:eastAsia="en-ID"/>
+          <w14:ligatures w14:val="none"/>
+        </w:rPr>
+        <w:t>?</w:t>
+      </w:r>
+      <w:r>
+        <w:rPr>
+          <w:rFonts w:ascii="Times New Roman" w:eastAsia="Times New Roman" w:hAnsi="Times New Roman" w:cs="Times New Roman"/>
+          <w:noProof/>
+          <w:kern w:val="0"/>
+          <w:sz w:val="24"/>
+          <w:szCs w:val="24"/>
+          <w:lang w:eastAsia="en-ID"/>
+          <w14:ligatures w14:val="none"/>
+        </w:rPr>
+        <w:t xml:space="preserve"> Jika j tidak di-</w:t>
+      </w:r>
+      <w:r>
+        <w:rPr>
+          <w:rFonts w:ascii="Times New Roman" w:eastAsia="Times New Roman" w:hAnsi="Times New Roman" w:cs="Times New Roman"/>
+          <w:i/>
+          <w:iCs/>
+          <w:noProof/>
+          <w:kern w:val="0"/>
+          <w:sz w:val="24"/>
+          <w:szCs w:val="24"/>
+          <w:lang w:eastAsia="en-ID"/>
+          <w14:ligatures w14:val="none"/>
+        </w:rPr>
+        <w:t>reset</w:t>
+      </w:r>
+      <w:r>
+        <w:rPr>
+          <w:rFonts w:ascii="Times New Roman" w:eastAsia="Times New Roman" w:hAnsi="Times New Roman" w:cs="Times New Roman"/>
+          <w:noProof/>
+          <w:kern w:val="0"/>
+          <w:sz w:val="24"/>
+          <w:szCs w:val="24"/>
+          <w:lang w:eastAsia="en-ID"/>
+          <w14:ligatures w14:val="none"/>
+        </w:rPr>
+        <w:t xml:space="preserve"> (misalnya dideklarasikan di luar </w:t>
+      </w:r>
+      <w:r>
+        <w:rPr>
+          <w:rFonts w:ascii="Times New Roman" w:eastAsia="Times New Roman" w:hAnsi="Times New Roman" w:cs="Times New Roman"/>
+          <w:i/>
+          <w:iCs/>
+          <w:noProof/>
+          <w:kern w:val="0"/>
+          <w:sz w:val="24"/>
+          <w:szCs w:val="24"/>
+          <w:lang w:eastAsia="en-ID"/>
+          <w14:ligatures w14:val="none"/>
+        </w:rPr>
+        <w:t>outer loop</w:t>
+      </w:r>
+      <w:r>
+        <w:rPr>
+          <w:rFonts w:ascii="Times New Roman" w:eastAsia="Times New Roman" w:hAnsi="Times New Roman" w:cs="Times New Roman"/>
+          <w:noProof/>
+          <w:kern w:val="0"/>
+          <w:sz w:val="24"/>
+          <w:szCs w:val="24"/>
+          <w:lang w:eastAsia="en-ID"/>
+          <w14:ligatures w14:val="none"/>
+        </w:rPr>
+        <w:t>), nilainya akan terus bertambah dari baris-baris sebelumnya. Akibatnya, perulangan dalam tidak akan berjalan dengan benar atau gagal mencetak pola segitiga karena nilai j sudah melewati batas kondisi.</w:t>
+      </w:r>
+    </w:p>
+    <w:p>
+      <w:pPr>
+        <w:pStyle w:val="NormalWeb"/>
+        <w:numPr>
+          <w:ilvl w:val="0"/>
+          <w:numId w:val="4"/>
+        </w:numPr>
+        <w:spacing w:before="0" w:beforeAutospacing="0"/>
+        <w:rPr>
+          <w:noProof/>
+        </w:rPr>
+      </w:pPr>
+      <w:r>
+        <w:rPr>
+          <w:noProof/>
+        </w:rPr>
+        <w:t xml:space="preserve">Untuk mengubah </w:t>
+      </w:r>
+      <w:r>
+        <w:rPr>
+          <w:i/>
+          <w:iCs/>
+          <w:noProof/>
+        </w:rPr>
+        <w:t>outer loop</w:t>
+      </w:r>
+      <w:r>
+        <w:rPr>
+          <w:noProof/>
+        </w:rPr>
+        <w:t xml:space="preserve"> agar dapat membentuk pola segitiga terbalik (dari jumlah bintang terbanyak </w:t>
+      </w:r>
+      <m:oMath>
+        <m:r>
+          <w:rPr>
+            <w:rFonts w:ascii="Cambria Math" w:hAnsi="Cambria Math"/>
+            <w:noProof/>
+          </w:rPr>
+          <m:t>n</m:t>
+        </m:r>
+      </m:oMath>
+      <w:r>
+        <w:rPr>
+          <w:noProof/>
+        </w:rPr>
+        <w:t xml:space="preserve"> turun hingga 1), diperlukan tiga perubahan utama berikut:</w:t>
+      </w:r>
+    </w:p>
+    <w:p>
+      <w:pPr>
+        <w:pStyle w:val="NormalWeb"/>
+        <w:numPr>
+          <w:ilvl w:val="0"/>
+          <w:numId w:val="10"/>
+        </w:numPr>
+        <w:spacing w:before="0" w:beforeAutospacing="0"/>
+        <w:ind w:left="1134" w:hanging="447"/>
+        <w:rPr>
+          <w:noProof/>
+        </w:rPr>
+      </w:pPr>
+      <w:r>
+        <w:rPr>
+          <w:b/>
+          <w:bCs/>
+          <w:noProof/>
+        </w:rPr>
+        <w:t>Inisialisasi:</w:t>
+      </w:r>
+      <w:r>
+        <w:rPr>
+          <w:noProof/>
+        </w:rPr>
+        <w:t xml:space="preserve"> Dimulai dari nilai maksimum, yaitu </w:t>
+      </w:r>
+      <m:oMath>
+        <m:r>
+          <w:rPr>
+            <w:rFonts w:ascii="Cambria Math" w:hAnsi="Cambria Math"/>
+            <w:noProof/>
+          </w:rPr>
+          <m:t>n</m:t>
+        </m:r>
+      </m:oMath>
+      <w:r>
+        <w:rPr>
+          <w:noProof/>
+        </w:rPr>
+        <w:t xml:space="preserve"> (contoh: </w:t>
+      </w:r>
+      <w:r>
+        <w:rPr>
+          <w:rStyle w:val="HTMLCode"/>
+          <w:rFonts w:ascii="Times New Roman" w:hAnsi="Times New Roman" w:cs="Times New Roman"/>
+          <w:noProof/>
+          <w:sz w:val="24"/>
+          <w:szCs w:val="24"/>
+        </w:rPr>
+        <w:t>int i = n;</w:t>
+      </w:r>
+      <w:r>
+        <w:rPr>
+          <w:noProof/>
+        </w:rPr>
+        <w:t>).</w:t>
+      </w:r>
+    </w:p>
+    <w:p>
+      <w:pPr>
+        <w:pStyle w:val="NormalWeb"/>
+        <w:numPr>
+          <w:ilvl w:val="0"/>
+          <w:numId w:val="10"/>
+        </w:numPr>
+        <w:spacing w:before="0" w:beforeAutospacing="0"/>
+        <w:ind w:left="1134" w:hanging="447"/>
+        <w:rPr>
+          <w:noProof/>
+        </w:rPr>
+      </w:pPr>
+      <w:r>
+        <w:rPr>
+          <w:b/>
+          <w:bCs/>
+          <w:noProof/>
+        </w:rPr>
+        <w:t>Kondisi:</w:t>
+      </w:r>
+      <w:r>
+        <w:rPr>
+          <w:noProof/>
+        </w:rPr>
+        <w:t xml:space="preserve"> Diubah agar perulangan terus berjalan selama nilai pengontrol masih bernilai positif atau sesuai batas bawah (contoh: </w:t>
+      </w:r>
+      <w:r>
+        <w:rPr>
+          <w:rStyle w:val="HTMLCode"/>
+          <w:rFonts w:ascii="Times New Roman" w:hAnsi="Times New Roman" w:cs="Times New Roman"/>
+          <w:noProof/>
+          <w:sz w:val="24"/>
+          <w:szCs w:val="24"/>
+        </w:rPr>
+        <w:t>i &gt;= 1;</w:t>
+      </w:r>
+      <w:r>
+        <w:rPr>
+          <w:noProof/>
+        </w:rPr>
+        <w:t xml:space="preserve"> atau </w:t>
+      </w:r>
+      <w:r>
+        <w:rPr>
+          <w:rStyle w:val="HTMLCode"/>
+          <w:rFonts w:ascii="Times New Roman" w:hAnsi="Times New Roman" w:cs="Times New Roman"/>
+          <w:noProof/>
+          <w:sz w:val="24"/>
+          <w:szCs w:val="24"/>
+        </w:rPr>
+        <w:t>i &gt; 0;</w:t>
+      </w:r>
+      <w:r>
+        <w:rPr>
+          <w:noProof/>
+        </w:rPr>
+        <w:t>).</w:t>
+      </w:r>
+    </w:p>
+    <w:p>
+      <w:pPr>
+        <w:pStyle w:val="NormalWeb"/>
+        <w:numPr>
+          <w:ilvl w:val="0"/>
+          <w:numId w:val="10"/>
+        </w:numPr>
+        <w:spacing w:before="0" w:beforeAutospacing="0"/>
+        <w:ind w:left="1134" w:hanging="447"/>
+        <w:rPr>
+          <w:noProof/>
+        </w:rPr>
+      </w:pPr>
+      <w:r>
+        <w:rPr>
+          <w:b/>
+          <w:bCs/>
+          <w:noProof/>
+        </w:rPr>
+        <w:t>Perubahan Nilai (</w:t>
+      </w:r>
+      <w:r>
+        <w:rPr>
+          <w:b/>
+          <w:bCs/>
+          <w:i/>
+          <w:iCs/>
+          <w:noProof/>
+        </w:rPr>
+        <w:t>Update</w:t>
+      </w:r>
+      <w:r>
+        <w:rPr>
+          <w:b/>
+          <w:bCs/>
+          <w:noProof/>
+        </w:rPr>
+        <w:t>):</w:t>
+      </w:r>
+      <w:r>
+        <w:rPr>
+          <w:noProof/>
+        </w:rPr>
+        <w:t xml:space="preserve"> Menggunakan pengurangan atau </w:t>
+      </w:r>
+      <w:r>
+        <w:rPr>
+          <w:i/>
+          <w:iCs/>
+          <w:noProof/>
+        </w:rPr>
+        <w:t>decrement</w:t>
+      </w:r>
+      <w:r>
+        <w:rPr>
+          <w:noProof/>
+        </w:rPr>
+        <w:t xml:space="preserve"> (</w:t>
+      </w:r>
+      <w:r>
+        <w:rPr>
+          <w:rStyle w:val="HTMLCode"/>
+          <w:rFonts w:ascii="Times New Roman" w:hAnsi="Times New Roman" w:cs="Times New Roman"/>
+          <w:noProof/>
+          <w:sz w:val="24"/>
+          <w:szCs w:val="24"/>
+        </w:rPr>
+        <w:t>i--;</w:t>
+      </w:r>
+      <w:r>
+        <w:rPr>
+          <w:noProof/>
+        </w:rPr>
+        <w:t>) agar pada setiap iterasi berikutnya jumlah baris/bintang semakin berkurang.</w:t>
+      </w:r>
+    </w:p>
+    <w:p>
+      <w:pPr>
+        <w:pStyle w:val="NormalWeb"/>
+        <w:spacing w:before="0" w:beforeAutospacing="0"/>
+        <w:rPr>
+          <w:noProof/>
+        </w:rPr>
+      </w:pPr>
+      <w:r>
+        <w:rPr>
+          <w:noProof/>
+        </w:rPr>
+        <w:t>Percobaan 4 :</w:t>
+      </w:r>
+    </w:p>
+    <w:p>
+      <w:pPr>
+        <w:pStyle w:val="NormalWeb"/>
+        <w:spacing w:before="0" w:beforeAutospacing="0"/>
+        <w:rPr>
+          <w:noProof/>
+        </w:rPr>
+      </w:pPr>
+      <w:r>
+        <w:rPr>
+          <w:noProof/>
+          <w14:ligatures w14:val="standardContextual"/>
+        </w:rPr>
+        <w:drawing>
+          <wp:inline distT="0" distB="0" distL="0" distR="0" wp14:anchorId="470FB4BF" wp14:editId="7327A88C">
+            <wp:extent cx="5731510" cy="458470"/>
+            <wp:effectExtent l="0" t="0" r="2540" b="0"/>
+            <wp:docPr id="1653548369" name="Picture 4"/>
+            <wp:cNvGraphicFramePr>
+              <a:graphicFrameLocks xmlns:a="http://schemas.openxmlformats.org/drawingml/2006/main" noChangeAspect="1"/>
+            </wp:cNvGraphicFramePr>
+            <a:graphic xmlns:a="http://schemas.openxmlformats.org/drawingml/2006/main">
+              <a:graphicData uri="http://schemas.openxmlformats.org/drawingml/2006/picture">
+                <pic:pic xmlns:pic="http://schemas.openxmlformats.org/drawingml/2006/picture">
+                  <pic:nvPicPr>
+                    <pic:cNvPr id="1653548369" name="Picture 1653548369"/>
+                    <pic:cNvPicPr/>
+                  </pic:nvPicPr>
+                  <pic:blipFill>
+                    <a:blip r:embed="rId15">
+                      <a:extLst>
+                        <a:ext uri="{28A0092B-C50C-407E-A947-70E740481C1C}">
+                          <a14:useLocalDpi xmlns:a14="http://schemas.microsoft.com/office/drawing/2010/main" val="0"/>
+                        </a:ext>
+                      </a:extLst>
+                    </a:blip>
+                    <a:stretch>
+                      <a:fillRect/>
+                    </a:stretch>
+                  </pic:blipFill>
+                  <pic:spPr>
+                    <a:xfrm>
+                      <a:off x="0" y="0"/>
+                      <a:ext cx="5731510" cy="458470"/>
+                    </a:xfrm>
+                    <a:prstGeom prst="rect">
+                      <a:avLst/>
+                    </a:prstGeom>
+                  </pic:spPr>
+                </pic:pic>
+              </a:graphicData>
+            </a:graphic>
+          </wp:inline>
+        </w:drawing>
+      </w:r>
+      <w:r>
+        <w:rPr>
+          <w:noProof/>
+          <w14:ligatures w14:val="standardContextual"/>
+        </w:rPr>
+        <w:drawing>
+          <wp:inline distT="0" distB="0" distL="0" distR="0" wp14:anchorId="387AC5BF" wp14:editId="0BF9815F">
+            <wp:extent cx="5731510" cy="1647190"/>
+            <wp:effectExtent l="0" t="0" r="2540" b="0"/>
+            <wp:docPr id="113881201" name="Picture 5"/>
+            <wp:cNvGraphicFramePr>
+              <a:graphicFrameLocks xmlns:a="http://schemas.openxmlformats.org/drawingml/2006/main" noChangeAspect="1"/>
+            </wp:cNvGraphicFramePr>
+            <a:graphic xmlns:a="http://schemas.openxmlformats.org/drawingml/2006/main">
+              <a:graphicData uri="http://schemas.openxmlformats.org/drawingml/2006/picture">
+                <pic:pic xmlns:pic="http://schemas.openxmlformats.org/drawingml/2006/picture">
+                  <pic:nvPicPr>
+                    <pic:cNvPr id="113881201" name="Picture 113881201"/>
+                    <pic:cNvPicPr/>
+                  </pic:nvPicPr>
+                  <pic:blipFill>
+                    <a:blip r:embed="rId16">
+                      <a:extLst>
+                        <a:ext uri="{28A0092B-C50C-407E-A947-70E740481C1C}">
+                          <a14:useLocalDpi xmlns:a14="http://schemas.microsoft.com/office/drawing/2010/main" val="0"/>
+                        </a:ext>
+                      </a:extLst>
+                    </a:blip>
+                    <a:stretch>
+                      <a:fillRect/>
+                    </a:stretch>
+                  </pic:blipFill>
+                  <pic:spPr>
+                    <a:xfrm>
+                      <a:off x="0" y="0"/>
+                      <a:ext cx="5731510" cy="1647190"/>
+                    </a:xfrm>
+                    <a:prstGeom prst="rect">
+                      <a:avLst/>
+                    </a:prstGeom>
+                  </pic:spPr>
+                </pic:pic>
+              </a:graphicData>
+            </a:graphic>
+          </wp:inline>
+        </w:drawing>
+      </w:r>
+    </w:p>
+    <w:p>
+      <w:pPr>
+        <w:pStyle w:val="NormalWeb"/>
+        <w:spacing w:before="0" w:beforeAutospacing="0"/>
+        <w:rPr>
+          <w:noProof/>
+        </w:rPr>
+      </w:pPr>
+      <w:r>
+        <w:rPr>
+          <w:noProof/>
+        </w:rPr>
+        <w:t>Jawaban</w:t>
+      </w:r>
+    </w:p>
+    <w:p>
+      <w:pPr>
+        <w:pStyle w:val="NormalWeb"/>
+        <w:numPr>
+          <w:ilvl w:val="0"/>
+          <w:numId w:val="11"/>
+        </w:numPr>
+        <w:rPr>
+          <w:noProof/>
+        </w:rPr>
+      </w:pPr>
+      <w:r>
+        <w:rPr>
+          <w:rStyle w:val="HTMLCode"/>
+          <w:b/>
+          <w:bCs/>
+          <w:noProof/>
+        </w:rPr>
+        <w:t>totalNilai</w:t>
+      </w:r>
+      <w:r>
+        <w:rPr>
+          <w:b/>
+          <w:bCs/>
+          <w:noProof/>
+        </w:rPr>
+        <w:t xml:space="preserve"> perlu di-reset di dalam </w:t>
+      </w:r>
+      <w:r>
+        <w:rPr>
+          <w:b/>
+          <w:bCs/>
+          <w:i/>
+          <w:iCs/>
+          <w:noProof/>
+        </w:rPr>
+        <w:t>outer loop</w:t>
+      </w:r>
+      <w:r>
+        <w:rPr>
+          <w:noProof/>
+        </w:rPr>
+        <w:t xml:space="preserve"> karena variabel ini digunakan untuk mengakumulasi total nilai penilai </w:t>
+      </w:r>
+      <w:r>
+        <w:rPr>
+          <w:b/>
+          <w:bCs/>
+          <w:noProof/>
+        </w:rPr>
+        <w:t>khusus untuk satu kelompok saja</w:t>
+      </w:r>
+      <w:r>
+        <w:rPr>
+          <w:noProof/>
+        </w:rPr>
+        <w:t xml:space="preserve">. Jika tidak di-reset ke </w:t>
+      </w:r>
+      <w:r>
+        <w:rPr>
+          <w:rStyle w:val="HTMLCode"/>
+          <w:noProof/>
+        </w:rPr>
+        <w:t>0</w:t>
+      </w:r>
+      <w:r>
+        <w:rPr>
+          <w:noProof/>
+        </w:rPr>
+        <w:t xml:space="preserve"> untuk setiap kelompok baru, maka nilai total kelompok sebelumnya akan ikut terjumlah ke kelompok berikutnya, sehingga perhitungan rata-rata kelompok selanjutnya akan menjadi salah.</w:t>
+      </w:r>
+    </w:p>
+    <w:p>
+      <w:pPr>
+        <w:pStyle w:val="NormalWeb"/>
+        <w:ind w:left="720"/>
+        <w:rPr>
+          <w:noProof/>
+        </w:rPr>
+      </w:pPr>
+      <w:r>
+        <w:rPr>
+          <w:rStyle w:val="HTMLCode"/>
+          <w:b/>
+          <w:bCs/>
+          <w:noProof/>
+        </w:rPr>
+        <w:lastRenderedPageBreak/>
+        <w:t>rataTertinggi</w:t>
+      </w:r>
+      <w:r>
+        <w:rPr>
+          <w:b/>
+          <w:bCs/>
+          <w:noProof/>
+        </w:rPr>
+        <w:t xml:space="preserve"> tidak boleh di-reset pada setiap kelompok</w:t>
+      </w:r>
+      <w:r>
+        <w:rPr>
+          <w:noProof/>
+        </w:rPr>
+        <w:t xml:space="preserve"> karena variabel ini berfungsi untuk </w:t>
+      </w:r>
+      <w:r>
+        <w:rPr>
+          <w:b/>
+          <w:bCs/>
+          <w:noProof/>
+        </w:rPr>
+        <w:t>menyimpan rekor nilai rata-rata tertinggi secara keseluruhan</w:t>
+      </w:r>
+      <w:r>
+        <w:rPr>
+          <w:noProof/>
+        </w:rPr>
+        <w:t xml:space="preserve"> dari semua kelompok yang sudah diperiksa. Jika di-reset pada setiap kelompok, nilai rekor tertinggi sebelumnya akan hilang dan program tidak bisa membandingkan kelompok saat ini dengan kelompok terbaik sebelumnya.</w:t>
+      </w:r>
+    </w:p>
+    <w:p>
+      <w:pPr>
+        <w:pStyle w:val="NormalWeb"/>
+        <w:numPr>
+          <w:ilvl w:val="0"/>
+          <w:numId w:val="11"/>
+        </w:numPr>
+        <w:ind w:hanging="436"/>
+        <w:rPr>
+          <w:noProof/>
+        </w:rPr>
+      </w:pPr>
+      <w:r>
+        <w:rPr>
+          <w:noProof/>
+        </w:rPr>
+        <w:t xml:space="preserve">Jika terdapat </w:t>
+      </w:r>
+      <w:r>
+        <w:rPr>
+          <w:b/>
+          <w:bCs/>
+          <w:noProof/>
+        </w:rPr>
+        <w:t>3 kelompok</w:t>
+      </w:r>
+      <w:r>
+        <w:rPr>
+          <w:noProof/>
+        </w:rPr>
+        <w:t xml:space="preserve"> (</w:t>
+      </w:r>
+      <w:r>
+        <w:rPr>
+          <w:rStyle w:val="HTMLCode"/>
+          <w:noProof/>
+        </w:rPr>
+        <w:t>jumlahKelompok = 3</w:t>
+      </w:r>
+      <w:r>
+        <w:rPr>
+          <w:noProof/>
+        </w:rPr>
+        <w:t xml:space="preserve">) dan </w:t>
+      </w:r>
+      <w:r>
+        <w:rPr>
+          <w:b/>
+          <w:bCs/>
+          <w:noProof/>
+        </w:rPr>
+        <w:t>2 penilai</w:t>
+      </w:r>
+      <w:r>
+        <w:rPr>
+          <w:noProof/>
+        </w:rPr>
+        <w:t xml:space="preserve"> (</w:t>
+      </w:r>
+      <w:r>
+        <w:rPr>
+          <w:rStyle w:val="HTMLCode"/>
+          <w:noProof/>
+        </w:rPr>
+        <w:t>jumlahPenilai = 2</w:t>
+      </w:r>
+      <w:r>
+        <w:rPr>
+          <w:noProof/>
+        </w:rPr>
+        <w:t>):</w:t>
+      </w:r>
+    </w:p>
+    <w:p>
+      <w:pPr>
+        <w:pStyle w:val="NormalWeb"/>
+        <w:ind w:left="720"/>
+        <w:rPr>
+          <w:noProof/>
+        </w:rPr>
+      </w:pPr>
+      <w:r>
+        <w:rPr>
+          <w:i/>
+          <w:iCs/>
+          <w:noProof/>
+        </w:rPr>
+        <w:t>Outer loop</w:t>
+      </w:r>
+      <w:r>
+        <w:rPr>
+          <w:noProof/>
+        </w:rPr>
+        <w:t xml:space="preserve"> (</w:t>
+      </w:r>
+      <w:r>
+        <w:rPr>
+          <w:rStyle w:val="HTMLCode"/>
+          <w:noProof/>
+        </w:rPr>
+        <w:t>while</w:t>
+      </w:r>
+      <w:r>
+        <w:rPr>
+          <w:noProof/>
+        </w:rPr>
+        <w:t xml:space="preserve">) berjalan sebanyak </w:t>
+      </w:r>
+      <w:r>
+        <w:rPr>
+          <w:b/>
+          <w:bCs/>
+          <w:noProof/>
+        </w:rPr>
+        <w:t>3 kali</w:t>
+      </w:r>
+      <w:r>
+        <w:rPr>
+          <w:noProof/>
+        </w:rPr>
+        <w:t xml:space="preserve"> (untuk setiap kelompok).</w:t>
+      </w:r>
+    </w:p>
+    <w:p>
+      <w:pPr>
+        <w:pStyle w:val="NormalWeb"/>
+        <w:ind w:left="720"/>
+        <w:rPr>
+          <w:noProof/>
+        </w:rPr>
+      </w:pPr>
+      <w:r>
+        <w:rPr>
+          <w:noProof/>
+        </w:rPr>
+        <w:t xml:space="preserve">Di dalam setiap iterasi </w:t>
+      </w:r>
+      <w:r>
+        <w:rPr>
+          <w:i/>
+          <w:iCs/>
+          <w:noProof/>
+        </w:rPr>
+        <w:t>outer loop</w:t>
+      </w:r>
+      <w:r>
+        <w:rPr>
+          <w:noProof/>
+        </w:rPr>
+        <w:t xml:space="preserve">, </w:t>
+      </w:r>
+      <w:r>
+        <w:rPr>
+          <w:i/>
+          <w:iCs/>
+          <w:noProof/>
+        </w:rPr>
+        <w:t>inner loop</w:t>
+      </w:r>
+      <w:r>
+        <w:rPr>
+          <w:noProof/>
+        </w:rPr>
+        <w:t xml:space="preserve"> (</w:t>
+      </w:r>
+      <w:r>
+        <w:rPr>
+          <w:rStyle w:val="HTMLCode"/>
+          <w:noProof/>
+        </w:rPr>
+        <w:t>for</w:t>
+      </w:r>
+      <w:r>
+        <w:rPr>
+          <w:noProof/>
+        </w:rPr>
+        <w:t xml:space="preserve">) berjalan sebanyak </w:t>
+      </w:r>
+      <w:r>
+        <w:rPr>
+          <w:b/>
+          <w:bCs/>
+          <w:noProof/>
+        </w:rPr>
+        <w:t>2 kali</w:t>
+      </w:r>
+      <w:r>
+        <w:rPr>
+          <w:noProof/>
+        </w:rPr>
+        <w:t xml:space="preserve"> (untuk setiap penilai).</w:t>
+      </w:r>
+    </w:p>
+    <w:p>
+      <w:pPr>
+        <w:pStyle w:val="NormalWeb"/>
+        <w:ind w:left="720"/>
+        <w:rPr>
+          <w:noProof/>
+        </w:rPr>
+      </w:pPr>
+      <w:r>
+        <w:rPr>
+          <w:b/>
+          <w:bCs/>
+          <w:noProof/>
+        </w:rPr>
+        <w:t>Total eksekusi badan perulangan FOR:</w:t>
+      </w:r>
+    </w:p>
+    <w:p>
+      <w:pPr>
+        <w:pStyle w:val="NormalWeb"/>
+        <w:ind w:left="720"/>
+        <w:rPr>
+          <w:noProof/>
+        </w:rPr>
+      </w:pPr>
+      <m:oMathPara>
+        <m:oMathParaPr>
+          <m:jc m:val="left"/>
+        </m:oMathParaPr>
+        <m:oMath>
+          <m:r>
+            <m:rPr>
+              <m:nor/>
+            </m:rPr>
+            <w:rPr>
+              <w:noProof/>
+            </w:rPr>
+            <m:t>Jumlah Kelompok</m:t>
+          </m:r>
+          <m:r>
+            <w:rPr>
+              <w:rFonts w:ascii="Cambria Math" w:hAnsi="Cambria Math"/>
+              <w:noProof/>
+            </w:rPr>
+            <m:t>×</m:t>
+          </m:r>
+          <m:r>
+            <m:rPr>
+              <m:nor/>
+            </m:rPr>
+            <w:rPr>
+              <w:noProof/>
+            </w:rPr>
+            <m:t>Jumlah Penilai</m:t>
+          </m:r>
+          <m:r>
+            <w:rPr>
+              <w:rFonts w:ascii="Cambria Math" w:hAnsi="Cambria Math"/>
+              <w:noProof/>
+            </w:rPr>
+            <m:t>=3×2=</m:t>
+          </m:r>
+          <m:r>
+            <m:rPr>
+              <m:sty m:val="b"/>
+            </m:rPr>
+            <w:rPr>
+              <w:rFonts w:ascii="Cambria Math" w:hAnsi="Cambria Math"/>
+              <w:noProof/>
+            </w:rPr>
+            <m:t>6</m:t>
+          </m:r>
+          <m:r>
+            <m:rPr>
+              <m:nor/>
+            </m:rPr>
+            <w:rPr>
+              <w:noProof/>
+            </w:rPr>
+            <m:t> kali</m:t>
+          </m:r>
+        </m:oMath>
+      </m:oMathPara>
+    </w:p>
+    <w:p>
+      <w:pPr>
+        <w:pStyle w:val="NormalWeb"/>
+        <w:numPr>
+          <w:ilvl w:val="0"/>
+          <w:numId w:val="11"/>
+        </w:numPr>
+        <w:ind w:hanging="436"/>
+        <w:rPr>
+          <w:noProof/>
+        </w:rPr>
+      </w:pPr>
+      <w:r>
+        <w:rPr>
+          <w:b/>
+          <w:bCs/>
+          <w:noProof/>
+        </w:rPr>
+        <w:t>Apa yang terjadi:</w:t>
+      </w:r>
+      <w:r>
+        <w:rPr>
+          <w:noProof/>
+        </w:rPr>
+        <w:t xml:space="preserve"> Jika </w:t>
+      </w:r>
+      <w:r>
+        <w:rPr>
+          <w:rStyle w:val="HTMLCode"/>
+          <w:noProof/>
+        </w:rPr>
+        <w:t>totalNilai</w:t>
+      </w:r>
+      <w:r>
+        <w:rPr>
+          <w:noProof/>
+        </w:rPr>
+        <w:t xml:space="preserve"> bertipe </w:t>
+      </w:r>
+      <w:r>
+        <w:rPr>
+          <w:rStyle w:val="HTMLCode"/>
+          <w:noProof/>
+        </w:rPr>
+        <w:t>int</w:t>
+      </w:r>
+      <w:r>
+        <w:rPr>
+          <w:noProof/>
+        </w:rPr>
+        <w:t xml:space="preserve"> dan dibagi dengan </w:t>
+      </w:r>
+      <w:r>
+        <w:rPr>
+          <w:rStyle w:val="HTMLCode"/>
+          <w:noProof/>
+        </w:rPr>
+        <w:t>jumlahPenilai</w:t>
+      </w:r>
+      <w:r>
+        <w:rPr>
+          <w:noProof/>
+        </w:rPr>
+        <w:t xml:space="preserve"> yang juga bertipe </w:t>
+      </w:r>
+      <w:r>
+        <w:rPr>
+          <w:rStyle w:val="HTMLCode"/>
+          <w:noProof/>
+        </w:rPr>
+        <w:t>int</w:t>
+      </w:r>
+      <w:r>
+        <w:rPr>
+          <w:noProof/>
+        </w:rPr>
+        <w:t xml:space="preserve"> (misal menggunakan pembagian integer Java), maka komponen pecahan desimal dari hasil bagi akan terbuang (dibulatkan ke bawah ke bilangan bulat terdekat), meskipun variabel penampungnya (</w:t>
+      </w:r>
+      <w:r>
+        <w:rPr>
+          <w:rStyle w:val="HTMLCode"/>
+          <w:noProof/>
+        </w:rPr>
+        <w:t>rataNilai</w:t>
+      </w:r>
+      <w:r>
+        <w:rPr>
+          <w:noProof/>
+        </w:rPr>
+        <w:t xml:space="preserve">) bertipe </w:t>
+      </w:r>
+      <w:r>
+        <w:rPr>
+          <w:rStyle w:val="HTMLCode"/>
+          <w:noProof/>
+        </w:rPr>
+        <w:t>double</w:t>
+      </w:r>
+      <w:r>
+        <w:rPr>
+          <w:noProof/>
+        </w:rPr>
+        <w:t>.</w:t>
+      </w:r>
+    </w:p>
+    <w:p>
+      <w:pPr>
+        <w:pStyle w:val="NormalWeb"/>
+        <w:ind w:left="720"/>
+        <w:rPr>
+          <w:noProof/>
+        </w:rPr>
+      </w:pPr>
+      <w:r>
+        <w:rPr>
+          <w:b/>
+          <w:bCs/>
+          <w:noProof/>
+        </w:rPr>
+        <w:t>Contoh Nilai:</w:t>
+      </w:r>
+      <w:r>
+        <w:rPr>
+          <w:noProof/>
+        </w:rPr>
+        <w:t xml:space="preserve"> Jika total nilai kelompok adalah </w:t>
+      </w:r>
+      <w:r>
+        <w:rPr>
+          <w:rStyle w:val="HTMLCode"/>
+          <w:noProof/>
+        </w:rPr>
+        <w:t>5</w:t>
+      </w:r>
+      <w:r>
+        <w:rPr>
+          <w:noProof/>
+        </w:rPr>
+        <w:t xml:space="preserve"> dan jumlah penilai adalah </w:t>
+      </w:r>
+      <w:r>
+        <w:rPr>
+          <w:rStyle w:val="HTMLCode"/>
+          <w:noProof/>
+        </w:rPr>
+        <w:t>2</w:t>
+      </w:r>
+      <w:r>
+        <w:rPr>
+          <w:noProof/>
+        </w:rPr>
+        <w:t xml:space="preserve">, maka operasi </w:t>
+      </w:r>
+      <w:r>
+        <w:rPr>
+          <w:rStyle w:val="HTMLCode"/>
+          <w:noProof/>
+        </w:rPr>
+        <w:t>5 / 2</w:t>
+      </w:r>
+      <w:r>
+        <w:rPr>
+          <w:noProof/>
+        </w:rPr>
+        <w:t xml:space="preserve"> dalam integer akan menghasilkan </w:t>
+      </w:r>
+      <w:r>
+        <w:rPr>
+          <w:rStyle w:val="HTMLCode"/>
+          <w:noProof/>
+        </w:rPr>
+        <w:t>2</w:t>
+      </w:r>
+      <w:r>
+        <w:rPr>
+          <w:noProof/>
+        </w:rPr>
+        <w:t xml:space="preserve">, bukan </w:t>
+      </w:r>
+      <w:r>
+        <w:rPr>
+          <w:rStyle w:val="HTMLCode"/>
+          <w:noProof/>
+        </w:rPr>
+        <w:t>2.5</w:t>
+      </w:r>
+      <w:r>
+        <w:rPr>
+          <w:noProof/>
+        </w:rPr>
+        <w:t xml:space="preserve">. Hasil akhirnya akan tercatat sebagai </w:t>
+      </w:r>
+      <w:r>
+        <w:rPr>
+          <w:rStyle w:val="HTMLCode"/>
+          <w:noProof/>
+        </w:rPr>
+        <w:t>2.0</w:t>
+      </w:r>
+      <w:r>
+        <w:rPr>
+          <w:noProof/>
+        </w:rPr>
+        <w:t xml:space="preserve"> karena langsung dikonversi ke </w:t>
+      </w:r>
+      <w:r>
+        <w:rPr>
+          <w:rStyle w:val="HTMLCode"/>
+          <w:noProof/>
+        </w:rPr>
+        <w:t>double</w:t>
+      </w:r>
+      <w:r>
+        <w:rPr>
+          <w:noProof/>
+        </w:rPr>
+        <w:t xml:space="preserve"> setelah pembagian bulat terjadi. </w:t>
+      </w:r>
+      <w:r>
+        <w:rPr>
+          <w:i/>
+          <w:iCs/>
+          <w:noProof/>
+        </w:rPr>
+        <w:t xml:space="preserve">(Catatan: Pada kode Anda, </w:t>
+      </w:r>
+      <w:r>
+        <w:rPr>
+          <w:rStyle w:val="HTMLCode"/>
+          <w:i/>
+          <w:iCs/>
+          <w:noProof/>
+        </w:rPr>
+        <w:t>totalNilai</w:t>
+      </w:r>
+      <w:r>
+        <w:rPr>
+          <w:i/>
+          <w:iCs/>
+          <w:noProof/>
+        </w:rPr>
+        <w:t xml:space="preserve"> sudah dideklarasikan sebagai </w:t>
+      </w:r>
+      <w:r>
+        <w:rPr>
+          <w:rStyle w:val="HTMLCode"/>
+          <w:i/>
+          <w:iCs/>
+          <w:noProof/>
+        </w:rPr>
+        <w:t>double</w:t>
+      </w:r>
+      <w:r>
+        <w:rPr>
+          <w:i/>
+          <w:iCs/>
+          <w:noProof/>
+        </w:rPr>
+        <w:t>, sehingga pembagian desimal berjalan dengan akurat).</w:t>
+      </w:r>
+    </w:p>
+    <w:p>
+      <w:pPr>
+        <w:pStyle w:val="NormalWeb"/>
+        <w:numPr>
+          <w:ilvl w:val="0"/>
+          <w:numId w:val="11"/>
+        </w:numPr>
+        <w:spacing w:before="0" w:beforeAutospacing="0"/>
+        <w:rPr>
+          <w:noProof/>
+        </w:rPr>
+      </w:pPr>
+      <w:r>
+        <w:rPr>
+          <w:b/>
+          <w:bCs/>
+          <w:noProof/>
+        </w:rPr>
+        <w:t xml:space="preserve">Mengapa </w:t>
+      </w:r>
+      <w:r>
+        <w:rPr>
+          <w:rStyle w:val="HTMLCode"/>
+          <w:rFonts w:ascii="Times New Roman" w:hAnsi="Times New Roman" w:cs="Times New Roman"/>
+          <w:b/>
+          <w:bCs/>
+          <w:noProof/>
+          <w:sz w:val="24"/>
+          <w:szCs w:val="24"/>
+        </w:rPr>
+        <w:t>-1</w:t>
+      </w:r>
+      <w:r>
+        <w:rPr>
+          <w:b/>
+          <w:bCs/>
+          <w:noProof/>
+        </w:rPr>
+        <w:t>:</w:t>
+      </w:r>
+      <w:r>
+        <w:rPr>
+          <w:noProof/>
+        </w:rPr>
+        <w:t xml:space="preserve"> Karena dalam sistem penilaian ini, nilai minimum yang mungkin didapat adalah </w:t>
+      </w:r>
+      <w:r>
+        <w:rPr>
+          <w:rStyle w:val="HTMLCode"/>
+          <w:rFonts w:ascii="Times New Roman" w:hAnsi="Times New Roman" w:cs="Times New Roman"/>
+          <w:noProof/>
+          <w:sz w:val="24"/>
+          <w:szCs w:val="24"/>
+        </w:rPr>
+        <w:t>0</w:t>
+      </w:r>
+      <w:r>
+        <w:rPr>
+          <w:noProof/>
+        </w:rPr>
+        <w:t xml:space="preserve"> (atau lebih besar). Dengan memberikan nilai awal </w:t>
+      </w:r>
+      <w:r>
+        <w:rPr>
+          <w:rStyle w:val="HTMLCode"/>
+          <w:rFonts w:ascii="Times New Roman" w:hAnsi="Times New Roman" w:cs="Times New Roman"/>
+          <w:noProof/>
+          <w:sz w:val="24"/>
+          <w:szCs w:val="24"/>
+        </w:rPr>
+        <w:t>-1</w:t>
+      </w:r>
+      <w:r>
+        <w:rPr>
+          <w:noProof/>
+        </w:rPr>
+        <w:t xml:space="preserve">, dipastikan bahwa rata-rata dari kelompok pertama (berapapun nilainya, bahkan jika nilainya </w:t>
+      </w:r>
+      <w:r>
+        <w:rPr>
+          <w:rStyle w:val="HTMLCode"/>
+          <w:rFonts w:ascii="Times New Roman" w:hAnsi="Times New Roman" w:cs="Times New Roman"/>
+          <w:noProof/>
+          <w:sz w:val="24"/>
+          <w:szCs w:val="24"/>
+        </w:rPr>
+        <w:t>0</w:t>
+      </w:r>
+      <w:r>
+        <w:rPr>
+          <w:noProof/>
+        </w:rPr>
+        <w:t xml:space="preserve">) pasti akan lebih besar dari </w:t>
+      </w:r>
+      <w:r>
+        <w:rPr>
+          <w:rStyle w:val="HTMLCode"/>
+          <w:rFonts w:ascii="Times New Roman" w:hAnsi="Times New Roman" w:cs="Times New Roman"/>
+          <w:noProof/>
+          <w:sz w:val="24"/>
+          <w:szCs w:val="24"/>
+        </w:rPr>
+        <w:t>-1</w:t>
+      </w:r>
+      <w:r>
+        <w:rPr>
+          <w:noProof/>
+        </w:rPr>
+        <w:t xml:space="preserve">, sehingga kelompok pertama otomatis akan tercatat sebagai </w:t>
+      </w:r>
+      <w:r>
+        <w:rPr>
+          <w:rStyle w:val="HTMLCode"/>
+          <w:rFonts w:ascii="Times New Roman" w:hAnsi="Times New Roman" w:cs="Times New Roman"/>
+          <w:noProof/>
+          <w:sz w:val="24"/>
+          <w:szCs w:val="24"/>
+        </w:rPr>
+        <w:t>rataTertinggi</w:t>
+      </w:r>
+      <w:r>
+        <w:rPr>
+          <w:noProof/>
+        </w:rPr>
+        <w:t xml:space="preserve"> sementara.</w:t>
+      </w:r>
+    </w:p>
+    <w:p>
+      <w:pPr>
+        <w:pStyle w:val="NormalWeb"/>
+        <w:spacing w:before="0" w:beforeAutospacing="0"/>
+        <w:ind w:left="720"/>
+        <w:rPr>
+          <w:noProof/>
+        </w:rPr>
+      </w:pPr>
+      <w:r>
+        <w:rPr>
+          <w:b/>
+          <w:bCs/>
+          <w:noProof/>
+        </w:rPr>
+        <w:t xml:space="preserve">Contoh input yang membuat hasil salah jika nilai awalnya </w:t>
+      </w:r>
+      <w:r>
+        <w:rPr>
+          <w:rStyle w:val="HTMLCode"/>
+          <w:rFonts w:ascii="Times New Roman" w:hAnsi="Times New Roman" w:cs="Times New Roman"/>
+          <w:b/>
+          <w:bCs/>
+          <w:noProof/>
+          <w:sz w:val="24"/>
+          <w:szCs w:val="24"/>
+        </w:rPr>
+        <w:t>0</w:t>
+      </w:r>
+      <w:r>
+        <w:rPr>
+          <w:b/>
+          <w:bCs/>
+          <w:noProof/>
+        </w:rPr>
+        <w:t>:</w:t>
+      </w:r>
+      <w:r>
+        <w:rPr>
+          <w:noProof/>
+        </w:rPr>
+        <w:t xml:space="preserve"> Jika semua kelompok mendapatkan rata-rata di bawah </w:t>
+      </w:r>
+      <w:r>
+        <w:rPr>
+          <w:rStyle w:val="HTMLCode"/>
+          <w:rFonts w:ascii="Times New Roman" w:hAnsi="Times New Roman" w:cs="Times New Roman"/>
+          <w:noProof/>
+          <w:sz w:val="24"/>
+          <w:szCs w:val="24"/>
+        </w:rPr>
+        <w:t>0</w:t>
+      </w:r>
+      <w:r>
+        <w:rPr>
+          <w:noProof/>
+        </w:rPr>
+        <w:t xml:space="preserve"> (atau jika rentang nilai memungkinkan negatif, meskipun di kode dibatasi 0–100), atau jika seluruh kelompok mendapatkan rata-rata persis </w:t>
+      </w:r>
+      <w:r>
+        <w:rPr>
+          <w:rStyle w:val="HTMLCode"/>
+          <w:rFonts w:ascii="Times New Roman" w:hAnsi="Times New Roman" w:cs="Times New Roman"/>
+          <w:noProof/>
+          <w:sz w:val="24"/>
+          <w:szCs w:val="24"/>
+        </w:rPr>
+        <w:t>0</w:t>
+      </w:r>
+      <w:r>
+        <w:rPr>
+          <w:noProof/>
+        </w:rPr>
+        <w:t xml:space="preserve">, maka jika nilai awal </w:t>
+      </w:r>
+      <w:r>
+        <w:rPr>
+          <w:rStyle w:val="HTMLCode"/>
+          <w:rFonts w:ascii="Times New Roman" w:hAnsi="Times New Roman" w:cs="Times New Roman"/>
+          <w:noProof/>
+          <w:sz w:val="24"/>
+          <w:szCs w:val="24"/>
+        </w:rPr>
+        <w:t>0</w:t>
+      </w:r>
+      <w:r>
+        <w:rPr>
+          <w:noProof/>
+        </w:rPr>
+        <w:t xml:space="preserve">, pembanding </w:t>
+      </w:r>
+      <w:r>
+        <w:rPr>
+          <w:rStyle w:val="HTMLCode"/>
+          <w:rFonts w:ascii="Times New Roman" w:hAnsi="Times New Roman" w:cs="Times New Roman"/>
+          <w:noProof/>
+          <w:sz w:val="24"/>
+          <w:szCs w:val="24"/>
+        </w:rPr>
+        <w:t>rataNilai &gt; rataTertinggi</w:t>
+      </w:r>
+      <w:r>
+        <w:rPr>
+          <w:noProof/>
+        </w:rPr>
+        <w:t xml:space="preserve"> (</w:t>
+      </w:r>
+      <m:oMath>
+        <m:r>
+          <w:rPr>
+            <w:rFonts w:ascii="Cambria Math" w:hAnsi="Cambria Math"/>
+            <w:noProof/>
+          </w:rPr>
+          <m:t>0&gt;0</m:t>
+        </m:r>
+      </m:oMath>
+      <w:r>
+        <w:rPr>
+          <w:noProof/>
+        </w:rPr>
+        <w:t xml:space="preserve">) bernilai </w:t>
+      </w:r>
+      <w:r>
+        <w:rPr>
+          <w:rStyle w:val="HTMLCode"/>
+          <w:rFonts w:ascii="Times New Roman" w:hAnsi="Times New Roman" w:cs="Times New Roman"/>
+          <w:noProof/>
+          <w:sz w:val="24"/>
+          <w:szCs w:val="24"/>
+        </w:rPr>
+        <w:t>false</w:t>
+      </w:r>
+      <w:r>
+        <w:rPr>
+          <w:noProof/>
+        </w:rPr>
+        <w:t>, sehingga kelompok terbaik tidak akan pernah terperbarui dengan benar.</w:t>
+      </w:r>
+    </w:p>
+    <w:p>
+      <w:pPr>
+        <w:pStyle w:val="NormalWeb"/>
+        <w:spacing w:before="0" w:beforeAutospacing="0"/>
+        <w:ind w:left="720"/>
+        <w:rPr>
+          <w:noProof/>
+        </w:rPr>
+      </w:pPr>
+    </w:p>
+    <w:p>
+      <w:pPr>
+        <w:pStyle w:val="NormalWeb"/>
+        <w:spacing w:before="0" w:beforeAutospacing="0"/>
+        <w:ind w:left="720"/>
+        <w:rPr>
+          <w:noProof/>
+        </w:rPr>
+      </w:pPr>
+    </w:p>
+    <w:p>
+      <w:pPr>
+        <w:pStyle w:val="NormalWeb"/>
+        <w:spacing w:before="0" w:beforeAutospacing="0"/>
+        <w:ind w:left="720"/>
+        <w:rPr>
+          <w:noProof/>
+        </w:rPr>
+      </w:pPr>
+    </w:p>
+    <w:p>
+      <w:pPr>
+        <w:pStyle w:val="NormalWeb"/>
+        <w:spacing w:before="0" w:beforeAutospacing="0"/>
+        <w:ind w:left="720"/>
+        <w:rPr>
+          <w:noProof/>
+        </w:rPr>
+      </w:pPr>
+    </w:p>
+    <w:p>
+      <w:pPr>
+        <w:pStyle w:val="NormalWeb"/>
+        <w:numPr>
+          <w:ilvl w:val="0"/>
+          <w:numId w:val="11"/>
+        </w:numPr>
+        <w:spacing w:before="0" w:beforeAutospacing="0"/>
+        <w:ind w:hanging="436"/>
+        <w:rPr>
+          <w:noProof/>
+        </w:rPr>
+      </w:pPr>
+      <w:r>
+        <w:rPr>
+          <w:b/>
+          <w:bCs/>
+          <w:noProof/>
+        </w:rPr>
+        <w:lastRenderedPageBreak/>
+        <w:t>Perulangan Luar (while - nomorKelompok)</w:t>
+      </w:r>
+      <w:r>
+        <w:rPr>
+          <w:noProof/>
+        </w:rPr>
+        <w:t>:</w:t>
+      </w:r>
+    </w:p>
+    <w:p>
+      <w:pPr>
+        <w:pStyle w:val="NormalWeb"/>
+        <w:spacing w:before="0" w:beforeAutospacing="0"/>
+        <w:ind w:left="720"/>
+        <w:rPr>
+          <w:noProof/>
+        </w:rPr>
+      </w:pPr>
+      <w:r>
+        <w:rPr>
+          <w:b/>
+          <w:bCs/>
+          <w:noProof/>
+        </w:rPr>
+        <w:t>Jenis:</w:t>
+      </w:r>
+      <w:r>
+        <w:rPr>
+          <w:noProof/>
+        </w:rPr>
+        <w:t xml:space="preserve"> while loop</w:t>
+      </w:r>
+    </w:p>
+    <w:p>
+      <w:pPr>
+        <w:pStyle w:val="NormalWeb"/>
+        <w:spacing w:before="0" w:beforeAutospacing="0"/>
+        <w:ind w:left="720"/>
+        <w:rPr>
+          <w:noProof/>
+        </w:rPr>
+      </w:pPr>
+      <w:r>
+        <w:rPr>
+          <w:b/>
+          <w:bCs/>
+          <w:noProof/>
+        </w:rPr>
+        <w:t>Peran:</w:t>
+      </w:r>
+      <w:r>
+        <w:rPr>
+          <w:noProof/>
+        </w:rPr>
+        <w:t xml:space="preserve"> Mengatur perulangan proses penilaian untuk setiap </w:t>
+      </w:r>
+      <w:r>
+        <w:rPr>
+          <w:b/>
+          <w:bCs/>
+          <w:noProof/>
+        </w:rPr>
+        <w:t>kelompok</w:t>
+      </w:r>
+      <w:r>
+        <w:rPr>
+          <w:noProof/>
+        </w:rPr>
+        <w:t xml:space="preserve"> dari kelompok pertama hingga kelompok terakhir (jumlahKelompok).</w:t>
+      </w:r>
+    </w:p>
+    <w:p>
+      <w:pPr>
+        <w:pStyle w:val="NormalWeb"/>
+        <w:spacing w:before="0" w:beforeAutospacing="0"/>
+        <w:ind w:left="720"/>
+        <w:rPr>
+          <w:noProof/>
+        </w:rPr>
+      </w:pPr>
+      <w:r>
+        <w:rPr>
+          <w:b/>
+          <w:bCs/>
+          <w:noProof/>
+        </w:rPr>
+        <w:t>Perulangan Tengah (for - j)</w:t>
+      </w:r>
+      <w:r>
+        <w:rPr>
+          <w:noProof/>
+        </w:rPr>
+        <w:t>:</w:t>
+      </w:r>
+    </w:p>
+    <w:p>
+      <w:pPr>
+        <w:pStyle w:val="NormalWeb"/>
+        <w:spacing w:before="0" w:beforeAutospacing="0"/>
+        <w:ind w:left="720"/>
+        <w:rPr>
+          <w:noProof/>
+        </w:rPr>
+      </w:pPr>
+      <w:r>
+        <w:rPr>
+          <w:b/>
+          <w:bCs/>
+          <w:noProof/>
+        </w:rPr>
+        <w:t>Jenis:</w:t>
+      </w:r>
+      <w:r>
+        <w:rPr>
+          <w:noProof/>
+        </w:rPr>
+        <w:t xml:space="preserve"> for loop</w:t>
+      </w:r>
+    </w:p>
+    <w:p>
+      <w:pPr>
+        <w:pStyle w:val="NormalWeb"/>
+        <w:spacing w:before="0" w:beforeAutospacing="0"/>
+        <w:ind w:left="720"/>
+        <w:rPr>
+          <w:noProof/>
+        </w:rPr>
+      </w:pPr>
+      <w:r>
+        <w:rPr>
+          <w:b/>
+          <w:bCs/>
+          <w:noProof/>
+        </w:rPr>
+        <w:t>Peran:</w:t>
+      </w:r>
+      <w:r>
+        <w:rPr>
+          <w:noProof/>
+        </w:rPr>
+        <w:t xml:space="preserve"> Mengatur perulangan pengambilan masukan (input) nilai dari setiap </w:t>
+      </w:r>
+      <w:r>
+        <w:rPr>
+          <w:b/>
+          <w:bCs/>
+          <w:noProof/>
+        </w:rPr>
+        <w:t>penilai</w:t>
+      </w:r>
+      <w:r>
+        <w:rPr>
+          <w:noProof/>
+        </w:rPr>
+        <w:t xml:space="preserve"> (jumlahPenilai) di dalam kelompok yang sedang aktif.</w:t>
+      </w:r>
+    </w:p>
+    <w:p>
+      <w:pPr>
+        <w:pStyle w:val="NormalWeb"/>
+        <w:spacing w:before="0" w:beforeAutospacing="0"/>
+        <w:ind w:left="720"/>
+        <w:rPr>
+          <w:noProof/>
+        </w:rPr>
+      </w:pPr>
+      <w:r>
+        <w:rPr>
+          <w:b/>
+          <w:bCs/>
+          <w:noProof/>
+        </w:rPr>
+        <w:t>Perulangan Dalam (do-while - validasi input)</w:t>
+      </w:r>
+      <w:r>
+        <w:rPr>
+          <w:noProof/>
+        </w:rPr>
+        <w:t>:</w:t>
+      </w:r>
+    </w:p>
+    <w:p>
+      <w:pPr>
+        <w:pStyle w:val="NormalWeb"/>
+        <w:spacing w:before="0" w:beforeAutospacing="0"/>
+        <w:ind w:left="720"/>
+        <w:rPr>
+          <w:noProof/>
+        </w:rPr>
+      </w:pPr>
+      <w:r>
+        <w:rPr>
+          <w:b/>
+          <w:bCs/>
+          <w:noProof/>
+        </w:rPr>
+        <w:t>Jenis:</w:t>
+      </w:r>
+      <w:r>
+        <w:rPr>
+          <w:noProof/>
+        </w:rPr>
+        <w:t xml:space="preserve"> do-while loop</w:t>
+      </w:r>
+    </w:p>
+    <w:p>
+      <w:pPr>
+        <w:pStyle w:val="NormalWeb"/>
+        <w:spacing w:before="0" w:beforeAutospacing="0"/>
+        <w:ind w:left="720"/>
+        <w:rPr>
+          <w:noProof/>
+        </w:rPr>
+      </w:pPr>
+      <w:r>
+        <w:rPr>
+          <w:b/>
+          <w:bCs/>
+          <w:noProof/>
+        </w:rPr>
+        <w:t>Peran:</w:t>
+      </w:r>
+      <w:r>
+        <w:rPr>
+          <w:noProof/>
+        </w:rPr>
+        <w:t xml:space="preserve"> Melakukan </w:t>
+      </w:r>
+      <w:r>
+        <w:rPr>
+          <w:b/>
+          <w:bCs/>
+          <w:noProof/>
+        </w:rPr>
+        <w:t>validasi input</w:t>
+      </w:r>
+      <w:r>
+        <w:rPr>
+          <w:noProof/>
+        </w:rPr>
+        <w:t xml:space="preserve"> agar program terus meminta ulang masukan nilai dari penilai jika pengguna menginput angka di luar rentang yang valid (yaitu harus antara 0 sampai 100).</w:t>
+      </w:r>
+    </w:p>
+    <w:p>
+      <w:pPr>
+        <w:pStyle w:val="NormalWeb"/>
+        <w:spacing w:before="0" w:beforeAutospacing="0"/>
+        <w:rPr>
+          <w:noProof/>
+        </w:rPr>
+      </w:pPr>
+    </w:p>
+    <w:p>
+      <w:pPr>
+        <w:pStyle w:val="NormalWeb"/>
+        <w:spacing w:before="0" w:beforeAutospacing="0"/>
+        <w:rPr>
+          <w:noProof/>
+        </w:rPr>
+      </w:pPr>
+      <w:r>
+        <w:rPr>
+          <w:noProof/>
+        </w:rPr>
+        <w:drawing>
+          <wp:anchor distT="0" distB="0" distL="114300" distR="114300" simplePos="0" relativeHeight="251658240" behindDoc="0" locked="0" layoutInCell="1" allowOverlap="1" wp14:anchorId="3A2CBAA8" wp14:editId="1348A217">
+            <wp:simplePos x="0" y="0"/>
+            <wp:positionH relativeFrom="column">
+              <wp:posOffset>3954780</wp:posOffset>
+            </wp:positionH>
+            <wp:positionV relativeFrom="paragraph">
+              <wp:posOffset>355600</wp:posOffset>
+            </wp:positionV>
+            <wp:extent cx="1569720" cy="1082040"/>
+            <wp:effectExtent l="0" t="0" r="0" b="3810"/>
+            <wp:wrapNone/>
+            <wp:docPr id="1340348022" name="Picture 1"/>
+            <wp:cNvGraphicFramePr>
+              <a:graphicFrameLocks xmlns:a="http://schemas.openxmlformats.org/drawingml/2006/main" noChangeAspect="1"/>
+            </wp:cNvGraphicFramePr>
+            <a:graphic xmlns:a="http://schemas.openxmlformats.org/drawingml/2006/main">
+              <a:graphicData uri="http://schemas.openxmlformats.org/drawingml/2006/picture">
+                <pic:pic xmlns:pic="http://schemas.openxmlformats.org/drawingml/2006/picture">
+                  <pic:nvPicPr>
+                    <pic:cNvPr id="1340348022" name=""/>
+                    <pic:cNvPicPr/>
+                  </pic:nvPicPr>
+                  <pic:blipFill>
+                    <a:blip r:embed="rId17">
+                      <a:extLst>
+                        <a:ext uri="{28A0092B-C50C-407E-A947-70E740481C1C}">
+                          <a14:useLocalDpi xmlns:a14="http://schemas.microsoft.com/office/drawing/2010/main" val="0"/>
+                        </a:ext>
+                      </a:extLst>
+                    </a:blip>
+                    <a:stretch>
+                      <a:fillRect/>
+                    </a:stretch>
+                  </pic:blipFill>
+                  <pic:spPr>
+                    <a:xfrm>
+                      <a:off x="0" y="0"/>
+                      <a:ext cx="1569720" cy="1082040"/>
+                    </a:xfrm>
+                    <a:prstGeom prst="rect">
+                      <a:avLst/>
+                    </a:prstGeom>
+                  </pic:spPr>
+                </pic:pic>
+              </a:graphicData>
+            </a:graphic>
+          </wp:anchor>
+        </w:drawing>
+      </w:r>
+      <w:r>
+        <w:rPr>
+          <w:noProof/>
+        </w:rPr>
+        <w:t>Tugas 1 :</w:t>
+      </w:r>
+    </w:p>
+    <w:p>
+      <w:pPr>
+        <w:pStyle w:val="NormalWeb"/>
+        <w:spacing w:before="0" w:beforeAutospacing="0"/>
+        <w:rPr>
+          <w:noProof/>
+        </w:rPr>
+      </w:pPr>
+      <w:r>
+        <w:rPr>
+          <w:noProof/>
+        </w:rPr>
+        <w:drawing>
+          <wp:inline distT="0" distB="0" distL="0" distR="0" wp14:anchorId="655828DB" wp14:editId="35CCF350">
+            <wp:extent cx="3411343" cy="2659380"/>
+            <wp:effectExtent l="0" t="0" r="0" b="7620"/>
+            <wp:docPr id="1363467294" name="Picture 1"/>
+            <wp:cNvGraphicFramePr>
+              <a:graphicFrameLocks xmlns:a="http://schemas.openxmlformats.org/drawingml/2006/main" noChangeAspect="1"/>
+            </wp:cNvGraphicFramePr>
+            <a:graphic xmlns:a="http://schemas.openxmlformats.org/drawingml/2006/main">
+              <a:graphicData uri="http://schemas.openxmlformats.org/drawingml/2006/picture">
+                <pic:pic xmlns:pic="http://schemas.openxmlformats.org/drawingml/2006/picture">
+                  <pic:nvPicPr>
+                    <pic:cNvPr id="1363467294" name=""/>
+                    <pic:cNvPicPr/>
+                  </pic:nvPicPr>
+                  <pic:blipFill>
+                    <a:blip r:embed="rId18"/>
+                    <a:stretch>
+                      <a:fillRect/>
+                    </a:stretch>
+                  </pic:blipFill>
+                  <pic:spPr>
+                    <a:xfrm>
+                      <a:off x="0" y="0"/>
+                      <a:ext cx="3432542" cy="2675906"/>
+                    </a:xfrm>
+                    <a:prstGeom prst="rect">
+                      <a:avLst/>
+                    </a:prstGeom>
+                  </pic:spPr>
+                </pic:pic>
+              </a:graphicData>
+            </a:graphic>
+          </wp:inline>
+        </w:drawing>
+      </w:r>
+    </w:p>
+    <w:p>
+      <w:pPr>
+        <w:pStyle w:val="NormalWeb"/>
+        <w:spacing w:before="0" w:beforeAutospacing="0"/>
+        <w:rPr>
+          <w:noProof/>
+        </w:rPr>
+      </w:pPr>
+    </w:p>
+    <w:p>
+      <w:pPr>
+        <w:pStyle w:val="NormalWeb"/>
+        <w:spacing w:before="0" w:beforeAutospacing="0"/>
+        <w:rPr>
+          <w:noProof/>
+        </w:rPr>
+      </w:pPr>
+    </w:p>
+    <w:p>
+      <w:pPr>
+        <w:pStyle w:val="NormalWeb"/>
+        <w:spacing w:before="0" w:beforeAutospacing="0"/>
+        <w:rPr>
+          <w:noProof/>
+        </w:rPr>
+      </w:pPr>
+    </w:p>
+    <w:p>
+      <w:pPr>
+        <w:pStyle w:val="NormalWeb"/>
+        <w:spacing w:before="0" w:beforeAutospacing="0"/>
+        <w:rPr>
+          <w:noProof/>
+        </w:rPr>
+      </w:pPr>
+    </w:p>
+    <w:p>
+      <w:pPr>
+        <w:pStyle w:val="NormalWeb"/>
+        <w:spacing w:before="0" w:beforeAutospacing="0"/>
+        <w:rPr>
+          <w:noProof/>
+        </w:rPr>
+      </w:pPr>
+      <w:r>
+        <w:rPr>
+          <w:noProof/>
+        </w:rPr>
+        <w:lastRenderedPageBreak/>
+        <w:drawing>
+          <wp:anchor distT="0" distB="0" distL="114300" distR="114300" simplePos="0" relativeHeight="251659264" behindDoc="0" locked="0" layoutInCell="1" allowOverlap="1" wp14:anchorId="07A06A9E" wp14:editId="261477E9">
+            <wp:simplePos x="0" y="0"/>
+            <wp:positionH relativeFrom="column">
+              <wp:posOffset>3291840</wp:posOffset>
+            </wp:positionH>
+            <wp:positionV relativeFrom="paragraph">
+              <wp:posOffset>350520</wp:posOffset>
+            </wp:positionV>
+            <wp:extent cx="1501140" cy="876300"/>
+            <wp:effectExtent l="0" t="0" r="3810" b="0"/>
+            <wp:wrapNone/>
+            <wp:docPr id="1895408589" name="Picture 1"/>
+            <wp:cNvGraphicFramePr>
+              <a:graphicFrameLocks xmlns:a="http://schemas.openxmlformats.org/drawingml/2006/main" noChangeAspect="1"/>
+            </wp:cNvGraphicFramePr>
+            <a:graphic xmlns:a="http://schemas.openxmlformats.org/drawingml/2006/main">
+              <a:graphicData uri="http://schemas.openxmlformats.org/drawingml/2006/picture">
+                <pic:pic xmlns:pic="http://schemas.openxmlformats.org/drawingml/2006/picture">
+                  <pic:nvPicPr>
+                    <pic:cNvPr id="1895408589" name=""/>
+                    <pic:cNvPicPr/>
+                  </pic:nvPicPr>
+                  <pic:blipFill>
+                    <a:blip r:embed="rId19">
+                      <a:extLst>
+                        <a:ext uri="{28A0092B-C50C-407E-A947-70E740481C1C}">
+                          <a14:useLocalDpi xmlns:a14="http://schemas.microsoft.com/office/drawing/2010/main" val="0"/>
+                        </a:ext>
+                      </a:extLst>
+                    </a:blip>
+                    <a:stretch>
+                      <a:fillRect/>
+                    </a:stretch>
+                  </pic:blipFill>
+                  <pic:spPr>
+                    <a:xfrm>
+                      <a:off x="0" y="0"/>
+                      <a:ext cx="1501140" cy="876300"/>
+                    </a:xfrm>
+                    <a:prstGeom prst="rect">
+                      <a:avLst/>
+                    </a:prstGeom>
+                  </pic:spPr>
+                </pic:pic>
+              </a:graphicData>
+            </a:graphic>
+          </wp:anchor>
+        </w:drawing>
+      </w:r>
+      <w:r>
+        <w:rPr>
+          <w:noProof/>
+        </w:rPr>
+        <w:t>Tugas 2 :</w:t>
+      </w:r>
+    </w:p>
+    <w:p>
+      <w:pPr>
+        <w:pStyle w:val="NormalWeb"/>
+        <w:spacing w:before="0" w:beforeAutospacing="0"/>
+        <w:rPr>
+          <w:noProof/>
+        </w:rPr>
+      </w:pPr>
+      <w:r>
+        <w:rPr>
+          <w:noProof/>
+        </w:rPr>
+        <w:drawing>
+          <wp:inline distT="0" distB="0" distL="0" distR="0" wp14:anchorId="4FE663B2" wp14:editId="35E7BA0C">
+            <wp:extent cx="3142605" cy="2667000"/>
+            <wp:effectExtent l="0" t="0" r="1270" b="0"/>
+            <wp:docPr id="149699409" name="Picture 1"/>
+            <wp:cNvGraphicFramePr>
+              <a:graphicFrameLocks xmlns:a="http://schemas.openxmlformats.org/drawingml/2006/main" noChangeAspect="1"/>
+            </wp:cNvGraphicFramePr>
+            <a:graphic xmlns:a="http://schemas.openxmlformats.org/drawingml/2006/main">
+              <a:graphicData uri="http://schemas.openxmlformats.org/drawingml/2006/picture">
+                <pic:pic xmlns:pic="http://schemas.openxmlformats.org/drawingml/2006/picture">
+                  <pic:nvPicPr>
+                    <pic:cNvPr id="149699409" name=""/>
+                    <pic:cNvPicPr/>
+                  </pic:nvPicPr>
+                  <pic:blipFill>
+                    <a:blip r:embed="rId20"/>
+                    <a:stretch>
+                      <a:fillRect/>
+                    </a:stretch>
+                  </pic:blipFill>
+                  <pic:spPr>
+                    <a:xfrm>
+                      <a:off x="0" y="0"/>
+                      <a:ext cx="3168369" cy="2688865"/>
+                    </a:xfrm>
+                    <a:prstGeom prst="rect">
+                      <a:avLst/>
+                    </a:prstGeom>
+                  </pic:spPr>
+                </pic:pic>
+              </a:graphicData>
+            </a:graphic>
+          </wp:inline>
+        </w:drawing>
+      </w:r>
+    </w:p>
+    <w:p>
+      <w:pPr>
+        <w:pStyle w:val="NormalWeb"/>
+        <w:spacing w:before="0" w:beforeAutospacing="0"/>
+        <w:rPr>
+          <w:noProof/>
+        </w:rPr>
+      </w:pPr>
+      <w:r>
+        <w:rPr>
+          <w:noProof/>
+        </w:rPr>
+        <w:drawing>
+          <wp:anchor distT="0" distB="0" distL="114300" distR="114300" simplePos="0" relativeHeight="251660288" behindDoc="0" locked="0" layoutInCell="1" allowOverlap="1" wp14:anchorId="099E9B8C" wp14:editId="4F2020D8">
+            <wp:simplePos x="0" y="0"/>
+            <wp:positionH relativeFrom="column">
+              <wp:posOffset>4137660</wp:posOffset>
+            </wp:positionH>
+            <wp:positionV relativeFrom="paragraph">
+              <wp:posOffset>350520</wp:posOffset>
+            </wp:positionV>
+            <wp:extent cx="1752600" cy="1950720"/>
+            <wp:effectExtent l="0" t="0" r="0" b="0"/>
+            <wp:wrapNone/>
+            <wp:docPr id="2035940021" name="Picture 1"/>
+            <wp:cNvGraphicFramePr>
+              <a:graphicFrameLocks xmlns:a="http://schemas.openxmlformats.org/drawingml/2006/main" noChangeAspect="1"/>
+            </wp:cNvGraphicFramePr>
+            <a:graphic xmlns:a="http://schemas.openxmlformats.org/drawingml/2006/main">
+              <a:graphicData uri="http://schemas.openxmlformats.org/drawingml/2006/picture">
+                <pic:pic xmlns:pic="http://schemas.openxmlformats.org/drawingml/2006/picture">
+                  <pic:nvPicPr>
+                    <pic:cNvPr id="2035940021" name=""/>
+                    <pic:cNvPicPr/>
+                  </pic:nvPicPr>
+                  <pic:blipFill>
+                    <a:blip r:embed="rId21">
+                      <a:extLst>
+                        <a:ext uri="{28A0092B-C50C-407E-A947-70E740481C1C}">
+                          <a14:useLocalDpi xmlns:a14="http://schemas.microsoft.com/office/drawing/2010/main" val="0"/>
+                        </a:ext>
+                      </a:extLst>
+                    </a:blip>
+                    <a:stretch>
+                      <a:fillRect/>
+                    </a:stretch>
+                  </pic:blipFill>
+                  <pic:spPr>
+                    <a:xfrm>
+                      <a:off x="0" y="0"/>
+                      <a:ext cx="1752600" cy="1950720"/>
+                    </a:xfrm>
+                    <a:prstGeom prst="rect">
+                      <a:avLst/>
+                    </a:prstGeom>
+                  </pic:spPr>
+                </pic:pic>
+              </a:graphicData>
+            </a:graphic>
+          </wp:anchor>
+        </w:drawing>
+      </w:r>
+      <w:r>
+        <w:rPr>
+          <w:noProof/>
+        </w:rPr>
+        <w:t>Tugas 3 :</w:t>
+      </w:r>
+    </w:p>
+    <w:p>
+      <w:pPr>
+        <w:pStyle w:val="NormalWeb"/>
+        <w:spacing w:before="0" w:beforeAutospacing="0"/>
+        <w:rPr>
+          <w:noProof/>
+        </w:rPr>
+      </w:pPr>
+      <w:r>
+        <w:rPr>
+          <w:noProof/>
+        </w:rPr>
+        <w:drawing>
+          <wp:inline distT="0" distB="0" distL="0" distR="0" wp14:anchorId="12B13202" wp14:editId="1C5EAC6E">
+            <wp:extent cx="3230880" cy="5278460"/>
+            <wp:effectExtent l="0" t="0" r="7620" b="0"/>
+            <wp:docPr id="376898012" name="Picture 1"/>
+            <wp:cNvGraphicFramePr>
+              <a:graphicFrameLocks xmlns:a="http://schemas.openxmlformats.org/drawingml/2006/main" noChangeAspect="1"/>
+            </wp:cNvGraphicFramePr>
+            <a:graphic xmlns:a="http://schemas.openxmlformats.org/drawingml/2006/main">
+              <a:graphicData uri="http://schemas.openxmlformats.org/drawingml/2006/picture">
+                <pic:pic xmlns:pic="http://schemas.openxmlformats.org/drawingml/2006/picture">
+                  <pic:nvPicPr>
+                    <pic:cNvPr id="376898012" name=""/>
+                    <pic:cNvPicPr/>
+                  </pic:nvPicPr>
+                  <pic:blipFill>
+                    <a:blip r:embed="rId22"/>
+                    <a:stretch>
+                      <a:fillRect/>
+                    </a:stretch>
+                  </pic:blipFill>
+                  <pic:spPr>
+                    <a:xfrm>
+                      <a:off x="0" y="0"/>
+                      <a:ext cx="3257877" cy="5322567"/>
+                    </a:xfrm>
+                    <a:prstGeom prst="rect">
+                      <a:avLst/>
+                    </a:prstGeom>
+                  </pic:spPr>
+                </pic:pic>
+              </a:graphicData>
+            </a:graphic>
+          </wp:inline>
+        </w:drawing>
+      </w:r>
+    </w:p>
+    <w:p>
+      <w:pPr>
+        <w:pStyle w:val="NormalWeb"/>
+        <w:ind w:left="720"/>
+        <w:rPr>
+          <w:noProof/>
+        </w:rPr>
+      </w:pPr>
+    </w:p>
+    <w:p>
+      <w:pPr>
+        <w:pStyle w:val="NormalWeb"/>
+        <w:ind w:left="720"/>
+        <w:rPr>
+          <w:noProof/>
+        </w:rPr>
+      </w:pPr>
+    </w:p>
+    <w:p>
+      <w:pPr>
+        <w:pStyle w:val="NormalWeb"/>
+        <w:spacing w:before="0" w:beforeAutospacing="0"/>
+        <w:ind w:left="720"/>
+        <w:rPr>
+          <w:noProof/>
+        </w:rPr>
+      </w:pPr>
+    </w:p>
+    <w:p>
+      <w:pPr>
+        <w:pStyle w:val="ListParagraph"/>
+        <w:spacing w:after="0" w:line="240" w:lineRule="auto"/>
+        <w:rPr>
+          <w:rFonts w:ascii="Times New Roman" w:eastAsia="Times New Roman" w:hAnsi="Times New Roman" w:cs="Times New Roman"/>
+          <w:noProof/>
+          <w:kern w:val="0"/>
+          <w:sz w:val="24"/>
+          <w:szCs w:val="24"/>
+          <w:lang w:eastAsia="en-ID"/>
+          <w14:ligatures w14:val="none"/>
+        </w:rPr>
+      </w:pPr>
+    </w:p>
+    <w:p>
+      <w:pPr>
+        <w:pStyle w:val="NormalWeb"/>
+        <w:spacing w:before="0" w:beforeAutospacing="0"/>
+        <w:ind w:left="720"/>
+        <w:rPr>
+          <w:noProof/>
+        </w:rPr>
+      </w:pPr>
+    </w:p>
+    <w:p>
+      <w:pPr>
+        <w:pStyle w:val="ListParagraph"/>
+        <w:rPr>
+          <w:rFonts w:ascii="Times New Roman" w:hAnsi="Times New Roman" w:cs="Times New Roman"/>
+          <w:noProof/>
+          <w:sz w:val="24"/>
+          <w:szCs w:val="24"/>
+        </w:rPr>
+      </w:pPr>
+    </w:p>
+    <w:p>
+      <w:pPr>
+        <w:pStyle w:val="ListParagraph"/>
+        <w:rPr>
+          <w:rFonts w:ascii="Times New Roman" w:hAnsi="Times New Roman" w:cs="Times New Roman"/>
+          <w:noProof/>
+          <w:sz w:val="24"/>
+          <w:szCs w:val="24"/>
+        </w:rPr>
+      </w:pPr>
+    </w:p>
     <w:sectPr>
       <w:pgSz w:w="11906" w:h="16838"/>
       <w:pgMar w:top="1440" w:right="1440" w:bottom="1440" w:left="1440" w:header="708" w:footer="708" w:gutter="0"/>
@@ -11,6 +4871,1977 @@
     </w:sectPr>
   </w:body>
 </w:document>
+</file>
+
+<file path=word/numbering.xml><?xml version="1.0" encoding="utf-8"?>
+<w:numbering xmlns:wpc="http://schemas.microsoft.com/office/word/2010/wordprocessingCanvas" xmlns:cx="http://schemas.microsoft.com/office/drawing/2014/chartex" xmlns:cx1="http://schemas.microsoft.com/office/drawing/2015/9/8/chartex" xmlns:cx2="http://schemas.microsoft.com/office/drawing/2015/10/21/chartex" xmlns:cx3="http://schemas.microsoft.com/office/drawing/2016/5/9/chartex" xmlns:cx4="http://schemas.microsoft.com/office/drawing/2016/5/10/chartex" xmlns:cx5="http://schemas.microsoft.com/office/drawing/2016/5/11/chartex" xmlns:cx6="http://schemas.microsoft.com/office/drawing/2016/5/12/chartex" xmlns:cx7="http://schemas.microsoft.com/office/drawing/2016/5/13/chartex" xmlns:cx8="http://schemas.microsoft.com/office/drawing/2016/5/14/chartex" xmlns:mc="http://schemas.openxmlformats.org/markup-compatibility/2006" xmlns:aink="http://schemas.microsoft.com/office/drawing/2016/ink" xmlns:am3d="http://schemas.microsoft.com/office/drawing/2017/model3d" xmlns:o="urn:schemas-microsoft-com:office:office" xmlns:oel="http://schemas.microsoft.com/office/2019/extlst" xmlns:r="http://schemas.openxmlformats.org/officeDocument/2006/relationships" xmlns:m="http://schemas.openxmlformats.org/officeDocument/2006/math" xmlns:v="urn:schemas-microsoft-com:vml" xmlns:wp14="http://schemas.microsoft.com/office/word/2010/wordprocessingDrawing" xmlns:wp="http://schemas.openxmlformats.org/drawingml/2006/wordprocessingDrawing" xmlns:w10="urn:schemas-microsoft-com:office:word" xmlns:w="http://schemas.openxmlformats.org/wordprocessingml/2006/main" xmlns:w14="http://schemas.microsoft.com/office/word/2010/wordml" xmlns:w15="http://schemas.microsoft.com/office/word/2012/wordml" xmlns:w16cex="http://schemas.microsoft.com/office/word/2018/wordml/cex" xmlns:w16cid="http://schemas.microsoft.com/office/word/2016/wordml/cid" xmlns:w16="http://schemas.microsoft.com/office/word/2018/wordml" xmlns:w16du="http://schemas.microsoft.com/office/word/2023/wordml/word16du" xmlns:w16sdtdh="http://schemas.microsoft.com/office/word/2020/wordml/sdtdatahash" xmlns:w16sdtfl="http://schemas.microsoft.com/office/word/2024/wordml/sdtformatlock" xmlns:w16se="http://schemas.microsoft.com/office/word/2015/wordml/symex" xmlns:wpg="http://schemas.microsoft.com/office/word/2010/wordprocessingGroup" xmlns:wpi="http://schemas.microsoft.com/office/word/2010/wordprocessingInk" xmlns:wne="http://schemas.microsoft.com/office/word/2006/wordml" xmlns:wps="http://schemas.microsoft.com/office/word/2010/wordprocessingShape" mc:Ignorable="w14 w15 w16se w16cid w16 w16cex w16sdtdh w16sdtfl w16du wp14">
+  <w:abstractNum w:abstractNumId="0" w15:restartNumberingAfterBreak="0">
+    <w:nsid w:val="02B63178"/>
+    <w:multiLevelType w:val="hybridMultilevel"/>
+    <w:tmpl w:val="01684DB6"/>
+    <w:lvl w:ilvl="0" w:tplc="A560BEB8">
+      <w:start w:val="1"/>
+      <w:numFmt w:val="decimal"/>
+      <w:lvlText w:val="%1."/>
+      <w:lvlJc w:val="left"/>
+      <w:pPr>
+        <w:ind w:left="720" w:hanging="360"/>
+      </w:pPr>
+      <w:rPr>
+        <w:rFonts w:ascii="Times New Roman" w:hAnsi="Times New Roman" w:cs="Times New Roman" w:hint="default"/>
+      </w:rPr>
+    </w:lvl>
+    <w:lvl w:ilvl="1" w:tplc="38090019" w:tentative="1">
+      <w:start w:val="1"/>
+      <w:numFmt w:val="lowerLetter"/>
+      <w:lvlText w:val="%2."/>
+      <w:lvlJc w:val="left"/>
+      <w:pPr>
+        <w:ind w:left="1440" w:hanging="360"/>
+      </w:pPr>
+    </w:lvl>
+    <w:lvl w:ilvl="2" w:tplc="3809001B" w:tentative="1">
+      <w:start w:val="1"/>
+      <w:numFmt w:val="lowerRoman"/>
+      <w:lvlText w:val="%3."/>
+      <w:lvlJc w:val="right"/>
+      <w:pPr>
+        <w:ind w:left="2160" w:hanging="180"/>
+      </w:pPr>
+    </w:lvl>
+    <w:lvl w:ilvl="3" w:tplc="3809000F" w:tentative="1">
+      <w:start w:val="1"/>
+      <w:numFmt w:val="decimal"/>
+      <w:lvlText w:val="%4."/>
+      <w:lvlJc w:val="left"/>
+      <w:pPr>
+        <w:ind w:left="2880" w:hanging="360"/>
+      </w:pPr>
+    </w:lvl>
+    <w:lvl w:ilvl="4" w:tplc="38090019" w:tentative="1">
+      <w:start w:val="1"/>
+      <w:numFmt w:val="lowerLetter"/>
+      <w:lvlText w:val="%5."/>
+      <w:lvlJc w:val="left"/>
+      <w:pPr>
+        <w:ind w:left="3600" w:hanging="360"/>
+      </w:pPr>
+    </w:lvl>
+    <w:lvl w:ilvl="5" w:tplc="3809001B" w:tentative="1">
+      <w:start w:val="1"/>
+      <w:numFmt w:val="lowerRoman"/>
+      <w:lvlText w:val="%6."/>
+      <w:lvlJc w:val="right"/>
+      <w:pPr>
+        <w:ind w:left="4320" w:hanging="180"/>
+      </w:pPr>
+    </w:lvl>
+    <w:lvl w:ilvl="6" w:tplc="3809000F" w:tentative="1">
+      <w:start w:val="1"/>
+      <w:numFmt w:val="decimal"/>
+      <w:lvlText w:val="%7."/>
+      <w:lvlJc w:val="left"/>
+      <w:pPr>
+        <w:ind w:left="5040" w:hanging="360"/>
+      </w:pPr>
+    </w:lvl>
+    <w:lvl w:ilvl="7" w:tplc="38090019" w:tentative="1">
+      <w:start w:val="1"/>
+      <w:numFmt w:val="lowerLetter"/>
+      <w:lvlText w:val="%8."/>
+      <w:lvlJc w:val="left"/>
+      <w:pPr>
+        <w:ind w:left="5760" w:hanging="360"/>
+      </w:pPr>
+    </w:lvl>
+    <w:lvl w:ilvl="8" w:tplc="3809001B" w:tentative="1">
+      <w:start w:val="1"/>
+      <w:numFmt w:val="lowerRoman"/>
+      <w:lvlText w:val="%9."/>
+      <w:lvlJc w:val="right"/>
+      <w:pPr>
+        <w:ind w:left="6480" w:hanging="180"/>
+      </w:pPr>
+    </w:lvl>
+  </w:abstractNum>
+  <w:abstractNum w:abstractNumId="1" w15:restartNumberingAfterBreak="0">
+    <w:nsid w:val="03D5332F"/>
+    <w:multiLevelType w:val="multilevel"/>
+    <w:tmpl w:val="AE7C595E"/>
+    <w:lvl w:ilvl="0">
+      <w:start w:val="1"/>
+      <w:numFmt w:val="bullet"/>
+      <w:lvlText w:val=""/>
+      <w:lvlJc w:val="left"/>
+      <w:pPr>
+        <w:tabs>
+          <w:tab w:val="num" w:pos="720"/>
+        </w:tabs>
+        <w:ind w:left="720" w:hanging="360"/>
+      </w:pPr>
+      <w:rPr>
+        <w:rFonts w:ascii="Symbol" w:hAnsi="Symbol" w:hint="default"/>
+        <w:sz w:val="20"/>
+      </w:rPr>
+    </w:lvl>
+    <w:lvl w:ilvl="1" w:tentative="1">
+      <w:start w:val="1"/>
+      <w:numFmt w:val="bullet"/>
+      <w:lvlText w:val="o"/>
+      <w:lvlJc w:val="left"/>
+      <w:pPr>
+        <w:tabs>
+          <w:tab w:val="num" w:pos="1440"/>
+        </w:tabs>
+        <w:ind w:left="1440" w:hanging="360"/>
+      </w:pPr>
+      <w:rPr>
+        <w:rFonts w:ascii="Courier New" w:hAnsi="Courier New" w:hint="default"/>
+        <w:sz w:val="20"/>
+      </w:rPr>
+    </w:lvl>
+    <w:lvl w:ilvl="2" w:tentative="1">
+      <w:start w:val="1"/>
+      <w:numFmt w:val="bullet"/>
+      <w:lvlText w:val=""/>
+      <w:lvlJc w:val="left"/>
+      <w:pPr>
+        <w:tabs>
+          <w:tab w:val="num" w:pos="2160"/>
+        </w:tabs>
+        <w:ind w:left="2160" w:hanging="360"/>
+      </w:pPr>
+      <w:rPr>
+        <w:rFonts w:ascii="Wingdings" w:hAnsi="Wingdings" w:hint="default"/>
+        <w:sz w:val="20"/>
+      </w:rPr>
+    </w:lvl>
+    <w:lvl w:ilvl="3" w:tentative="1">
+      <w:start w:val="1"/>
+      <w:numFmt w:val="bullet"/>
+      <w:lvlText w:val=""/>
+      <w:lvlJc w:val="left"/>
+      <w:pPr>
+        <w:tabs>
+          <w:tab w:val="num" w:pos="2880"/>
+        </w:tabs>
+        <w:ind w:left="2880" w:hanging="360"/>
+      </w:pPr>
+      <w:rPr>
+        <w:rFonts w:ascii="Wingdings" w:hAnsi="Wingdings" w:hint="default"/>
+        <w:sz w:val="20"/>
+      </w:rPr>
+    </w:lvl>
+    <w:lvl w:ilvl="4" w:tentative="1">
+      <w:start w:val="1"/>
+      <w:numFmt w:val="bullet"/>
+      <w:lvlText w:val=""/>
+      <w:lvlJc w:val="left"/>
+      <w:pPr>
+        <w:tabs>
+          <w:tab w:val="num" w:pos="3600"/>
+        </w:tabs>
+        <w:ind w:left="3600" w:hanging="360"/>
+      </w:pPr>
+      <w:rPr>
+        <w:rFonts w:ascii="Wingdings" w:hAnsi="Wingdings" w:hint="default"/>
+        <w:sz w:val="20"/>
+      </w:rPr>
+    </w:lvl>
+    <w:lvl w:ilvl="5" w:tentative="1">
+      <w:start w:val="1"/>
+      <w:numFmt w:val="bullet"/>
+      <w:lvlText w:val=""/>
+      <w:lvlJc w:val="left"/>
+      <w:pPr>
+        <w:tabs>
+          <w:tab w:val="num" w:pos="4320"/>
+        </w:tabs>
+        <w:ind w:left="4320" w:hanging="360"/>
+      </w:pPr>
+      <w:rPr>
+        <w:rFonts w:ascii="Wingdings" w:hAnsi="Wingdings" w:hint="default"/>
+        <w:sz w:val="20"/>
+      </w:rPr>
+    </w:lvl>
+    <w:lvl w:ilvl="6" w:tentative="1">
+      <w:start w:val="1"/>
+      <w:numFmt w:val="bullet"/>
+      <w:lvlText w:val=""/>
+      <w:lvlJc w:val="left"/>
+      <w:pPr>
+        <w:tabs>
+          <w:tab w:val="num" w:pos="5040"/>
+        </w:tabs>
+        <w:ind w:left="5040" w:hanging="360"/>
+      </w:pPr>
+      <w:rPr>
+        <w:rFonts w:ascii="Wingdings" w:hAnsi="Wingdings" w:hint="default"/>
+        <w:sz w:val="20"/>
+      </w:rPr>
+    </w:lvl>
+    <w:lvl w:ilvl="7" w:tentative="1">
+      <w:start w:val="1"/>
+      <w:numFmt w:val="bullet"/>
+      <w:lvlText w:val=""/>
+      <w:lvlJc w:val="left"/>
+      <w:pPr>
+        <w:tabs>
+          <w:tab w:val="num" w:pos="5760"/>
+        </w:tabs>
+        <w:ind w:left="5760" w:hanging="360"/>
+      </w:pPr>
+      <w:rPr>
+        <w:rFonts w:ascii="Wingdings" w:hAnsi="Wingdings" w:hint="default"/>
+        <w:sz w:val="20"/>
+      </w:rPr>
+    </w:lvl>
+    <w:lvl w:ilvl="8" w:tentative="1">
+      <w:start w:val="1"/>
+      <w:numFmt w:val="bullet"/>
+      <w:lvlText w:val=""/>
+      <w:lvlJc w:val="left"/>
+      <w:pPr>
+        <w:tabs>
+          <w:tab w:val="num" w:pos="6480"/>
+        </w:tabs>
+        <w:ind w:left="6480" w:hanging="360"/>
+      </w:pPr>
+      <w:rPr>
+        <w:rFonts w:ascii="Wingdings" w:hAnsi="Wingdings" w:hint="default"/>
+        <w:sz w:val="20"/>
+      </w:rPr>
+    </w:lvl>
+  </w:abstractNum>
+  <w:abstractNum w:abstractNumId="2" w15:restartNumberingAfterBreak="0">
+    <w:nsid w:val="15574E89"/>
+    <w:multiLevelType w:val="hybridMultilevel"/>
+    <w:tmpl w:val="7C8474E4"/>
+    <w:lvl w:ilvl="0" w:tplc="3809000F">
+      <w:start w:val="1"/>
+      <w:numFmt w:val="decimal"/>
+      <w:lvlText w:val="%1."/>
+      <w:lvlJc w:val="left"/>
+      <w:pPr>
+        <w:ind w:left="720" w:hanging="360"/>
+      </w:pPr>
+      <w:rPr>
+        <w:rFonts w:hint="default"/>
+      </w:rPr>
+    </w:lvl>
+    <w:lvl w:ilvl="1" w:tplc="38090019" w:tentative="1">
+      <w:start w:val="1"/>
+      <w:numFmt w:val="lowerLetter"/>
+      <w:lvlText w:val="%2."/>
+      <w:lvlJc w:val="left"/>
+      <w:pPr>
+        <w:ind w:left="1440" w:hanging="360"/>
+      </w:pPr>
+    </w:lvl>
+    <w:lvl w:ilvl="2" w:tplc="3809001B" w:tentative="1">
+      <w:start w:val="1"/>
+      <w:numFmt w:val="lowerRoman"/>
+      <w:lvlText w:val="%3."/>
+      <w:lvlJc w:val="right"/>
+      <w:pPr>
+        <w:ind w:left="2160" w:hanging="180"/>
+      </w:pPr>
+    </w:lvl>
+    <w:lvl w:ilvl="3" w:tplc="3809000F" w:tentative="1">
+      <w:start w:val="1"/>
+      <w:numFmt w:val="decimal"/>
+      <w:lvlText w:val="%4."/>
+      <w:lvlJc w:val="left"/>
+      <w:pPr>
+        <w:ind w:left="2880" w:hanging="360"/>
+      </w:pPr>
+    </w:lvl>
+    <w:lvl w:ilvl="4" w:tplc="38090019" w:tentative="1">
+      <w:start w:val="1"/>
+      <w:numFmt w:val="lowerLetter"/>
+      <w:lvlText w:val="%5."/>
+      <w:lvlJc w:val="left"/>
+      <w:pPr>
+        <w:ind w:left="3600" w:hanging="360"/>
+      </w:pPr>
+    </w:lvl>
+    <w:lvl w:ilvl="5" w:tplc="3809001B" w:tentative="1">
+      <w:start w:val="1"/>
+      <w:numFmt w:val="lowerRoman"/>
+      <w:lvlText w:val="%6."/>
+      <w:lvlJc w:val="right"/>
+      <w:pPr>
+        <w:ind w:left="4320" w:hanging="180"/>
+      </w:pPr>
+    </w:lvl>
+    <w:lvl w:ilvl="6" w:tplc="3809000F" w:tentative="1">
+      <w:start w:val="1"/>
+      <w:numFmt w:val="decimal"/>
+      <w:lvlText w:val="%7."/>
+      <w:lvlJc w:val="left"/>
+      <w:pPr>
+        <w:ind w:left="5040" w:hanging="360"/>
+      </w:pPr>
+    </w:lvl>
+    <w:lvl w:ilvl="7" w:tplc="38090019" w:tentative="1">
+      <w:start w:val="1"/>
+      <w:numFmt w:val="lowerLetter"/>
+      <w:lvlText w:val="%8."/>
+      <w:lvlJc w:val="left"/>
+      <w:pPr>
+        <w:ind w:left="5760" w:hanging="360"/>
+      </w:pPr>
+    </w:lvl>
+    <w:lvl w:ilvl="8" w:tplc="3809001B" w:tentative="1">
+      <w:start w:val="1"/>
+      <w:numFmt w:val="lowerRoman"/>
+      <w:lvlText w:val="%9."/>
+      <w:lvlJc w:val="right"/>
+      <w:pPr>
+        <w:ind w:left="6480" w:hanging="180"/>
+      </w:pPr>
+    </w:lvl>
+  </w:abstractNum>
+  <w:abstractNum w:abstractNumId="3" w15:restartNumberingAfterBreak="0">
+    <w:nsid w:val="239A0867"/>
+    <w:multiLevelType w:val="hybridMultilevel"/>
+    <w:tmpl w:val="CBA4D7D8"/>
+    <w:lvl w:ilvl="0" w:tplc="3809000F">
+      <w:start w:val="1"/>
+      <w:numFmt w:val="decimal"/>
+      <w:lvlText w:val="%1."/>
+      <w:lvlJc w:val="left"/>
+      <w:pPr>
+        <w:ind w:left="720" w:hanging="360"/>
+      </w:pPr>
+      <w:rPr>
+        <w:rFonts w:hint="default"/>
+      </w:rPr>
+    </w:lvl>
+    <w:lvl w:ilvl="1" w:tplc="38090019" w:tentative="1">
+      <w:start w:val="1"/>
+      <w:numFmt w:val="lowerLetter"/>
+      <w:lvlText w:val="%2."/>
+      <w:lvlJc w:val="left"/>
+      <w:pPr>
+        <w:ind w:left="1440" w:hanging="360"/>
+      </w:pPr>
+    </w:lvl>
+    <w:lvl w:ilvl="2" w:tplc="3809001B" w:tentative="1">
+      <w:start w:val="1"/>
+      <w:numFmt w:val="lowerRoman"/>
+      <w:lvlText w:val="%3."/>
+      <w:lvlJc w:val="right"/>
+      <w:pPr>
+        <w:ind w:left="2160" w:hanging="180"/>
+      </w:pPr>
+    </w:lvl>
+    <w:lvl w:ilvl="3" w:tplc="3809000F" w:tentative="1">
+      <w:start w:val="1"/>
+      <w:numFmt w:val="decimal"/>
+      <w:lvlText w:val="%4."/>
+      <w:lvlJc w:val="left"/>
+      <w:pPr>
+        <w:ind w:left="2880" w:hanging="360"/>
+      </w:pPr>
+    </w:lvl>
+    <w:lvl w:ilvl="4" w:tplc="38090019" w:tentative="1">
+      <w:start w:val="1"/>
+      <w:numFmt w:val="lowerLetter"/>
+      <w:lvlText w:val="%5."/>
+      <w:lvlJc w:val="left"/>
+      <w:pPr>
+        <w:ind w:left="3600" w:hanging="360"/>
+      </w:pPr>
+    </w:lvl>
+    <w:lvl w:ilvl="5" w:tplc="3809001B" w:tentative="1">
+      <w:start w:val="1"/>
+      <w:numFmt w:val="lowerRoman"/>
+      <w:lvlText w:val="%6."/>
+      <w:lvlJc w:val="right"/>
+      <w:pPr>
+        <w:ind w:left="4320" w:hanging="180"/>
+      </w:pPr>
+    </w:lvl>
+    <w:lvl w:ilvl="6" w:tplc="3809000F" w:tentative="1">
+      <w:start w:val="1"/>
+      <w:numFmt w:val="decimal"/>
+      <w:lvlText w:val="%7."/>
+      <w:lvlJc w:val="left"/>
+      <w:pPr>
+        <w:ind w:left="5040" w:hanging="360"/>
+      </w:pPr>
+    </w:lvl>
+    <w:lvl w:ilvl="7" w:tplc="38090019" w:tentative="1">
+      <w:start w:val="1"/>
+      <w:numFmt w:val="lowerLetter"/>
+      <w:lvlText w:val="%8."/>
+      <w:lvlJc w:val="left"/>
+      <w:pPr>
+        <w:ind w:left="5760" w:hanging="360"/>
+      </w:pPr>
+    </w:lvl>
+    <w:lvl w:ilvl="8" w:tplc="3809001B" w:tentative="1">
+      <w:start w:val="1"/>
+      <w:numFmt w:val="lowerRoman"/>
+      <w:lvlText w:val="%9."/>
+      <w:lvlJc w:val="right"/>
+      <w:pPr>
+        <w:ind w:left="6480" w:hanging="180"/>
+      </w:pPr>
+    </w:lvl>
+  </w:abstractNum>
+  <w:abstractNum w:abstractNumId="4" w15:restartNumberingAfterBreak="0">
+    <w:nsid w:val="3B6E34D2"/>
+    <w:multiLevelType w:val="multilevel"/>
+    <w:tmpl w:val="414A08E0"/>
+    <w:lvl w:ilvl="0">
+      <w:start w:val="1"/>
+      <w:numFmt w:val="bullet"/>
+      <w:lvlText w:val=""/>
+      <w:lvlJc w:val="left"/>
+      <w:pPr>
+        <w:tabs>
+          <w:tab w:val="num" w:pos="720"/>
+        </w:tabs>
+        <w:ind w:left="720" w:hanging="360"/>
+      </w:pPr>
+      <w:rPr>
+        <w:rFonts w:ascii="Symbol" w:hAnsi="Symbol" w:hint="default"/>
+        <w:sz w:val="20"/>
+      </w:rPr>
+    </w:lvl>
+    <w:lvl w:ilvl="1" w:tentative="1">
+      <w:start w:val="1"/>
+      <w:numFmt w:val="bullet"/>
+      <w:lvlText w:val="o"/>
+      <w:lvlJc w:val="left"/>
+      <w:pPr>
+        <w:tabs>
+          <w:tab w:val="num" w:pos="1440"/>
+        </w:tabs>
+        <w:ind w:left="1440" w:hanging="360"/>
+      </w:pPr>
+      <w:rPr>
+        <w:rFonts w:ascii="Courier New" w:hAnsi="Courier New" w:hint="default"/>
+        <w:sz w:val="20"/>
+      </w:rPr>
+    </w:lvl>
+    <w:lvl w:ilvl="2" w:tentative="1">
+      <w:start w:val="1"/>
+      <w:numFmt w:val="bullet"/>
+      <w:lvlText w:val=""/>
+      <w:lvlJc w:val="left"/>
+      <w:pPr>
+        <w:tabs>
+          <w:tab w:val="num" w:pos="2160"/>
+        </w:tabs>
+        <w:ind w:left="2160" w:hanging="360"/>
+      </w:pPr>
+      <w:rPr>
+        <w:rFonts w:ascii="Wingdings" w:hAnsi="Wingdings" w:hint="default"/>
+        <w:sz w:val="20"/>
+      </w:rPr>
+    </w:lvl>
+    <w:lvl w:ilvl="3" w:tentative="1">
+      <w:start w:val="1"/>
+      <w:numFmt w:val="bullet"/>
+      <w:lvlText w:val=""/>
+      <w:lvlJc w:val="left"/>
+      <w:pPr>
+        <w:tabs>
+          <w:tab w:val="num" w:pos="2880"/>
+        </w:tabs>
+        <w:ind w:left="2880" w:hanging="360"/>
+      </w:pPr>
+      <w:rPr>
+        <w:rFonts w:ascii="Wingdings" w:hAnsi="Wingdings" w:hint="default"/>
+        <w:sz w:val="20"/>
+      </w:rPr>
+    </w:lvl>
+    <w:lvl w:ilvl="4" w:tentative="1">
+      <w:start w:val="1"/>
+      <w:numFmt w:val="bullet"/>
+      <w:lvlText w:val=""/>
+      <w:lvlJc w:val="left"/>
+      <w:pPr>
+        <w:tabs>
+          <w:tab w:val="num" w:pos="3600"/>
+        </w:tabs>
+        <w:ind w:left="3600" w:hanging="360"/>
+      </w:pPr>
+      <w:rPr>
+        <w:rFonts w:ascii="Wingdings" w:hAnsi="Wingdings" w:hint="default"/>
+        <w:sz w:val="20"/>
+      </w:rPr>
+    </w:lvl>
+    <w:lvl w:ilvl="5" w:tentative="1">
+      <w:start w:val="1"/>
+      <w:numFmt w:val="bullet"/>
+      <w:lvlText w:val=""/>
+      <w:lvlJc w:val="left"/>
+      <w:pPr>
+        <w:tabs>
+          <w:tab w:val="num" w:pos="4320"/>
+        </w:tabs>
+        <w:ind w:left="4320" w:hanging="360"/>
+      </w:pPr>
+      <w:rPr>
+        <w:rFonts w:ascii="Wingdings" w:hAnsi="Wingdings" w:hint="default"/>
+        <w:sz w:val="20"/>
+      </w:rPr>
+    </w:lvl>
+    <w:lvl w:ilvl="6" w:tentative="1">
+      <w:start w:val="1"/>
+      <w:numFmt w:val="bullet"/>
+      <w:lvlText w:val=""/>
+      <w:lvlJc w:val="left"/>
+      <w:pPr>
+        <w:tabs>
+          <w:tab w:val="num" w:pos="5040"/>
+        </w:tabs>
+        <w:ind w:left="5040" w:hanging="360"/>
+      </w:pPr>
+      <w:rPr>
+        <w:rFonts w:ascii="Wingdings" w:hAnsi="Wingdings" w:hint="default"/>
+        <w:sz w:val="20"/>
+      </w:rPr>
+    </w:lvl>
+    <w:lvl w:ilvl="7" w:tentative="1">
+      <w:start w:val="1"/>
+      <w:numFmt w:val="bullet"/>
+      <w:lvlText w:val=""/>
+      <w:lvlJc w:val="left"/>
+      <w:pPr>
+        <w:tabs>
+          <w:tab w:val="num" w:pos="5760"/>
+        </w:tabs>
+        <w:ind w:left="5760" w:hanging="360"/>
+      </w:pPr>
+      <w:rPr>
+        <w:rFonts w:ascii="Wingdings" w:hAnsi="Wingdings" w:hint="default"/>
+        <w:sz w:val="20"/>
+      </w:rPr>
+    </w:lvl>
+    <w:lvl w:ilvl="8" w:tentative="1">
+      <w:start w:val="1"/>
+      <w:numFmt w:val="bullet"/>
+      <w:lvlText w:val=""/>
+      <w:lvlJc w:val="left"/>
+      <w:pPr>
+        <w:tabs>
+          <w:tab w:val="num" w:pos="6480"/>
+        </w:tabs>
+        <w:ind w:left="6480" w:hanging="360"/>
+      </w:pPr>
+      <w:rPr>
+        <w:rFonts w:ascii="Wingdings" w:hAnsi="Wingdings" w:hint="default"/>
+        <w:sz w:val="20"/>
+      </w:rPr>
+    </w:lvl>
+  </w:abstractNum>
+  <w:abstractNum w:abstractNumId="5" w15:restartNumberingAfterBreak="0">
+    <w:nsid w:val="42FC072A"/>
+    <w:multiLevelType w:val="multilevel"/>
+    <w:tmpl w:val="01E4065C"/>
+    <w:lvl w:ilvl="0">
+      <w:start w:val="1"/>
+      <w:numFmt w:val="bullet"/>
+      <w:lvlText w:val=""/>
+      <w:lvlJc w:val="left"/>
+      <w:pPr>
+        <w:tabs>
+          <w:tab w:val="num" w:pos="720"/>
+        </w:tabs>
+        <w:ind w:left="720" w:hanging="360"/>
+      </w:pPr>
+      <w:rPr>
+        <w:rFonts w:ascii="Symbol" w:hAnsi="Symbol" w:hint="default"/>
+        <w:sz w:val="20"/>
+      </w:rPr>
+    </w:lvl>
+    <w:lvl w:ilvl="1" w:tentative="1">
+      <w:start w:val="1"/>
+      <w:numFmt w:val="bullet"/>
+      <w:lvlText w:val="o"/>
+      <w:lvlJc w:val="left"/>
+      <w:pPr>
+        <w:tabs>
+          <w:tab w:val="num" w:pos="1440"/>
+        </w:tabs>
+        <w:ind w:left="1440" w:hanging="360"/>
+      </w:pPr>
+      <w:rPr>
+        <w:rFonts w:ascii="Courier New" w:hAnsi="Courier New" w:hint="default"/>
+        <w:sz w:val="20"/>
+      </w:rPr>
+    </w:lvl>
+    <w:lvl w:ilvl="2" w:tentative="1">
+      <w:start w:val="1"/>
+      <w:numFmt w:val="bullet"/>
+      <w:lvlText w:val=""/>
+      <w:lvlJc w:val="left"/>
+      <w:pPr>
+        <w:tabs>
+          <w:tab w:val="num" w:pos="2160"/>
+        </w:tabs>
+        <w:ind w:left="2160" w:hanging="360"/>
+      </w:pPr>
+      <w:rPr>
+        <w:rFonts w:ascii="Wingdings" w:hAnsi="Wingdings" w:hint="default"/>
+        <w:sz w:val="20"/>
+      </w:rPr>
+    </w:lvl>
+    <w:lvl w:ilvl="3" w:tentative="1">
+      <w:start w:val="1"/>
+      <w:numFmt w:val="bullet"/>
+      <w:lvlText w:val=""/>
+      <w:lvlJc w:val="left"/>
+      <w:pPr>
+        <w:tabs>
+          <w:tab w:val="num" w:pos="2880"/>
+        </w:tabs>
+        <w:ind w:left="2880" w:hanging="360"/>
+      </w:pPr>
+      <w:rPr>
+        <w:rFonts w:ascii="Wingdings" w:hAnsi="Wingdings" w:hint="default"/>
+        <w:sz w:val="20"/>
+      </w:rPr>
+    </w:lvl>
+    <w:lvl w:ilvl="4" w:tentative="1">
+      <w:start w:val="1"/>
+      <w:numFmt w:val="bullet"/>
+      <w:lvlText w:val=""/>
+      <w:lvlJc w:val="left"/>
+      <w:pPr>
+        <w:tabs>
+          <w:tab w:val="num" w:pos="3600"/>
+        </w:tabs>
+        <w:ind w:left="3600" w:hanging="360"/>
+      </w:pPr>
+      <w:rPr>
+        <w:rFonts w:ascii="Wingdings" w:hAnsi="Wingdings" w:hint="default"/>
+        <w:sz w:val="20"/>
+      </w:rPr>
+    </w:lvl>
+    <w:lvl w:ilvl="5" w:tentative="1">
+      <w:start w:val="1"/>
+      <w:numFmt w:val="bullet"/>
+      <w:lvlText w:val=""/>
+      <w:lvlJc w:val="left"/>
+      <w:pPr>
+        <w:tabs>
+          <w:tab w:val="num" w:pos="4320"/>
+        </w:tabs>
+        <w:ind w:left="4320" w:hanging="360"/>
+      </w:pPr>
+      <w:rPr>
+        <w:rFonts w:ascii="Wingdings" w:hAnsi="Wingdings" w:hint="default"/>
+        <w:sz w:val="20"/>
+      </w:rPr>
+    </w:lvl>
+    <w:lvl w:ilvl="6" w:tentative="1">
+      <w:start w:val="1"/>
+      <w:numFmt w:val="bullet"/>
+      <w:lvlText w:val=""/>
+      <w:lvlJc w:val="left"/>
+      <w:pPr>
+        <w:tabs>
+          <w:tab w:val="num" w:pos="5040"/>
+        </w:tabs>
+        <w:ind w:left="5040" w:hanging="360"/>
+      </w:pPr>
+      <w:rPr>
+        <w:rFonts w:ascii="Wingdings" w:hAnsi="Wingdings" w:hint="default"/>
+        <w:sz w:val="20"/>
+      </w:rPr>
+    </w:lvl>
+    <w:lvl w:ilvl="7" w:tentative="1">
+      <w:start w:val="1"/>
+      <w:numFmt w:val="bullet"/>
+      <w:lvlText w:val=""/>
+      <w:lvlJc w:val="left"/>
+      <w:pPr>
+        <w:tabs>
+          <w:tab w:val="num" w:pos="5760"/>
+        </w:tabs>
+        <w:ind w:left="5760" w:hanging="360"/>
+      </w:pPr>
+      <w:rPr>
+        <w:rFonts w:ascii="Wingdings" w:hAnsi="Wingdings" w:hint="default"/>
+        <w:sz w:val="20"/>
+      </w:rPr>
+    </w:lvl>
+    <w:lvl w:ilvl="8" w:tentative="1">
+      <w:start w:val="1"/>
+      <w:numFmt w:val="bullet"/>
+      <w:lvlText w:val=""/>
+      <w:lvlJc w:val="left"/>
+      <w:pPr>
+        <w:tabs>
+          <w:tab w:val="num" w:pos="6480"/>
+        </w:tabs>
+        <w:ind w:left="6480" w:hanging="360"/>
+      </w:pPr>
+      <w:rPr>
+        <w:rFonts w:ascii="Wingdings" w:hAnsi="Wingdings" w:hint="default"/>
+        <w:sz w:val="20"/>
+      </w:rPr>
+    </w:lvl>
+  </w:abstractNum>
+  <w:abstractNum w:abstractNumId="6" w15:restartNumberingAfterBreak="0">
+    <w:nsid w:val="442D2D1D"/>
+    <w:multiLevelType w:val="multilevel"/>
+    <w:tmpl w:val="BCB88E52"/>
+    <w:lvl w:ilvl="0">
+      <w:start w:val="1"/>
+      <w:numFmt w:val="bullet"/>
+      <w:lvlText w:val=""/>
+      <w:lvlJc w:val="left"/>
+      <w:pPr>
+        <w:tabs>
+          <w:tab w:val="num" w:pos="720"/>
+        </w:tabs>
+        <w:ind w:left="720" w:hanging="360"/>
+      </w:pPr>
+      <w:rPr>
+        <w:rFonts w:ascii="Symbol" w:hAnsi="Symbol" w:hint="default"/>
+        <w:sz w:val="20"/>
+      </w:rPr>
+    </w:lvl>
+    <w:lvl w:ilvl="1" w:tentative="1">
+      <w:start w:val="1"/>
+      <w:numFmt w:val="bullet"/>
+      <w:lvlText w:val="o"/>
+      <w:lvlJc w:val="left"/>
+      <w:pPr>
+        <w:tabs>
+          <w:tab w:val="num" w:pos="1440"/>
+        </w:tabs>
+        <w:ind w:left="1440" w:hanging="360"/>
+      </w:pPr>
+      <w:rPr>
+        <w:rFonts w:ascii="Courier New" w:hAnsi="Courier New" w:hint="default"/>
+        <w:sz w:val="20"/>
+      </w:rPr>
+    </w:lvl>
+    <w:lvl w:ilvl="2" w:tentative="1">
+      <w:start w:val="1"/>
+      <w:numFmt w:val="bullet"/>
+      <w:lvlText w:val=""/>
+      <w:lvlJc w:val="left"/>
+      <w:pPr>
+        <w:tabs>
+          <w:tab w:val="num" w:pos="2160"/>
+        </w:tabs>
+        <w:ind w:left="2160" w:hanging="360"/>
+      </w:pPr>
+      <w:rPr>
+        <w:rFonts w:ascii="Wingdings" w:hAnsi="Wingdings" w:hint="default"/>
+        <w:sz w:val="20"/>
+      </w:rPr>
+    </w:lvl>
+    <w:lvl w:ilvl="3" w:tentative="1">
+      <w:start w:val="1"/>
+      <w:numFmt w:val="bullet"/>
+      <w:lvlText w:val=""/>
+      <w:lvlJc w:val="left"/>
+      <w:pPr>
+        <w:tabs>
+          <w:tab w:val="num" w:pos="2880"/>
+        </w:tabs>
+        <w:ind w:left="2880" w:hanging="360"/>
+      </w:pPr>
+      <w:rPr>
+        <w:rFonts w:ascii="Wingdings" w:hAnsi="Wingdings" w:hint="default"/>
+        <w:sz w:val="20"/>
+      </w:rPr>
+    </w:lvl>
+    <w:lvl w:ilvl="4" w:tentative="1">
+      <w:start w:val="1"/>
+      <w:numFmt w:val="bullet"/>
+      <w:lvlText w:val=""/>
+      <w:lvlJc w:val="left"/>
+      <w:pPr>
+        <w:tabs>
+          <w:tab w:val="num" w:pos="3600"/>
+        </w:tabs>
+        <w:ind w:left="3600" w:hanging="360"/>
+      </w:pPr>
+      <w:rPr>
+        <w:rFonts w:ascii="Wingdings" w:hAnsi="Wingdings" w:hint="default"/>
+        <w:sz w:val="20"/>
+      </w:rPr>
+    </w:lvl>
+    <w:lvl w:ilvl="5" w:tentative="1">
+      <w:start w:val="1"/>
+      <w:numFmt w:val="bullet"/>
+      <w:lvlText w:val=""/>
+      <w:lvlJc w:val="left"/>
+      <w:pPr>
+        <w:tabs>
+          <w:tab w:val="num" w:pos="4320"/>
+        </w:tabs>
+        <w:ind w:left="4320" w:hanging="360"/>
+      </w:pPr>
+      <w:rPr>
+        <w:rFonts w:ascii="Wingdings" w:hAnsi="Wingdings" w:hint="default"/>
+        <w:sz w:val="20"/>
+      </w:rPr>
+    </w:lvl>
+    <w:lvl w:ilvl="6" w:tentative="1">
+      <w:start w:val="1"/>
+      <w:numFmt w:val="bullet"/>
+      <w:lvlText w:val=""/>
+      <w:lvlJc w:val="left"/>
+      <w:pPr>
+        <w:tabs>
+          <w:tab w:val="num" w:pos="5040"/>
+        </w:tabs>
+        <w:ind w:left="5040" w:hanging="360"/>
+      </w:pPr>
+      <w:rPr>
+        <w:rFonts w:ascii="Wingdings" w:hAnsi="Wingdings" w:hint="default"/>
+        <w:sz w:val="20"/>
+      </w:rPr>
+    </w:lvl>
+    <w:lvl w:ilvl="7" w:tentative="1">
+      <w:start w:val="1"/>
+      <w:numFmt w:val="bullet"/>
+      <w:lvlText w:val=""/>
+      <w:lvlJc w:val="left"/>
+      <w:pPr>
+        <w:tabs>
+          <w:tab w:val="num" w:pos="5760"/>
+        </w:tabs>
+        <w:ind w:left="5760" w:hanging="360"/>
+      </w:pPr>
+      <w:rPr>
+        <w:rFonts w:ascii="Wingdings" w:hAnsi="Wingdings" w:hint="default"/>
+        <w:sz w:val="20"/>
+      </w:rPr>
+    </w:lvl>
+    <w:lvl w:ilvl="8" w:tentative="1">
+      <w:start w:val="1"/>
+      <w:numFmt w:val="bullet"/>
+      <w:lvlText w:val=""/>
+      <w:lvlJc w:val="left"/>
+      <w:pPr>
+        <w:tabs>
+          <w:tab w:val="num" w:pos="6480"/>
+        </w:tabs>
+        <w:ind w:left="6480" w:hanging="360"/>
+      </w:pPr>
+      <w:rPr>
+        <w:rFonts w:ascii="Wingdings" w:hAnsi="Wingdings" w:hint="default"/>
+        <w:sz w:val="20"/>
+      </w:rPr>
+    </w:lvl>
+  </w:abstractNum>
+  <w:abstractNum w:abstractNumId="7" w15:restartNumberingAfterBreak="0">
+    <w:nsid w:val="496B45B9"/>
+    <w:multiLevelType w:val="hybridMultilevel"/>
+    <w:tmpl w:val="E29AC39A"/>
+    <w:lvl w:ilvl="0" w:tplc="38090001">
+      <w:start w:val="1"/>
+      <w:numFmt w:val="bullet"/>
+      <w:lvlText w:val=""/>
+      <w:lvlJc w:val="left"/>
+      <w:pPr>
+        <w:ind w:left="1440" w:hanging="360"/>
+      </w:pPr>
+      <w:rPr>
+        <w:rFonts w:ascii="Symbol" w:hAnsi="Symbol" w:hint="default"/>
+      </w:rPr>
+    </w:lvl>
+    <w:lvl w:ilvl="1" w:tplc="38090003" w:tentative="1">
+      <w:start w:val="1"/>
+      <w:numFmt w:val="bullet"/>
+      <w:lvlText w:val="o"/>
+      <w:lvlJc w:val="left"/>
+      <w:pPr>
+        <w:ind w:left="2160" w:hanging="360"/>
+      </w:pPr>
+      <w:rPr>
+        <w:rFonts w:ascii="Courier New" w:hAnsi="Courier New" w:cs="Courier New" w:hint="default"/>
+      </w:rPr>
+    </w:lvl>
+    <w:lvl w:ilvl="2" w:tplc="38090005" w:tentative="1">
+      <w:start w:val="1"/>
+      <w:numFmt w:val="bullet"/>
+      <w:lvlText w:val=""/>
+      <w:lvlJc w:val="left"/>
+      <w:pPr>
+        <w:ind w:left="2880" w:hanging="360"/>
+      </w:pPr>
+      <w:rPr>
+        <w:rFonts w:ascii="Wingdings" w:hAnsi="Wingdings" w:hint="default"/>
+      </w:rPr>
+    </w:lvl>
+    <w:lvl w:ilvl="3" w:tplc="38090001" w:tentative="1">
+      <w:start w:val="1"/>
+      <w:numFmt w:val="bullet"/>
+      <w:lvlText w:val=""/>
+      <w:lvlJc w:val="left"/>
+      <w:pPr>
+        <w:ind w:left="3600" w:hanging="360"/>
+      </w:pPr>
+      <w:rPr>
+        <w:rFonts w:ascii="Symbol" w:hAnsi="Symbol" w:hint="default"/>
+      </w:rPr>
+    </w:lvl>
+    <w:lvl w:ilvl="4" w:tplc="38090003" w:tentative="1">
+      <w:start w:val="1"/>
+      <w:numFmt w:val="bullet"/>
+      <w:lvlText w:val="o"/>
+      <w:lvlJc w:val="left"/>
+      <w:pPr>
+        <w:ind w:left="4320" w:hanging="360"/>
+      </w:pPr>
+      <w:rPr>
+        <w:rFonts w:ascii="Courier New" w:hAnsi="Courier New" w:cs="Courier New" w:hint="default"/>
+      </w:rPr>
+    </w:lvl>
+    <w:lvl w:ilvl="5" w:tplc="38090005" w:tentative="1">
+      <w:start w:val="1"/>
+      <w:numFmt w:val="bullet"/>
+      <w:lvlText w:val=""/>
+      <w:lvlJc w:val="left"/>
+      <w:pPr>
+        <w:ind w:left="5040" w:hanging="360"/>
+      </w:pPr>
+      <w:rPr>
+        <w:rFonts w:ascii="Wingdings" w:hAnsi="Wingdings" w:hint="default"/>
+      </w:rPr>
+    </w:lvl>
+    <w:lvl w:ilvl="6" w:tplc="38090001" w:tentative="1">
+      <w:start w:val="1"/>
+      <w:numFmt w:val="bullet"/>
+      <w:lvlText w:val=""/>
+      <w:lvlJc w:val="left"/>
+      <w:pPr>
+        <w:ind w:left="5760" w:hanging="360"/>
+      </w:pPr>
+      <w:rPr>
+        <w:rFonts w:ascii="Symbol" w:hAnsi="Symbol" w:hint="default"/>
+      </w:rPr>
+    </w:lvl>
+    <w:lvl w:ilvl="7" w:tplc="38090003" w:tentative="1">
+      <w:start w:val="1"/>
+      <w:numFmt w:val="bullet"/>
+      <w:lvlText w:val="o"/>
+      <w:lvlJc w:val="left"/>
+      <w:pPr>
+        <w:ind w:left="6480" w:hanging="360"/>
+      </w:pPr>
+      <w:rPr>
+        <w:rFonts w:ascii="Courier New" w:hAnsi="Courier New" w:cs="Courier New" w:hint="default"/>
+      </w:rPr>
+    </w:lvl>
+    <w:lvl w:ilvl="8" w:tplc="38090005" w:tentative="1">
+      <w:start w:val="1"/>
+      <w:numFmt w:val="bullet"/>
+      <w:lvlText w:val=""/>
+      <w:lvlJc w:val="left"/>
+      <w:pPr>
+        <w:ind w:left="7200" w:hanging="360"/>
+      </w:pPr>
+      <w:rPr>
+        <w:rFonts w:ascii="Wingdings" w:hAnsi="Wingdings" w:hint="default"/>
+      </w:rPr>
+    </w:lvl>
+  </w:abstractNum>
+  <w:abstractNum w:abstractNumId="8" w15:restartNumberingAfterBreak="0">
+    <w:nsid w:val="4BB0631B"/>
+    <w:multiLevelType w:val="multilevel"/>
+    <w:tmpl w:val="88CA50FC"/>
+    <w:lvl w:ilvl="0">
+      <w:start w:val="1"/>
+      <w:numFmt w:val="bullet"/>
+      <w:lvlText w:val=""/>
+      <w:lvlJc w:val="left"/>
+      <w:pPr>
+        <w:tabs>
+          <w:tab w:val="num" w:pos="720"/>
+        </w:tabs>
+        <w:ind w:left="720" w:hanging="360"/>
+      </w:pPr>
+      <w:rPr>
+        <w:rFonts w:ascii="Symbol" w:hAnsi="Symbol" w:hint="default"/>
+        <w:sz w:val="20"/>
+      </w:rPr>
+    </w:lvl>
+    <w:lvl w:ilvl="1" w:tentative="1">
+      <w:start w:val="1"/>
+      <w:numFmt w:val="bullet"/>
+      <w:lvlText w:val="o"/>
+      <w:lvlJc w:val="left"/>
+      <w:pPr>
+        <w:tabs>
+          <w:tab w:val="num" w:pos="1440"/>
+        </w:tabs>
+        <w:ind w:left="1440" w:hanging="360"/>
+      </w:pPr>
+      <w:rPr>
+        <w:rFonts w:ascii="Courier New" w:hAnsi="Courier New" w:hint="default"/>
+        <w:sz w:val="20"/>
+      </w:rPr>
+    </w:lvl>
+    <w:lvl w:ilvl="2" w:tentative="1">
+      <w:start w:val="1"/>
+      <w:numFmt w:val="bullet"/>
+      <w:lvlText w:val=""/>
+      <w:lvlJc w:val="left"/>
+      <w:pPr>
+        <w:tabs>
+          <w:tab w:val="num" w:pos="2160"/>
+        </w:tabs>
+        <w:ind w:left="2160" w:hanging="360"/>
+      </w:pPr>
+      <w:rPr>
+        <w:rFonts w:ascii="Wingdings" w:hAnsi="Wingdings" w:hint="default"/>
+        <w:sz w:val="20"/>
+      </w:rPr>
+    </w:lvl>
+    <w:lvl w:ilvl="3" w:tentative="1">
+      <w:start w:val="1"/>
+      <w:numFmt w:val="bullet"/>
+      <w:lvlText w:val=""/>
+      <w:lvlJc w:val="left"/>
+      <w:pPr>
+        <w:tabs>
+          <w:tab w:val="num" w:pos="2880"/>
+        </w:tabs>
+        <w:ind w:left="2880" w:hanging="360"/>
+      </w:pPr>
+      <w:rPr>
+        <w:rFonts w:ascii="Wingdings" w:hAnsi="Wingdings" w:hint="default"/>
+        <w:sz w:val="20"/>
+      </w:rPr>
+    </w:lvl>
+    <w:lvl w:ilvl="4" w:tentative="1">
+      <w:start w:val="1"/>
+      <w:numFmt w:val="bullet"/>
+      <w:lvlText w:val=""/>
+      <w:lvlJc w:val="left"/>
+      <w:pPr>
+        <w:tabs>
+          <w:tab w:val="num" w:pos="3600"/>
+        </w:tabs>
+        <w:ind w:left="3600" w:hanging="360"/>
+      </w:pPr>
+      <w:rPr>
+        <w:rFonts w:ascii="Wingdings" w:hAnsi="Wingdings" w:hint="default"/>
+        <w:sz w:val="20"/>
+      </w:rPr>
+    </w:lvl>
+    <w:lvl w:ilvl="5" w:tentative="1">
+      <w:start w:val="1"/>
+      <w:numFmt w:val="bullet"/>
+      <w:lvlText w:val=""/>
+      <w:lvlJc w:val="left"/>
+      <w:pPr>
+        <w:tabs>
+          <w:tab w:val="num" w:pos="4320"/>
+        </w:tabs>
+        <w:ind w:left="4320" w:hanging="360"/>
+      </w:pPr>
+      <w:rPr>
+        <w:rFonts w:ascii="Wingdings" w:hAnsi="Wingdings" w:hint="default"/>
+        <w:sz w:val="20"/>
+      </w:rPr>
+    </w:lvl>
+    <w:lvl w:ilvl="6" w:tentative="1">
+      <w:start w:val="1"/>
+      <w:numFmt w:val="bullet"/>
+      <w:lvlText w:val=""/>
+      <w:lvlJc w:val="left"/>
+      <w:pPr>
+        <w:tabs>
+          <w:tab w:val="num" w:pos="5040"/>
+        </w:tabs>
+        <w:ind w:left="5040" w:hanging="360"/>
+      </w:pPr>
+      <w:rPr>
+        <w:rFonts w:ascii="Wingdings" w:hAnsi="Wingdings" w:hint="default"/>
+        <w:sz w:val="20"/>
+      </w:rPr>
+    </w:lvl>
+    <w:lvl w:ilvl="7" w:tentative="1">
+      <w:start w:val="1"/>
+      <w:numFmt w:val="bullet"/>
+      <w:lvlText w:val=""/>
+      <w:lvlJc w:val="left"/>
+      <w:pPr>
+        <w:tabs>
+          <w:tab w:val="num" w:pos="5760"/>
+        </w:tabs>
+        <w:ind w:left="5760" w:hanging="360"/>
+      </w:pPr>
+      <w:rPr>
+        <w:rFonts w:ascii="Wingdings" w:hAnsi="Wingdings" w:hint="default"/>
+        <w:sz w:val="20"/>
+      </w:rPr>
+    </w:lvl>
+    <w:lvl w:ilvl="8" w:tentative="1">
+      <w:start w:val="1"/>
+      <w:numFmt w:val="bullet"/>
+      <w:lvlText w:val=""/>
+      <w:lvlJc w:val="left"/>
+      <w:pPr>
+        <w:tabs>
+          <w:tab w:val="num" w:pos="6480"/>
+        </w:tabs>
+        <w:ind w:left="6480" w:hanging="360"/>
+      </w:pPr>
+      <w:rPr>
+        <w:rFonts w:ascii="Wingdings" w:hAnsi="Wingdings" w:hint="default"/>
+        <w:sz w:val="20"/>
+      </w:rPr>
+    </w:lvl>
+  </w:abstractNum>
+  <w:abstractNum w:abstractNumId="9" w15:restartNumberingAfterBreak="0">
+    <w:nsid w:val="4ED916E5"/>
+    <w:multiLevelType w:val="hybridMultilevel"/>
+    <w:tmpl w:val="274E36E6"/>
+    <w:lvl w:ilvl="0" w:tplc="84B6C14A">
+      <w:start w:val="1"/>
+      <w:numFmt w:val="bullet"/>
+      <w:lvlText w:val=""/>
+      <w:lvlJc w:val="left"/>
+      <w:pPr>
+        <w:tabs>
+          <w:tab w:val="num" w:pos="720"/>
+        </w:tabs>
+        <w:ind w:left="720" w:hanging="360"/>
+      </w:pPr>
+      <w:rPr>
+        <w:rFonts w:ascii="Symbol" w:hAnsi="Symbol" w:hint="default"/>
+        <w:sz w:val="20"/>
+      </w:rPr>
+    </w:lvl>
+    <w:lvl w:ilvl="1" w:tplc="AAD4137A">
+      <w:start w:val="1"/>
+      <w:numFmt w:val="decimal"/>
+      <w:lvlText w:val="%2."/>
+      <w:lvlJc w:val="left"/>
+      <w:pPr>
+        <w:tabs>
+          <w:tab w:val="num" w:pos="1440"/>
+        </w:tabs>
+        <w:ind w:left="1440" w:hanging="360"/>
+      </w:pPr>
+    </w:lvl>
+    <w:lvl w:ilvl="2" w:tplc="97FABD7E" w:tentative="1">
+      <w:start w:val="1"/>
+      <w:numFmt w:val="bullet"/>
+      <w:lvlText w:val=""/>
+      <w:lvlJc w:val="left"/>
+      <w:pPr>
+        <w:tabs>
+          <w:tab w:val="num" w:pos="2160"/>
+        </w:tabs>
+        <w:ind w:left="2160" w:hanging="360"/>
+      </w:pPr>
+      <w:rPr>
+        <w:rFonts w:ascii="Wingdings" w:hAnsi="Wingdings" w:hint="default"/>
+        <w:sz w:val="20"/>
+      </w:rPr>
+    </w:lvl>
+    <w:lvl w:ilvl="3" w:tplc="0CFA4C20" w:tentative="1">
+      <w:start w:val="1"/>
+      <w:numFmt w:val="bullet"/>
+      <w:lvlText w:val=""/>
+      <w:lvlJc w:val="left"/>
+      <w:pPr>
+        <w:tabs>
+          <w:tab w:val="num" w:pos="2880"/>
+        </w:tabs>
+        <w:ind w:left="2880" w:hanging="360"/>
+      </w:pPr>
+      <w:rPr>
+        <w:rFonts w:ascii="Wingdings" w:hAnsi="Wingdings" w:hint="default"/>
+        <w:sz w:val="20"/>
+      </w:rPr>
+    </w:lvl>
+    <w:lvl w:ilvl="4" w:tplc="BEC2D386" w:tentative="1">
+      <w:start w:val="1"/>
+      <w:numFmt w:val="bullet"/>
+      <w:lvlText w:val=""/>
+      <w:lvlJc w:val="left"/>
+      <w:pPr>
+        <w:tabs>
+          <w:tab w:val="num" w:pos="3600"/>
+        </w:tabs>
+        <w:ind w:left="3600" w:hanging="360"/>
+      </w:pPr>
+      <w:rPr>
+        <w:rFonts w:ascii="Wingdings" w:hAnsi="Wingdings" w:hint="default"/>
+        <w:sz w:val="20"/>
+      </w:rPr>
+    </w:lvl>
+    <w:lvl w:ilvl="5" w:tplc="473C4FB2" w:tentative="1">
+      <w:start w:val="1"/>
+      <w:numFmt w:val="bullet"/>
+      <w:lvlText w:val=""/>
+      <w:lvlJc w:val="left"/>
+      <w:pPr>
+        <w:tabs>
+          <w:tab w:val="num" w:pos="4320"/>
+        </w:tabs>
+        <w:ind w:left="4320" w:hanging="360"/>
+      </w:pPr>
+      <w:rPr>
+        <w:rFonts w:ascii="Wingdings" w:hAnsi="Wingdings" w:hint="default"/>
+        <w:sz w:val="20"/>
+      </w:rPr>
+    </w:lvl>
+    <w:lvl w:ilvl="6" w:tplc="C470B4C4" w:tentative="1">
+      <w:start w:val="1"/>
+      <w:numFmt w:val="bullet"/>
+      <w:lvlText w:val=""/>
+      <w:lvlJc w:val="left"/>
+      <w:pPr>
+        <w:tabs>
+          <w:tab w:val="num" w:pos="5040"/>
+        </w:tabs>
+        <w:ind w:left="5040" w:hanging="360"/>
+      </w:pPr>
+      <w:rPr>
+        <w:rFonts w:ascii="Wingdings" w:hAnsi="Wingdings" w:hint="default"/>
+        <w:sz w:val="20"/>
+      </w:rPr>
+    </w:lvl>
+    <w:lvl w:ilvl="7" w:tplc="4D2604C8" w:tentative="1">
+      <w:start w:val="1"/>
+      <w:numFmt w:val="bullet"/>
+      <w:lvlText w:val=""/>
+      <w:lvlJc w:val="left"/>
+      <w:pPr>
+        <w:tabs>
+          <w:tab w:val="num" w:pos="5760"/>
+        </w:tabs>
+        <w:ind w:left="5760" w:hanging="360"/>
+      </w:pPr>
+      <w:rPr>
+        <w:rFonts w:ascii="Wingdings" w:hAnsi="Wingdings" w:hint="default"/>
+        <w:sz w:val="20"/>
+      </w:rPr>
+    </w:lvl>
+    <w:lvl w:ilvl="8" w:tplc="D6761A34" w:tentative="1">
+      <w:start w:val="1"/>
+      <w:numFmt w:val="bullet"/>
+      <w:lvlText w:val=""/>
+      <w:lvlJc w:val="left"/>
+      <w:pPr>
+        <w:tabs>
+          <w:tab w:val="num" w:pos="6480"/>
+        </w:tabs>
+        <w:ind w:left="6480" w:hanging="360"/>
+      </w:pPr>
+      <w:rPr>
+        <w:rFonts w:ascii="Wingdings" w:hAnsi="Wingdings" w:hint="default"/>
+        <w:sz w:val="20"/>
+      </w:rPr>
+    </w:lvl>
+  </w:abstractNum>
+  <w:abstractNum w:abstractNumId="10" w15:restartNumberingAfterBreak="0">
+    <w:nsid w:val="516C5215"/>
+    <w:multiLevelType w:val="multilevel"/>
+    <w:tmpl w:val="8D0EC8CE"/>
+    <w:lvl w:ilvl="0">
+      <w:start w:val="1"/>
+      <w:numFmt w:val="bullet"/>
+      <w:lvlText w:val=""/>
+      <w:lvlJc w:val="left"/>
+      <w:pPr>
+        <w:tabs>
+          <w:tab w:val="num" w:pos="720"/>
+        </w:tabs>
+        <w:ind w:left="720" w:hanging="360"/>
+      </w:pPr>
+      <w:rPr>
+        <w:rFonts w:ascii="Symbol" w:hAnsi="Symbol" w:hint="default"/>
+        <w:sz w:val="20"/>
+      </w:rPr>
+    </w:lvl>
+    <w:lvl w:ilvl="1">
+      <w:start w:val="1"/>
+      <w:numFmt w:val="bullet"/>
+      <w:lvlText w:val="o"/>
+      <w:lvlJc w:val="left"/>
+      <w:pPr>
+        <w:tabs>
+          <w:tab w:val="num" w:pos="1440"/>
+        </w:tabs>
+        <w:ind w:left="1440" w:hanging="360"/>
+      </w:pPr>
+      <w:rPr>
+        <w:rFonts w:ascii="Courier New" w:hAnsi="Courier New" w:hint="default"/>
+        <w:sz w:val="20"/>
+      </w:rPr>
+    </w:lvl>
+    <w:lvl w:ilvl="2" w:tentative="1">
+      <w:start w:val="1"/>
+      <w:numFmt w:val="bullet"/>
+      <w:lvlText w:val=""/>
+      <w:lvlJc w:val="left"/>
+      <w:pPr>
+        <w:tabs>
+          <w:tab w:val="num" w:pos="2160"/>
+        </w:tabs>
+        <w:ind w:left="2160" w:hanging="360"/>
+      </w:pPr>
+      <w:rPr>
+        <w:rFonts w:ascii="Wingdings" w:hAnsi="Wingdings" w:hint="default"/>
+        <w:sz w:val="20"/>
+      </w:rPr>
+    </w:lvl>
+    <w:lvl w:ilvl="3" w:tentative="1">
+      <w:start w:val="1"/>
+      <w:numFmt w:val="bullet"/>
+      <w:lvlText w:val=""/>
+      <w:lvlJc w:val="left"/>
+      <w:pPr>
+        <w:tabs>
+          <w:tab w:val="num" w:pos="2880"/>
+        </w:tabs>
+        <w:ind w:left="2880" w:hanging="360"/>
+      </w:pPr>
+      <w:rPr>
+        <w:rFonts w:ascii="Wingdings" w:hAnsi="Wingdings" w:hint="default"/>
+        <w:sz w:val="20"/>
+      </w:rPr>
+    </w:lvl>
+    <w:lvl w:ilvl="4" w:tentative="1">
+      <w:start w:val="1"/>
+      <w:numFmt w:val="bullet"/>
+      <w:lvlText w:val=""/>
+      <w:lvlJc w:val="left"/>
+      <w:pPr>
+        <w:tabs>
+          <w:tab w:val="num" w:pos="3600"/>
+        </w:tabs>
+        <w:ind w:left="3600" w:hanging="360"/>
+      </w:pPr>
+      <w:rPr>
+        <w:rFonts w:ascii="Wingdings" w:hAnsi="Wingdings" w:hint="default"/>
+        <w:sz w:val="20"/>
+      </w:rPr>
+    </w:lvl>
+    <w:lvl w:ilvl="5" w:tentative="1">
+      <w:start w:val="1"/>
+      <w:numFmt w:val="bullet"/>
+      <w:lvlText w:val=""/>
+      <w:lvlJc w:val="left"/>
+      <w:pPr>
+        <w:tabs>
+          <w:tab w:val="num" w:pos="4320"/>
+        </w:tabs>
+        <w:ind w:left="4320" w:hanging="360"/>
+      </w:pPr>
+      <w:rPr>
+        <w:rFonts w:ascii="Wingdings" w:hAnsi="Wingdings" w:hint="default"/>
+        <w:sz w:val="20"/>
+      </w:rPr>
+    </w:lvl>
+    <w:lvl w:ilvl="6" w:tentative="1">
+      <w:start w:val="1"/>
+      <w:numFmt w:val="bullet"/>
+      <w:lvlText w:val=""/>
+      <w:lvlJc w:val="left"/>
+      <w:pPr>
+        <w:tabs>
+          <w:tab w:val="num" w:pos="5040"/>
+        </w:tabs>
+        <w:ind w:left="5040" w:hanging="360"/>
+      </w:pPr>
+      <w:rPr>
+        <w:rFonts w:ascii="Wingdings" w:hAnsi="Wingdings" w:hint="default"/>
+        <w:sz w:val="20"/>
+      </w:rPr>
+    </w:lvl>
+    <w:lvl w:ilvl="7" w:tentative="1">
+      <w:start w:val="1"/>
+      <w:numFmt w:val="bullet"/>
+      <w:lvlText w:val=""/>
+      <w:lvlJc w:val="left"/>
+      <w:pPr>
+        <w:tabs>
+          <w:tab w:val="num" w:pos="5760"/>
+        </w:tabs>
+        <w:ind w:left="5760" w:hanging="360"/>
+      </w:pPr>
+      <w:rPr>
+        <w:rFonts w:ascii="Wingdings" w:hAnsi="Wingdings" w:hint="default"/>
+        <w:sz w:val="20"/>
+      </w:rPr>
+    </w:lvl>
+    <w:lvl w:ilvl="8" w:tentative="1">
+      <w:start w:val="1"/>
+      <w:numFmt w:val="bullet"/>
+      <w:lvlText w:val=""/>
+      <w:lvlJc w:val="left"/>
+      <w:pPr>
+        <w:tabs>
+          <w:tab w:val="num" w:pos="6480"/>
+        </w:tabs>
+        <w:ind w:left="6480" w:hanging="360"/>
+      </w:pPr>
+      <w:rPr>
+        <w:rFonts w:ascii="Wingdings" w:hAnsi="Wingdings" w:hint="default"/>
+        <w:sz w:val="20"/>
+      </w:rPr>
+    </w:lvl>
+  </w:abstractNum>
+  <w:abstractNum w:abstractNumId="11" w15:restartNumberingAfterBreak="0">
+    <w:nsid w:val="5A86228C"/>
+    <w:multiLevelType w:val="multilevel"/>
+    <w:tmpl w:val="24B8F6D4"/>
+    <w:lvl w:ilvl="0">
+      <w:start w:val="1"/>
+      <w:numFmt w:val="bullet"/>
+      <w:lvlText w:val=""/>
+      <w:lvlJc w:val="left"/>
+      <w:pPr>
+        <w:tabs>
+          <w:tab w:val="num" w:pos="720"/>
+        </w:tabs>
+        <w:ind w:left="720" w:hanging="360"/>
+      </w:pPr>
+      <w:rPr>
+        <w:rFonts w:ascii="Symbol" w:hAnsi="Symbol" w:hint="default"/>
+        <w:sz w:val="20"/>
+      </w:rPr>
+    </w:lvl>
+    <w:lvl w:ilvl="1">
+      <w:start w:val="1"/>
+      <w:numFmt w:val="bullet"/>
+      <w:lvlText w:val="o"/>
+      <w:lvlJc w:val="left"/>
+      <w:pPr>
+        <w:tabs>
+          <w:tab w:val="num" w:pos="1440"/>
+        </w:tabs>
+        <w:ind w:left="1440" w:hanging="360"/>
+      </w:pPr>
+      <w:rPr>
+        <w:rFonts w:ascii="Courier New" w:hAnsi="Courier New" w:hint="default"/>
+        <w:sz w:val="20"/>
+      </w:rPr>
+    </w:lvl>
+    <w:lvl w:ilvl="2" w:tentative="1">
+      <w:start w:val="1"/>
+      <w:numFmt w:val="bullet"/>
+      <w:lvlText w:val=""/>
+      <w:lvlJc w:val="left"/>
+      <w:pPr>
+        <w:tabs>
+          <w:tab w:val="num" w:pos="2160"/>
+        </w:tabs>
+        <w:ind w:left="2160" w:hanging="360"/>
+      </w:pPr>
+      <w:rPr>
+        <w:rFonts w:ascii="Wingdings" w:hAnsi="Wingdings" w:hint="default"/>
+        <w:sz w:val="20"/>
+      </w:rPr>
+    </w:lvl>
+    <w:lvl w:ilvl="3" w:tentative="1">
+      <w:start w:val="1"/>
+      <w:numFmt w:val="bullet"/>
+      <w:lvlText w:val=""/>
+      <w:lvlJc w:val="left"/>
+      <w:pPr>
+        <w:tabs>
+          <w:tab w:val="num" w:pos="2880"/>
+        </w:tabs>
+        <w:ind w:left="2880" w:hanging="360"/>
+      </w:pPr>
+      <w:rPr>
+        <w:rFonts w:ascii="Wingdings" w:hAnsi="Wingdings" w:hint="default"/>
+        <w:sz w:val="20"/>
+      </w:rPr>
+    </w:lvl>
+    <w:lvl w:ilvl="4" w:tentative="1">
+      <w:start w:val="1"/>
+      <w:numFmt w:val="bullet"/>
+      <w:lvlText w:val=""/>
+      <w:lvlJc w:val="left"/>
+      <w:pPr>
+        <w:tabs>
+          <w:tab w:val="num" w:pos="3600"/>
+        </w:tabs>
+        <w:ind w:left="3600" w:hanging="360"/>
+      </w:pPr>
+      <w:rPr>
+        <w:rFonts w:ascii="Wingdings" w:hAnsi="Wingdings" w:hint="default"/>
+        <w:sz w:val="20"/>
+      </w:rPr>
+    </w:lvl>
+    <w:lvl w:ilvl="5" w:tentative="1">
+      <w:start w:val="1"/>
+      <w:numFmt w:val="bullet"/>
+      <w:lvlText w:val=""/>
+      <w:lvlJc w:val="left"/>
+      <w:pPr>
+        <w:tabs>
+          <w:tab w:val="num" w:pos="4320"/>
+        </w:tabs>
+        <w:ind w:left="4320" w:hanging="360"/>
+      </w:pPr>
+      <w:rPr>
+        <w:rFonts w:ascii="Wingdings" w:hAnsi="Wingdings" w:hint="default"/>
+        <w:sz w:val="20"/>
+      </w:rPr>
+    </w:lvl>
+    <w:lvl w:ilvl="6" w:tentative="1">
+      <w:start w:val="1"/>
+      <w:numFmt w:val="bullet"/>
+      <w:lvlText w:val=""/>
+      <w:lvlJc w:val="left"/>
+      <w:pPr>
+        <w:tabs>
+          <w:tab w:val="num" w:pos="5040"/>
+        </w:tabs>
+        <w:ind w:left="5040" w:hanging="360"/>
+      </w:pPr>
+      <w:rPr>
+        <w:rFonts w:ascii="Wingdings" w:hAnsi="Wingdings" w:hint="default"/>
+        <w:sz w:val="20"/>
+      </w:rPr>
+    </w:lvl>
+    <w:lvl w:ilvl="7" w:tentative="1">
+      <w:start w:val="1"/>
+      <w:numFmt w:val="bullet"/>
+      <w:lvlText w:val=""/>
+      <w:lvlJc w:val="left"/>
+      <w:pPr>
+        <w:tabs>
+          <w:tab w:val="num" w:pos="5760"/>
+        </w:tabs>
+        <w:ind w:left="5760" w:hanging="360"/>
+      </w:pPr>
+      <w:rPr>
+        <w:rFonts w:ascii="Wingdings" w:hAnsi="Wingdings" w:hint="default"/>
+        <w:sz w:val="20"/>
+      </w:rPr>
+    </w:lvl>
+    <w:lvl w:ilvl="8" w:tentative="1">
+      <w:start w:val="1"/>
+      <w:numFmt w:val="bullet"/>
+      <w:lvlText w:val=""/>
+      <w:lvlJc w:val="left"/>
+      <w:pPr>
+        <w:tabs>
+          <w:tab w:val="num" w:pos="6480"/>
+        </w:tabs>
+        <w:ind w:left="6480" w:hanging="360"/>
+      </w:pPr>
+      <w:rPr>
+        <w:rFonts w:ascii="Wingdings" w:hAnsi="Wingdings" w:hint="default"/>
+        <w:sz w:val="20"/>
+      </w:rPr>
+    </w:lvl>
+  </w:abstractNum>
+  <w:abstractNum w:abstractNumId="12" w15:restartNumberingAfterBreak="0">
+    <w:nsid w:val="68AF4328"/>
+    <w:multiLevelType w:val="multilevel"/>
+    <w:tmpl w:val="4C9C7DCC"/>
+    <w:lvl w:ilvl="0">
+      <w:start w:val="1"/>
+      <w:numFmt w:val="bullet"/>
+      <w:lvlText w:val=""/>
+      <w:lvlJc w:val="left"/>
+      <w:pPr>
+        <w:tabs>
+          <w:tab w:val="num" w:pos="720"/>
+        </w:tabs>
+        <w:ind w:left="720" w:hanging="360"/>
+      </w:pPr>
+      <w:rPr>
+        <w:rFonts w:ascii="Symbol" w:hAnsi="Symbol" w:hint="default"/>
+        <w:sz w:val="20"/>
+      </w:rPr>
+    </w:lvl>
+    <w:lvl w:ilvl="1" w:tentative="1">
+      <w:start w:val="1"/>
+      <w:numFmt w:val="bullet"/>
+      <w:lvlText w:val="o"/>
+      <w:lvlJc w:val="left"/>
+      <w:pPr>
+        <w:tabs>
+          <w:tab w:val="num" w:pos="1440"/>
+        </w:tabs>
+        <w:ind w:left="1440" w:hanging="360"/>
+      </w:pPr>
+      <w:rPr>
+        <w:rFonts w:ascii="Courier New" w:hAnsi="Courier New" w:hint="default"/>
+        <w:sz w:val="20"/>
+      </w:rPr>
+    </w:lvl>
+    <w:lvl w:ilvl="2" w:tentative="1">
+      <w:start w:val="1"/>
+      <w:numFmt w:val="bullet"/>
+      <w:lvlText w:val=""/>
+      <w:lvlJc w:val="left"/>
+      <w:pPr>
+        <w:tabs>
+          <w:tab w:val="num" w:pos="2160"/>
+        </w:tabs>
+        <w:ind w:left="2160" w:hanging="360"/>
+      </w:pPr>
+      <w:rPr>
+        <w:rFonts w:ascii="Wingdings" w:hAnsi="Wingdings" w:hint="default"/>
+        <w:sz w:val="20"/>
+      </w:rPr>
+    </w:lvl>
+    <w:lvl w:ilvl="3" w:tentative="1">
+      <w:start w:val="1"/>
+      <w:numFmt w:val="bullet"/>
+      <w:lvlText w:val=""/>
+      <w:lvlJc w:val="left"/>
+      <w:pPr>
+        <w:tabs>
+          <w:tab w:val="num" w:pos="2880"/>
+        </w:tabs>
+        <w:ind w:left="2880" w:hanging="360"/>
+      </w:pPr>
+      <w:rPr>
+        <w:rFonts w:ascii="Wingdings" w:hAnsi="Wingdings" w:hint="default"/>
+        <w:sz w:val="20"/>
+      </w:rPr>
+    </w:lvl>
+    <w:lvl w:ilvl="4" w:tentative="1">
+      <w:start w:val="1"/>
+      <w:numFmt w:val="bullet"/>
+      <w:lvlText w:val=""/>
+      <w:lvlJc w:val="left"/>
+      <w:pPr>
+        <w:tabs>
+          <w:tab w:val="num" w:pos="3600"/>
+        </w:tabs>
+        <w:ind w:left="3600" w:hanging="360"/>
+      </w:pPr>
+      <w:rPr>
+        <w:rFonts w:ascii="Wingdings" w:hAnsi="Wingdings" w:hint="default"/>
+        <w:sz w:val="20"/>
+      </w:rPr>
+    </w:lvl>
+    <w:lvl w:ilvl="5" w:tentative="1">
+      <w:start w:val="1"/>
+      <w:numFmt w:val="bullet"/>
+      <w:lvlText w:val=""/>
+      <w:lvlJc w:val="left"/>
+      <w:pPr>
+        <w:tabs>
+          <w:tab w:val="num" w:pos="4320"/>
+        </w:tabs>
+        <w:ind w:left="4320" w:hanging="360"/>
+      </w:pPr>
+      <w:rPr>
+        <w:rFonts w:ascii="Wingdings" w:hAnsi="Wingdings" w:hint="default"/>
+        <w:sz w:val="20"/>
+      </w:rPr>
+    </w:lvl>
+    <w:lvl w:ilvl="6" w:tentative="1">
+      <w:start w:val="1"/>
+      <w:numFmt w:val="bullet"/>
+      <w:lvlText w:val=""/>
+      <w:lvlJc w:val="left"/>
+      <w:pPr>
+        <w:tabs>
+          <w:tab w:val="num" w:pos="5040"/>
+        </w:tabs>
+        <w:ind w:left="5040" w:hanging="360"/>
+      </w:pPr>
+      <w:rPr>
+        <w:rFonts w:ascii="Wingdings" w:hAnsi="Wingdings" w:hint="default"/>
+        <w:sz w:val="20"/>
+      </w:rPr>
+    </w:lvl>
+    <w:lvl w:ilvl="7" w:tentative="1">
+      <w:start w:val="1"/>
+      <w:numFmt w:val="bullet"/>
+      <w:lvlText w:val=""/>
+      <w:lvlJc w:val="left"/>
+      <w:pPr>
+        <w:tabs>
+          <w:tab w:val="num" w:pos="5760"/>
+        </w:tabs>
+        <w:ind w:left="5760" w:hanging="360"/>
+      </w:pPr>
+      <w:rPr>
+        <w:rFonts w:ascii="Wingdings" w:hAnsi="Wingdings" w:hint="default"/>
+        <w:sz w:val="20"/>
+      </w:rPr>
+    </w:lvl>
+    <w:lvl w:ilvl="8" w:tentative="1">
+      <w:start w:val="1"/>
+      <w:numFmt w:val="bullet"/>
+      <w:lvlText w:val=""/>
+      <w:lvlJc w:val="left"/>
+      <w:pPr>
+        <w:tabs>
+          <w:tab w:val="num" w:pos="6480"/>
+        </w:tabs>
+        <w:ind w:left="6480" w:hanging="360"/>
+      </w:pPr>
+      <w:rPr>
+        <w:rFonts w:ascii="Wingdings" w:hAnsi="Wingdings" w:hint="default"/>
+        <w:sz w:val="20"/>
+      </w:rPr>
+    </w:lvl>
+  </w:abstractNum>
+  <w:abstractNum w:abstractNumId="13" w15:restartNumberingAfterBreak="0">
+    <w:nsid w:val="7EAC666E"/>
+    <w:multiLevelType w:val="hybridMultilevel"/>
+    <w:tmpl w:val="D1AA0174"/>
+    <w:lvl w:ilvl="0" w:tplc="38090001">
+      <w:start w:val="1"/>
+      <w:numFmt w:val="bullet"/>
+      <w:lvlText w:val=""/>
+      <w:lvlJc w:val="left"/>
+      <w:pPr>
+        <w:ind w:left="1440" w:hanging="360"/>
+      </w:pPr>
+      <w:rPr>
+        <w:rFonts w:ascii="Symbol" w:hAnsi="Symbol" w:hint="default"/>
+      </w:rPr>
+    </w:lvl>
+    <w:lvl w:ilvl="1" w:tplc="38090003" w:tentative="1">
+      <w:start w:val="1"/>
+      <w:numFmt w:val="bullet"/>
+      <w:lvlText w:val="o"/>
+      <w:lvlJc w:val="left"/>
+      <w:pPr>
+        <w:ind w:left="2160" w:hanging="360"/>
+      </w:pPr>
+      <w:rPr>
+        <w:rFonts w:ascii="Courier New" w:hAnsi="Courier New" w:cs="Courier New" w:hint="default"/>
+      </w:rPr>
+    </w:lvl>
+    <w:lvl w:ilvl="2" w:tplc="38090005" w:tentative="1">
+      <w:start w:val="1"/>
+      <w:numFmt w:val="bullet"/>
+      <w:lvlText w:val=""/>
+      <w:lvlJc w:val="left"/>
+      <w:pPr>
+        <w:ind w:left="2880" w:hanging="360"/>
+      </w:pPr>
+      <w:rPr>
+        <w:rFonts w:ascii="Wingdings" w:hAnsi="Wingdings" w:hint="default"/>
+      </w:rPr>
+    </w:lvl>
+    <w:lvl w:ilvl="3" w:tplc="38090001" w:tentative="1">
+      <w:start w:val="1"/>
+      <w:numFmt w:val="bullet"/>
+      <w:lvlText w:val=""/>
+      <w:lvlJc w:val="left"/>
+      <w:pPr>
+        <w:ind w:left="3600" w:hanging="360"/>
+      </w:pPr>
+      <w:rPr>
+        <w:rFonts w:ascii="Symbol" w:hAnsi="Symbol" w:hint="default"/>
+      </w:rPr>
+    </w:lvl>
+    <w:lvl w:ilvl="4" w:tplc="38090003" w:tentative="1">
+      <w:start w:val="1"/>
+      <w:numFmt w:val="bullet"/>
+      <w:lvlText w:val="o"/>
+      <w:lvlJc w:val="left"/>
+      <w:pPr>
+        <w:ind w:left="4320" w:hanging="360"/>
+      </w:pPr>
+      <w:rPr>
+        <w:rFonts w:ascii="Courier New" w:hAnsi="Courier New" w:cs="Courier New" w:hint="default"/>
+      </w:rPr>
+    </w:lvl>
+    <w:lvl w:ilvl="5" w:tplc="38090005" w:tentative="1">
+      <w:start w:val="1"/>
+      <w:numFmt w:val="bullet"/>
+      <w:lvlText w:val=""/>
+      <w:lvlJc w:val="left"/>
+      <w:pPr>
+        <w:ind w:left="5040" w:hanging="360"/>
+      </w:pPr>
+      <w:rPr>
+        <w:rFonts w:ascii="Wingdings" w:hAnsi="Wingdings" w:hint="default"/>
+      </w:rPr>
+    </w:lvl>
+    <w:lvl w:ilvl="6" w:tplc="38090001" w:tentative="1">
+      <w:start w:val="1"/>
+      <w:numFmt w:val="bullet"/>
+      <w:lvlText w:val=""/>
+      <w:lvlJc w:val="left"/>
+      <w:pPr>
+        <w:ind w:left="5760" w:hanging="360"/>
+      </w:pPr>
+      <w:rPr>
+        <w:rFonts w:ascii="Symbol" w:hAnsi="Symbol" w:hint="default"/>
+      </w:rPr>
+    </w:lvl>
+    <w:lvl w:ilvl="7" w:tplc="38090003" w:tentative="1">
+      <w:start w:val="1"/>
+      <w:numFmt w:val="bullet"/>
+      <w:lvlText w:val="o"/>
+      <w:lvlJc w:val="left"/>
+      <w:pPr>
+        <w:ind w:left="6480" w:hanging="360"/>
+      </w:pPr>
+      <w:rPr>
+        <w:rFonts w:ascii="Courier New" w:hAnsi="Courier New" w:cs="Courier New" w:hint="default"/>
+      </w:rPr>
+    </w:lvl>
+    <w:lvl w:ilvl="8" w:tplc="38090005" w:tentative="1">
+      <w:start w:val="1"/>
+      <w:numFmt w:val="bullet"/>
+      <w:lvlText w:val=""/>
+      <w:lvlJc w:val="left"/>
+      <w:pPr>
+        <w:ind w:left="7200" w:hanging="360"/>
+      </w:pPr>
+      <w:rPr>
+        <w:rFonts w:ascii="Wingdings" w:hAnsi="Wingdings" w:hint="default"/>
+      </w:rPr>
+    </w:lvl>
+  </w:abstractNum>
+  <w:abstractNum w:abstractNumId="14" w15:restartNumberingAfterBreak="0">
+    <w:nsid w:val="7FA77D44"/>
+    <w:multiLevelType w:val="hybridMultilevel"/>
+    <w:tmpl w:val="6D167F36"/>
+    <w:lvl w:ilvl="0" w:tplc="9940B484">
+      <w:start w:val="1"/>
+      <w:numFmt w:val="decimal"/>
+      <w:lvlText w:val="%1."/>
+      <w:lvlJc w:val="left"/>
+      <w:pPr>
+        <w:ind w:left="720" w:hanging="360"/>
+      </w:pPr>
+      <w:rPr>
+        <w:rFonts w:hint="default"/>
+        <w:b w:val="0"/>
+        <w:bCs w:val="0"/>
+      </w:rPr>
+    </w:lvl>
+    <w:lvl w:ilvl="1" w:tplc="38090019">
+      <w:start w:val="1"/>
+      <w:numFmt w:val="lowerLetter"/>
+      <w:lvlText w:val="%2."/>
+      <w:lvlJc w:val="left"/>
+      <w:pPr>
+        <w:ind w:left="1440" w:hanging="360"/>
+      </w:pPr>
+    </w:lvl>
+    <w:lvl w:ilvl="2" w:tplc="3809001B" w:tentative="1">
+      <w:start w:val="1"/>
+      <w:numFmt w:val="lowerRoman"/>
+      <w:lvlText w:val="%3."/>
+      <w:lvlJc w:val="right"/>
+      <w:pPr>
+        <w:ind w:left="2160" w:hanging="180"/>
+      </w:pPr>
+    </w:lvl>
+    <w:lvl w:ilvl="3" w:tplc="3809000F" w:tentative="1">
+      <w:start w:val="1"/>
+      <w:numFmt w:val="decimal"/>
+      <w:lvlText w:val="%4."/>
+      <w:lvlJc w:val="left"/>
+      <w:pPr>
+        <w:ind w:left="2880" w:hanging="360"/>
+      </w:pPr>
+    </w:lvl>
+    <w:lvl w:ilvl="4" w:tplc="38090019" w:tentative="1">
+      <w:start w:val="1"/>
+      <w:numFmt w:val="lowerLetter"/>
+      <w:lvlText w:val="%5."/>
+      <w:lvlJc w:val="left"/>
+      <w:pPr>
+        <w:ind w:left="3600" w:hanging="360"/>
+      </w:pPr>
+    </w:lvl>
+    <w:lvl w:ilvl="5" w:tplc="3809001B" w:tentative="1">
+      <w:start w:val="1"/>
+      <w:numFmt w:val="lowerRoman"/>
+      <w:lvlText w:val="%6."/>
+      <w:lvlJc w:val="right"/>
+      <w:pPr>
+        <w:ind w:left="4320" w:hanging="180"/>
+      </w:pPr>
+    </w:lvl>
+    <w:lvl w:ilvl="6" w:tplc="3809000F" w:tentative="1">
+      <w:start w:val="1"/>
+      <w:numFmt w:val="decimal"/>
+      <w:lvlText w:val="%7."/>
+      <w:lvlJc w:val="left"/>
+      <w:pPr>
+        <w:ind w:left="5040" w:hanging="360"/>
+      </w:pPr>
+    </w:lvl>
+    <w:lvl w:ilvl="7" w:tplc="38090019" w:tentative="1">
+      <w:start w:val="1"/>
+      <w:numFmt w:val="lowerLetter"/>
+      <w:lvlText w:val="%8."/>
+      <w:lvlJc w:val="left"/>
+      <w:pPr>
+        <w:ind w:left="5760" w:hanging="360"/>
+      </w:pPr>
+    </w:lvl>
+    <w:lvl w:ilvl="8" w:tplc="3809001B" w:tentative="1">
+      <w:start w:val="1"/>
+      <w:numFmt w:val="lowerRoman"/>
+      <w:lvlText w:val="%9."/>
+      <w:lvlJc w:val="right"/>
+      <w:pPr>
+        <w:ind w:left="6480" w:hanging="180"/>
+      </w:pPr>
+    </w:lvl>
+  </w:abstractNum>
+  <w:num w:numId="1" w16cid:durableId="666402795">
+    <w:abstractNumId w:val="2"/>
+  </w:num>
+  <w:num w:numId="2" w16cid:durableId="169489560">
+    <w:abstractNumId w:val="3"/>
+  </w:num>
+  <w:num w:numId="3" w16cid:durableId="2042389900">
+    <w:abstractNumId w:val="1"/>
+  </w:num>
+  <w:num w:numId="4" w16cid:durableId="1211385726">
+    <w:abstractNumId w:val="14"/>
+  </w:num>
+  <w:num w:numId="5" w16cid:durableId="1939873053">
+    <w:abstractNumId w:val="11"/>
+  </w:num>
+  <w:num w:numId="6" w16cid:durableId="1153596323">
+    <w:abstractNumId w:val="9"/>
+  </w:num>
+  <w:num w:numId="7" w16cid:durableId="609627447">
+    <w:abstractNumId w:val="7"/>
+  </w:num>
+  <w:num w:numId="8" w16cid:durableId="119610103">
+    <w:abstractNumId w:val="10"/>
+  </w:num>
+  <w:num w:numId="9" w16cid:durableId="1015499001">
+    <w:abstractNumId w:val="12"/>
+  </w:num>
+  <w:num w:numId="10" w16cid:durableId="1231235457">
+    <w:abstractNumId w:val="13"/>
+  </w:num>
+  <w:num w:numId="11" w16cid:durableId="533277003">
+    <w:abstractNumId w:val="0"/>
+  </w:num>
+  <w:num w:numId="12" w16cid:durableId="1548251333">
+    <w:abstractNumId w:val="4"/>
+  </w:num>
+  <w:num w:numId="13" w16cid:durableId="733045975">
+    <w:abstractNumId w:val="6"/>
+  </w:num>
+  <w:num w:numId="14" w16cid:durableId="535123054">
+    <w:abstractNumId w:val="8"/>
+  </w:num>
+  <w:num w:numId="15" w16cid:durableId="751396791">
+    <w:abstractNumId w:val="5"/>
+  </w:num>
+</w:numbering>
 </file>
 
 <file path=word/styles.xml><?xml version="1.0" encoding="utf-8"?>
@@ -464,7 +7295,6 @@
     <w:next w:val="Normal"/>
     <w:link w:val="Heading3Char"/>
     <w:uiPriority w:val="9"/>
-    <w:semiHidden/>
     <w:unhideWhenUsed/>
     <w:qFormat/>
     <w:rsid w:val="002772A6"/>
@@ -672,7 +7502,6 @@
     <w:basedOn w:val="DefaultParagraphFont"/>
     <w:link w:val="Heading3"/>
     <w:uiPriority w:val="9"/>
-    <w:semiHidden/>
     <w:rsid w:val="002772A6"/>
     <w:rPr>
       <w:rFonts w:eastAsiaTheme="majorEastAsia" w:cstheme="majorBidi"/>
@@ -928,6 +7757,37 @@
       <w:smallCaps/>
       <w:color w:val="0F4761" w:themeColor="accent1" w:themeShade="BF"/>
       <w:spacing w:val="5"/>
+    </w:rPr>
+  </w:style>
+  <w:style w:type="paragraph" w:styleId="NormalWeb">
+    <w:name w:val="Normal (Web)"/>
+    <w:basedOn w:val="Normal"/>
+    <w:uiPriority w:val="99"/>
+    <w:unhideWhenUsed/>
+    <w:rsid w:val="004D658C"/>
+    <w:pPr>
+      <w:spacing w:before="100" w:beforeAutospacing="1" w:after="100" w:afterAutospacing="1" w:line="240" w:lineRule="auto"/>
+    </w:pPr>
+    <w:rPr>
+      <w:rFonts w:ascii="Times New Roman" w:eastAsia="Times New Roman" w:hAnsi="Times New Roman" w:cs="Times New Roman"/>
+      <w:kern w:val="0"/>
+      <w:sz w:val="24"/>
+      <w:szCs w:val="24"/>
+      <w:lang w:eastAsia="en-ID"/>
+      <w14:ligatures w14:val="none"/>
+    </w:rPr>
+  </w:style>
+  <w:style w:type="character" w:styleId="HTMLCode">
+    <w:name w:val="HTML Code"/>
+    <w:basedOn w:val="DefaultParagraphFont"/>
+    <w:uiPriority w:val="99"/>
+    <w:semiHidden/>
+    <w:unhideWhenUsed/>
+    <w:rsid w:val="004D658C"/>
+    <w:rPr>
+      <w:rFonts w:ascii="Courier New" w:eastAsia="Times New Roman" w:hAnsi="Courier New" w:cs="Courier New"/>
+      <w:sz w:val="20"/>
+      <w:szCs w:val="20"/>
     </w:rPr>
   </w:style>
 </w:styles>
